--- a/docs/tables/entire/sec7_aki_c30.docx
+++ b/docs/tables/entire/sec7_aki_c30.docx
@@ -2069,113 +2069,113 @@
                 <w:szCs w:val="22"/>
                 <w:color w:val="000000"/>
               </w:rPr>
-              <w:t xml:space="preserve">1.56</w:t>
-            </w:r>
-          </w:p>
-        </w:tc>
-        <w:tc>
-          <w:tcPr>
-            <w:tcBorders>
-              <w:bottom w:val="none" w:sz="0" w:space="0" w:color="000000"/>
-              <w:top w:val="none" w:sz="0" w:space="0" w:color="000000"/>
-              <w:left w:val="none" w:sz="0" w:space="0" w:color="000000"/>
-              <w:right w:val="none" w:sz="0" w:space="0" w:color="000000"/>
-            </w:tcBorders>
-            <w:shd w:val="clear" w:color="auto" w:fill="FFFFFF"/>
-            <w:tcMar>
-              <w:top w:w="0" w:type="dxa"/>
-              <w:bottom w:w="0" w:type="dxa"/>
-              <w:left w:w="0" w:type="dxa"/>
-              <w:right w:w="0" w:type="dxa"/>
-            </w:tcMar>
-            <w:vAlign w:val="top"/>
-          </w:tcPr>
-          <w:p>
-            <w:pPr>
-              <w:pStyle w:val="Normal"/>
-              <w:jc w:val="center"/>
-              <w:pBdr>
-                <w:bottom w:val="none" w:sz="0" w:space="0" w:color="000000"/>
-                <w:top w:val="none" w:sz="0" w:space="0" w:color="000000"/>
-                <w:left w:val="none" w:sz="0" w:space="0" w:color="000000"/>
-                <w:right w:val="none" w:sz="0" w:space="0" w:color="000000"/>
-              </w:pBdr>
-              <w:spacing w:after="100" w:before="100" w:line="240"/>
-              <w:ind w:left="100" w:right="100" w:firstLine="0" w:firstLineChars="0"/>
-              <w:rPr>
-                <w:rFonts w:ascii="Helvetica" w:hAnsi="Helvetica" w:eastAsia="Helvetica" w:cs="Helvetica"/>
-                <w:i w:val="false"/>
-                <w:b w:val="false"/>
-                <w:u w:val="none"/>
-                <w:sz w:val="22"/>
-                <w:szCs w:val="22"/>
-                <w:color w:val="000000"/>
-              </w:rPr>
-            </w:pPr>
-            <w:r>
-              <w:rPr>
-                <w:rFonts w:ascii="Helvetica" w:hAnsi="Helvetica" w:eastAsia="Helvetica" w:cs="Helvetica"/>
-                <w:i w:val="false"/>
-                <w:b w:val="false"/>
-                <w:u w:val="none"/>
-                <w:sz w:val="22"/>
-                <w:szCs w:val="22"/>
-                <w:color w:val="000000"/>
-              </w:rPr>
-              <w:t xml:space="preserve">1.10, 2.22</w:t>
-            </w:r>
-          </w:p>
-        </w:tc>
-        <w:tc>
-          <w:tcPr>
-            <w:tcBorders>
-              <w:bottom w:val="none" w:sz="0" w:space="0" w:color="000000"/>
-              <w:top w:val="none" w:sz="0" w:space="0" w:color="000000"/>
-              <w:left w:val="none" w:sz="0" w:space="0" w:color="000000"/>
-              <w:right w:val="none" w:sz="0" w:space="0" w:color="000000"/>
-            </w:tcBorders>
-            <w:shd w:val="clear" w:color="auto" w:fill="FFFFFF"/>
-            <w:tcMar>
-              <w:top w:w="0" w:type="dxa"/>
-              <w:bottom w:w="0" w:type="dxa"/>
-              <w:left w:w="0" w:type="dxa"/>
-              <w:right w:w="0" w:type="dxa"/>
-            </w:tcMar>
-            <w:vAlign w:val="top"/>
-          </w:tcPr>
-          <w:p>
-            <w:pPr>
-              <w:pStyle w:val="Normal"/>
-              <w:jc w:val="center"/>
-              <w:pBdr>
-                <w:bottom w:val="none" w:sz="0" w:space="0" w:color="000000"/>
-                <w:top w:val="none" w:sz="0" w:space="0" w:color="000000"/>
-                <w:left w:val="none" w:sz="0" w:space="0" w:color="000000"/>
-                <w:right w:val="none" w:sz="0" w:space="0" w:color="000000"/>
-              </w:pBdr>
-              <w:spacing w:after="100" w:before="100" w:line="240"/>
-              <w:ind w:left="100" w:right="100" w:firstLine="0" w:firstLineChars="0"/>
-              <w:rPr>
-                <w:rFonts w:ascii="Helvetica" w:hAnsi="Helvetica" w:eastAsia="Helvetica" w:cs="Helvetica"/>
-                <w:i w:val="false"/>
-                <w:b w:val="false"/>
-                <w:u w:val="none"/>
-                <w:sz w:val="22"/>
-                <w:szCs w:val="22"/>
-                <w:color w:val="000000"/>
-              </w:rPr>
-            </w:pPr>
-            <w:r>
-              <w:rPr>
-                <w:rFonts w:ascii="Helvetica" w:hAnsi="Helvetica" w:eastAsia="Helvetica" w:cs="Helvetica"/>
-                <w:i w:val="false"/>
-                <w:b w:val="false"/>
-                <w:u w:val="none"/>
-                <w:sz w:val="22"/>
-                <w:szCs w:val="22"/>
-                <w:color w:val="000000"/>
-              </w:rPr>
-              <w:t xml:space="preserve">0.013</w:t>
+              <w:t xml:space="preserve">1.58</w:t>
+            </w:r>
+          </w:p>
+        </w:tc>
+        <w:tc>
+          <w:tcPr>
+            <w:tcBorders>
+              <w:bottom w:val="none" w:sz="0" w:space="0" w:color="000000"/>
+              <w:top w:val="none" w:sz="0" w:space="0" w:color="000000"/>
+              <w:left w:val="none" w:sz="0" w:space="0" w:color="000000"/>
+              <w:right w:val="none" w:sz="0" w:space="0" w:color="000000"/>
+            </w:tcBorders>
+            <w:shd w:val="clear" w:color="auto" w:fill="FFFFFF"/>
+            <w:tcMar>
+              <w:top w:w="0" w:type="dxa"/>
+              <w:bottom w:w="0" w:type="dxa"/>
+              <w:left w:w="0" w:type="dxa"/>
+              <w:right w:w="0" w:type="dxa"/>
+            </w:tcMar>
+            <w:vAlign w:val="top"/>
+          </w:tcPr>
+          <w:p>
+            <w:pPr>
+              <w:pStyle w:val="Normal"/>
+              <w:jc w:val="center"/>
+              <w:pBdr>
+                <w:bottom w:val="none" w:sz="0" w:space="0" w:color="000000"/>
+                <w:top w:val="none" w:sz="0" w:space="0" w:color="000000"/>
+                <w:left w:val="none" w:sz="0" w:space="0" w:color="000000"/>
+                <w:right w:val="none" w:sz="0" w:space="0" w:color="000000"/>
+              </w:pBdr>
+              <w:spacing w:after="100" w:before="100" w:line="240"/>
+              <w:ind w:left="100" w:right="100" w:firstLine="0" w:firstLineChars="0"/>
+              <w:rPr>
+                <w:rFonts w:ascii="Helvetica" w:hAnsi="Helvetica" w:eastAsia="Helvetica" w:cs="Helvetica"/>
+                <w:i w:val="false"/>
+                <w:b w:val="false"/>
+                <w:u w:val="none"/>
+                <w:sz w:val="22"/>
+                <w:szCs w:val="22"/>
+                <w:color w:val="000000"/>
+              </w:rPr>
+            </w:pPr>
+            <w:r>
+              <w:rPr>
+                <w:rFonts w:ascii="Helvetica" w:hAnsi="Helvetica" w:eastAsia="Helvetica" w:cs="Helvetica"/>
+                <w:i w:val="false"/>
+                <w:b w:val="false"/>
+                <w:u w:val="none"/>
+                <w:sz w:val="22"/>
+                <w:szCs w:val="22"/>
+                <w:color w:val="000000"/>
+              </w:rPr>
+              <w:t xml:space="preserve">1.11, 2.24</w:t>
+            </w:r>
+          </w:p>
+        </w:tc>
+        <w:tc>
+          <w:tcPr>
+            <w:tcBorders>
+              <w:bottom w:val="none" w:sz="0" w:space="0" w:color="000000"/>
+              <w:top w:val="none" w:sz="0" w:space="0" w:color="000000"/>
+              <w:left w:val="none" w:sz="0" w:space="0" w:color="000000"/>
+              <w:right w:val="none" w:sz="0" w:space="0" w:color="000000"/>
+            </w:tcBorders>
+            <w:shd w:val="clear" w:color="auto" w:fill="FFFFFF"/>
+            <w:tcMar>
+              <w:top w:w="0" w:type="dxa"/>
+              <w:bottom w:w="0" w:type="dxa"/>
+              <w:left w:w="0" w:type="dxa"/>
+              <w:right w:w="0" w:type="dxa"/>
+            </w:tcMar>
+            <w:vAlign w:val="top"/>
+          </w:tcPr>
+          <w:p>
+            <w:pPr>
+              <w:pStyle w:val="Normal"/>
+              <w:jc w:val="center"/>
+              <w:pBdr>
+                <w:bottom w:val="none" w:sz="0" w:space="0" w:color="000000"/>
+                <w:top w:val="none" w:sz="0" w:space="0" w:color="000000"/>
+                <w:left w:val="none" w:sz="0" w:space="0" w:color="000000"/>
+                <w:right w:val="none" w:sz="0" w:space="0" w:color="000000"/>
+              </w:pBdr>
+              <w:spacing w:after="100" w:before="100" w:line="240"/>
+              <w:ind w:left="100" w:right="100" w:firstLine="0" w:firstLineChars="0"/>
+              <w:rPr>
+                <w:rFonts w:ascii="Helvetica" w:hAnsi="Helvetica" w:eastAsia="Helvetica" w:cs="Helvetica"/>
+                <w:i w:val="false"/>
+                <w:b w:val="false"/>
+                <w:u w:val="none"/>
+                <w:sz w:val="22"/>
+                <w:szCs w:val="22"/>
+                <w:color w:val="000000"/>
+              </w:rPr>
+            </w:pPr>
+            <w:r>
+              <w:rPr>
+                <w:rFonts w:ascii="Helvetica" w:hAnsi="Helvetica" w:eastAsia="Helvetica" w:cs="Helvetica"/>
+                <w:i w:val="false"/>
+                <w:b w:val="false"/>
+                <w:u w:val="none"/>
+                <w:sz w:val="22"/>
+                <w:szCs w:val="22"/>
+                <w:color w:val="000000"/>
+              </w:rPr>
+              <w:t xml:space="preserve">0.011</w:t>
             </w:r>
           </w:p>
         </w:tc>
@@ -2658,7 +2658,7 @@
                 <w:szCs w:val="22"/>
                 <w:color w:val="000000"/>
               </w:rPr>
-              <w:t xml:space="preserve">0.220</w:t>
+              <w:t xml:space="preserve">0.230</w:t>
             </w:r>
           </w:p>
         </w:tc>
@@ -4054,7 +4054,7 @@
                 <w:szCs w:val="22"/>
                 <w:color w:val="000000"/>
               </w:rPr>
-              <w:t xml:space="preserve">1.21, 2.64</w:t>
+              <w:t xml:space="preserve">1.21, 2.63</w:t>
             </w:r>
           </w:p>
         </w:tc>
@@ -4590,7 +4590,7 @@
                 <w:szCs w:val="22"/>
                 <w:color w:val="000000"/>
               </w:rPr>
-              <w:t xml:space="preserve">0.350</w:t>
+              <w:t xml:space="preserve">0.340</w:t>
             </w:r>
           </w:p>
         </w:tc>
@@ -5933,113 +5933,113 @@
                 <w:szCs w:val="22"/>
                 <w:color w:val="000000"/>
               </w:rPr>
-              <w:t xml:space="preserve">1.16</w:t>
-            </w:r>
-          </w:p>
-        </w:tc>
-        <w:tc>
-          <w:tcPr>
-            <w:tcBorders>
-              <w:bottom w:val="none" w:sz="0" w:space="0" w:color="000000"/>
-              <w:top w:val="none" w:sz="0" w:space="0" w:color="000000"/>
-              <w:left w:val="none" w:sz="0" w:space="0" w:color="000000"/>
-              <w:right w:val="none" w:sz="0" w:space="0" w:color="000000"/>
-            </w:tcBorders>
-            <w:shd w:val="clear" w:color="auto" w:fill="FFFFFF"/>
-            <w:tcMar>
-              <w:top w:w="0" w:type="dxa"/>
-              <w:bottom w:w="0" w:type="dxa"/>
-              <w:left w:w="0" w:type="dxa"/>
-              <w:right w:w="0" w:type="dxa"/>
-            </w:tcMar>
-            <w:vAlign w:val="top"/>
-          </w:tcPr>
-          <w:p>
-            <w:pPr>
-              <w:pStyle w:val="Normal"/>
-              <w:jc w:val="center"/>
-              <w:pBdr>
-                <w:bottom w:val="none" w:sz="0" w:space="0" w:color="000000"/>
-                <w:top w:val="none" w:sz="0" w:space="0" w:color="000000"/>
-                <w:left w:val="none" w:sz="0" w:space="0" w:color="000000"/>
-                <w:right w:val="none" w:sz="0" w:space="0" w:color="000000"/>
-              </w:pBdr>
-              <w:spacing w:after="100" w:before="100" w:line="240"/>
-              <w:ind w:left="100" w:right="100" w:firstLine="0" w:firstLineChars="0"/>
-              <w:rPr>
-                <w:rFonts w:ascii="Helvetica" w:hAnsi="Helvetica" w:eastAsia="Helvetica" w:cs="Helvetica"/>
-                <w:i w:val="false"/>
-                <w:b w:val="false"/>
-                <w:u w:val="none"/>
-                <w:sz w:val="22"/>
-                <w:szCs w:val="22"/>
-                <w:color w:val="000000"/>
-              </w:rPr>
-            </w:pPr>
-            <w:r>
-              <w:rPr>
-                <w:rFonts w:ascii="Helvetica" w:hAnsi="Helvetica" w:eastAsia="Helvetica" w:cs="Helvetica"/>
-                <w:i w:val="false"/>
-                <w:b w:val="false"/>
-                <w:u w:val="none"/>
-                <w:sz w:val="22"/>
-                <w:szCs w:val="22"/>
-                <w:color w:val="000000"/>
-              </w:rPr>
-              <w:t xml:space="preserve">0.82, 1.64</w:t>
-            </w:r>
-          </w:p>
-        </w:tc>
-        <w:tc>
-          <w:tcPr>
-            <w:tcBorders>
-              <w:bottom w:val="none" w:sz="0" w:space="0" w:color="000000"/>
-              <w:top w:val="none" w:sz="0" w:space="0" w:color="000000"/>
-              <w:left w:val="none" w:sz="0" w:space="0" w:color="000000"/>
-              <w:right w:val="none" w:sz="0" w:space="0" w:color="000000"/>
-            </w:tcBorders>
-            <w:shd w:val="clear" w:color="auto" w:fill="FFFFFF"/>
-            <w:tcMar>
-              <w:top w:w="0" w:type="dxa"/>
-              <w:bottom w:w="0" w:type="dxa"/>
-              <w:left w:w="0" w:type="dxa"/>
-              <w:right w:w="0" w:type="dxa"/>
-            </w:tcMar>
-            <w:vAlign w:val="top"/>
-          </w:tcPr>
-          <w:p>
-            <w:pPr>
-              <w:pStyle w:val="Normal"/>
-              <w:jc w:val="center"/>
-              <w:pBdr>
-                <w:bottom w:val="none" w:sz="0" w:space="0" w:color="000000"/>
-                <w:top w:val="none" w:sz="0" w:space="0" w:color="000000"/>
-                <w:left w:val="none" w:sz="0" w:space="0" w:color="000000"/>
-                <w:right w:val="none" w:sz="0" w:space="0" w:color="000000"/>
-              </w:pBdr>
-              <w:spacing w:after="100" w:before="100" w:line="240"/>
-              <w:ind w:left="100" w:right="100" w:firstLine="0" w:firstLineChars="0"/>
-              <w:rPr>
-                <w:rFonts w:ascii="Helvetica" w:hAnsi="Helvetica" w:eastAsia="Helvetica" w:cs="Helvetica"/>
-                <w:i w:val="false"/>
-                <w:b w:val="false"/>
-                <w:u w:val="none"/>
-                <w:sz w:val="22"/>
-                <w:szCs w:val="22"/>
-                <w:color w:val="000000"/>
-              </w:rPr>
-            </w:pPr>
-            <w:r>
-              <w:rPr>
-                <w:rFonts w:ascii="Helvetica" w:hAnsi="Helvetica" w:eastAsia="Helvetica" w:cs="Helvetica"/>
-                <w:i w:val="false"/>
-                <w:b w:val="false"/>
-                <w:u w:val="none"/>
-                <w:sz w:val="22"/>
-                <w:szCs w:val="22"/>
-                <w:color w:val="000000"/>
-              </w:rPr>
-              <w:t xml:space="preserve">0.400</w:t>
+              <w:t xml:space="preserve">1.15</w:t>
+            </w:r>
+          </w:p>
+        </w:tc>
+        <w:tc>
+          <w:tcPr>
+            <w:tcBorders>
+              <w:bottom w:val="none" w:sz="0" w:space="0" w:color="000000"/>
+              <w:top w:val="none" w:sz="0" w:space="0" w:color="000000"/>
+              <w:left w:val="none" w:sz="0" w:space="0" w:color="000000"/>
+              <w:right w:val="none" w:sz="0" w:space="0" w:color="000000"/>
+            </w:tcBorders>
+            <w:shd w:val="clear" w:color="auto" w:fill="FFFFFF"/>
+            <w:tcMar>
+              <w:top w:w="0" w:type="dxa"/>
+              <w:bottom w:w="0" w:type="dxa"/>
+              <w:left w:w="0" w:type="dxa"/>
+              <w:right w:w="0" w:type="dxa"/>
+            </w:tcMar>
+            <w:vAlign w:val="top"/>
+          </w:tcPr>
+          <w:p>
+            <w:pPr>
+              <w:pStyle w:val="Normal"/>
+              <w:jc w:val="center"/>
+              <w:pBdr>
+                <w:bottom w:val="none" w:sz="0" w:space="0" w:color="000000"/>
+                <w:top w:val="none" w:sz="0" w:space="0" w:color="000000"/>
+                <w:left w:val="none" w:sz="0" w:space="0" w:color="000000"/>
+                <w:right w:val="none" w:sz="0" w:space="0" w:color="000000"/>
+              </w:pBdr>
+              <w:spacing w:after="100" w:before="100" w:line="240"/>
+              <w:ind w:left="100" w:right="100" w:firstLine="0" w:firstLineChars="0"/>
+              <w:rPr>
+                <w:rFonts w:ascii="Helvetica" w:hAnsi="Helvetica" w:eastAsia="Helvetica" w:cs="Helvetica"/>
+                <w:i w:val="false"/>
+                <w:b w:val="false"/>
+                <w:u w:val="none"/>
+                <w:sz w:val="22"/>
+                <w:szCs w:val="22"/>
+                <w:color w:val="000000"/>
+              </w:rPr>
+            </w:pPr>
+            <w:r>
+              <w:rPr>
+                <w:rFonts w:ascii="Helvetica" w:hAnsi="Helvetica" w:eastAsia="Helvetica" w:cs="Helvetica"/>
+                <w:i w:val="false"/>
+                <w:b w:val="false"/>
+                <w:u w:val="none"/>
+                <w:sz w:val="22"/>
+                <w:szCs w:val="22"/>
+                <w:color w:val="000000"/>
+              </w:rPr>
+              <w:t xml:space="preserve">0.82, 1.63</w:t>
+            </w:r>
+          </w:p>
+        </w:tc>
+        <w:tc>
+          <w:tcPr>
+            <w:tcBorders>
+              <w:bottom w:val="none" w:sz="0" w:space="0" w:color="000000"/>
+              <w:top w:val="none" w:sz="0" w:space="0" w:color="000000"/>
+              <w:left w:val="none" w:sz="0" w:space="0" w:color="000000"/>
+              <w:right w:val="none" w:sz="0" w:space="0" w:color="000000"/>
+            </w:tcBorders>
+            <w:shd w:val="clear" w:color="auto" w:fill="FFFFFF"/>
+            <w:tcMar>
+              <w:top w:w="0" w:type="dxa"/>
+              <w:bottom w:w="0" w:type="dxa"/>
+              <w:left w:w="0" w:type="dxa"/>
+              <w:right w:w="0" w:type="dxa"/>
+            </w:tcMar>
+            <w:vAlign w:val="top"/>
+          </w:tcPr>
+          <w:p>
+            <w:pPr>
+              <w:pStyle w:val="Normal"/>
+              <w:jc w:val="center"/>
+              <w:pBdr>
+                <w:bottom w:val="none" w:sz="0" w:space="0" w:color="000000"/>
+                <w:top w:val="none" w:sz="0" w:space="0" w:color="000000"/>
+                <w:left w:val="none" w:sz="0" w:space="0" w:color="000000"/>
+                <w:right w:val="none" w:sz="0" w:space="0" w:color="000000"/>
+              </w:pBdr>
+              <w:spacing w:after="100" w:before="100" w:line="240"/>
+              <w:ind w:left="100" w:right="100" w:firstLine="0" w:firstLineChars="0"/>
+              <w:rPr>
+                <w:rFonts w:ascii="Helvetica" w:hAnsi="Helvetica" w:eastAsia="Helvetica" w:cs="Helvetica"/>
+                <w:i w:val="false"/>
+                <w:b w:val="false"/>
+                <w:u w:val="none"/>
+                <w:sz w:val="22"/>
+                <w:szCs w:val="22"/>
+                <w:color w:val="000000"/>
+              </w:rPr>
+            </w:pPr>
+            <w:r>
+              <w:rPr>
+                <w:rFonts w:ascii="Helvetica" w:hAnsi="Helvetica" w:eastAsia="Helvetica" w:cs="Helvetica"/>
+                <w:i w:val="false"/>
+                <w:b w:val="false"/>
+                <w:u w:val="none"/>
+                <w:sz w:val="22"/>
+                <w:szCs w:val="22"/>
+                <w:color w:val="000000"/>
+              </w:rPr>
+              <w:t xml:space="preserve">0.420</w:t>
             </w:r>
           </w:p>
         </w:tc>
@@ -7382,113 +7382,113 @@
                 <w:szCs w:val="22"/>
                 <w:color w:val="000000"/>
               </w:rPr>
-              <w:t xml:space="preserve">1.07</w:t>
-            </w:r>
-          </w:p>
-        </w:tc>
-        <w:tc>
-          <w:tcPr>
-            <w:tcBorders>
-              <w:bottom w:val="none" w:sz="0" w:space="0" w:color="000000"/>
-              <w:top w:val="none" w:sz="0" w:space="0" w:color="000000"/>
-              <w:left w:val="none" w:sz="0" w:space="0" w:color="000000"/>
-              <w:right w:val="none" w:sz="0" w:space="0" w:color="000000"/>
-            </w:tcBorders>
-            <w:shd w:val="clear" w:color="auto" w:fill="FFFFFF"/>
-            <w:tcMar>
-              <w:top w:w="0" w:type="dxa"/>
-              <w:bottom w:w="0" w:type="dxa"/>
-              <w:left w:w="0" w:type="dxa"/>
-              <w:right w:w="0" w:type="dxa"/>
-            </w:tcMar>
-            <w:vAlign w:val="top"/>
-          </w:tcPr>
-          <w:p>
-            <w:pPr>
-              <w:pStyle w:val="Normal"/>
-              <w:jc w:val="center"/>
-              <w:pBdr>
-                <w:bottom w:val="none" w:sz="0" w:space="0" w:color="000000"/>
-                <w:top w:val="none" w:sz="0" w:space="0" w:color="000000"/>
-                <w:left w:val="none" w:sz="0" w:space="0" w:color="000000"/>
-                <w:right w:val="none" w:sz="0" w:space="0" w:color="000000"/>
-              </w:pBdr>
-              <w:spacing w:after="100" w:before="100" w:line="240"/>
-              <w:ind w:left="100" w:right="100" w:firstLine="0" w:firstLineChars="0"/>
-              <w:rPr>
-                <w:rFonts w:ascii="Helvetica" w:hAnsi="Helvetica" w:eastAsia="Helvetica" w:cs="Helvetica"/>
-                <w:i w:val="false"/>
-                <w:b w:val="false"/>
-                <w:u w:val="none"/>
-                <w:sz w:val="22"/>
-                <w:szCs w:val="22"/>
-                <w:color w:val="000000"/>
-              </w:rPr>
-            </w:pPr>
-            <w:r>
-              <w:rPr>
-                <w:rFonts w:ascii="Helvetica" w:hAnsi="Helvetica" w:eastAsia="Helvetica" w:cs="Helvetica"/>
-                <w:i w:val="false"/>
-                <w:b w:val="false"/>
-                <w:u w:val="none"/>
-                <w:sz w:val="22"/>
-                <w:szCs w:val="22"/>
-                <w:color w:val="000000"/>
-              </w:rPr>
-              <w:t xml:space="preserve">0.44, 2.57</w:t>
-            </w:r>
-          </w:p>
-        </w:tc>
-        <w:tc>
-          <w:tcPr>
-            <w:tcBorders>
-              <w:bottom w:val="none" w:sz="0" w:space="0" w:color="000000"/>
-              <w:top w:val="none" w:sz="0" w:space="0" w:color="000000"/>
-              <w:left w:val="none" w:sz="0" w:space="0" w:color="000000"/>
-              <w:right w:val="none" w:sz="0" w:space="0" w:color="000000"/>
-            </w:tcBorders>
-            <w:shd w:val="clear" w:color="auto" w:fill="FFFFFF"/>
-            <w:tcMar>
-              <w:top w:w="0" w:type="dxa"/>
-              <w:bottom w:w="0" w:type="dxa"/>
-              <w:left w:w="0" w:type="dxa"/>
-              <w:right w:w="0" w:type="dxa"/>
-            </w:tcMar>
-            <w:vAlign w:val="top"/>
-          </w:tcPr>
-          <w:p>
-            <w:pPr>
-              <w:pStyle w:val="Normal"/>
-              <w:jc w:val="center"/>
-              <w:pBdr>
-                <w:bottom w:val="none" w:sz="0" w:space="0" w:color="000000"/>
-                <w:top w:val="none" w:sz="0" w:space="0" w:color="000000"/>
-                <w:left w:val="none" w:sz="0" w:space="0" w:color="000000"/>
-                <w:right w:val="none" w:sz="0" w:space="0" w:color="000000"/>
-              </w:pBdr>
-              <w:spacing w:after="100" w:before="100" w:line="240"/>
-              <w:ind w:left="100" w:right="100" w:firstLine="0" w:firstLineChars="0"/>
-              <w:rPr>
-                <w:rFonts w:ascii="Helvetica" w:hAnsi="Helvetica" w:eastAsia="Helvetica" w:cs="Helvetica"/>
-                <w:i w:val="false"/>
-                <w:b w:val="false"/>
-                <w:u w:val="none"/>
-                <w:sz w:val="22"/>
-                <w:szCs w:val="22"/>
-                <w:color w:val="000000"/>
-              </w:rPr>
-            </w:pPr>
-            <w:r>
-              <w:rPr>
-                <w:rFonts w:ascii="Helvetica" w:hAnsi="Helvetica" w:eastAsia="Helvetica" w:cs="Helvetica"/>
-                <w:i w:val="false"/>
-                <w:b w:val="false"/>
-                <w:u w:val="none"/>
-                <w:sz w:val="22"/>
-                <w:szCs w:val="22"/>
-                <w:color w:val="000000"/>
-              </w:rPr>
-              <w:t xml:space="preserve">0.880</w:t>
+              <w:t xml:space="preserve">1.06</w:t>
+            </w:r>
+          </w:p>
+        </w:tc>
+        <w:tc>
+          <w:tcPr>
+            <w:tcBorders>
+              <w:bottom w:val="none" w:sz="0" w:space="0" w:color="000000"/>
+              <w:top w:val="none" w:sz="0" w:space="0" w:color="000000"/>
+              <w:left w:val="none" w:sz="0" w:space="0" w:color="000000"/>
+              <w:right w:val="none" w:sz="0" w:space="0" w:color="000000"/>
+            </w:tcBorders>
+            <w:shd w:val="clear" w:color="auto" w:fill="FFFFFF"/>
+            <w:tcMar>
+              <w:top w:w="0" w:type="dxa"/>
+              <w:bottom w:w="0" w:type="dxa"/>
+              <w:left w:w="0" w:type="dxa"/>
+              <w:right w:w="0" w:type="dxa"/>
+            </w:tcMar>
+            <w:vAlign w:val="top"/>
+          </w:tcPr>
+          <w:p>
+            <w:pPr>
+              <w:pStyle w:val="Normal"/>
+              <w:jc w:val="center"/>
+              <w:pBdr>
+                <w:bottom w:val="none" w:sz="0" w:space="0" w:color="000000"/>
+                <w:top w:val="none" w:sz="0" w:space="0" w:color="000000"/>
+                <w:left w:val="none" w:sz="0" w:space="0" w:color="000000"/>
+                <w:right w:val="none" w:sz="0" w:space="0" w:color="000000"/>
+              </w:pBdr>
+              <w:spacing w:after="100" w:before="100" w:line="240"/>
+              <w:ind w:left="100" w:right="100" w:firstLine="0" w:firstLineChars="0"/>
+              <w:rPr>
+                <w:rFonts w:ascii="Helvetica" w:hAnsi="Helvetica" w:eastAsia="Helvetica" w:cs="Helvetica"/>
+                <w:i w:val="false"/>
+                <w:b w:val="false"/>
+                <w:u w:val="none"/>
+                <w:sz w:val="22"/>
+                <w:szCs w:val="22"/>
+                <w:color w:val="000000"/>
+              </w:rPr>
+            </w:pPr>
+            <w:r>
+              <w:rPr>
+                <w:rFonts w:ascii="Helvetica" w:hAnsi="Helvetica" w:eastAsia="Helvetica" w:cs="Helvetica"/>
+                <w:i w:val="false"/>
+                <w:b w:val="false"/>
+                <w:u w:val="none"/>
+                <w:sz w:val="22"/>
+                <w:szCs w:val="22"/>
+                <w:color w:val="000000"/>
+              </w:rPr>
+              <w:t xml:space="preserve">0.44, 2.56</w:t>
+            </w:r>
+          </w:p>
+        </w:tc>
+        <w:tc>
+          <w:tcPr>
+            <w:tcBorders>
+              <w:bottom w:val="none" w:sz="0" w:space="0" w:color="000000"/>
+              <w:top w:val="none" w:sz="0" w:space="0" w:color="000000"/>
+              <w:left w:val="none" w:sz="0" w:space="0" w:color="000000"/>
+              <w:right w:val="none" w:sz="0" w:space="0" w:color="000000"/>
+            </w:tcBorders>
+            <w:shd w:val="clear" w:color="auto" w:fill="FFFFFF"/>
+            <w:tcMar>
+              <w:top w:w="0" w:type="dxa"/>
+              <w:bottom w:w="0" w:type="dxa"/>
+              <w:left w:w="0" w:type="dxa"/>
+              <w:right w:w="0" w:type="dxa"/>
+            </w:tcMar>
+            <w:vAlign w:val="top"/>
+          </w:tcPr>
+          <w:p>
+            <w:pPr>
+              <w:pStyle w:val="Normal"/>
+              <w:jc w:val="center"/>
+              <w:pBdr>
+                <w:bottom w:val="none" w:sz="0" w:space="0" w:color="000000"/>
+                <w:top w:val="none" w:sz="0" w:space="0" w:color="000000"/>
+                <w:left w:val="none" w:sz="0" w:space="0" w:color="000000"/>
+                <w:right w:val="none" w:sz="0" w:space="0" w:color="000000"/>
+              </w:pBdr>
+              <w:spacing w:after="100" w:before="100" w:line="240"/>
+              <w:ind w:left="100" w:right="100" w:firstLine="0" w:firstLineChars="0"/>
+              <w:rPr>
+                <w:rFonts w:ascii="Helvetica" w:hAnsi="Helvetica" w:eastAsia="Helvetica" w:cs="Helvetica"/>
+                <w:i w:val="false"/>
+                <w:b w:val="false"/>
+                <w:u w:val="none"/>
+                <w:sz w:val="22"/>
+                <w:szCs w:val="22"/>
+                <w:color w:val="000000"/>
+              </w:rPr>
+            </w:pPr>
+            <w:r>
+              <w:rPr>
+                <w:rFonts w:ascii="Helvetica" w:hAnsi="Helvetica" w:eastAsia="Helvetica" w:cs="Helvetica"/>
+                <w:i w:val="false"/>
+                <w:b w:val="false"/>
+                <w:u w:val="none"/>
+                <w:sz w:val="22"/>
+                <w:szCs w:val="22"/>
+                <w:color w:val="000000"/>
+              </w:rPr>
+              <w:t xml:space="preserve">0.890</w:t>
             </w:r>
           </w:p>
         </w:tc>
@@ -8884,60 +8884,60 @@
                 <w:szCs w:val="22"/>
                 <w:color w:val="000000"/>
               </w:rPr>
-              <w:t xml:space="preserve">0.46, 1.85</w:t>
-            </w:r>
-          </w:p>
-        </w:tc>
-        <w:tc>
-          <w:tcPr>
-            <w:tcBorders>
-              <w:bottom w:val="none" w:sz="0" w:space="0" w:color="000000"/>
-              <w:top w:val="none" w:sz="0" w:space="0" w:color="000000"/>
-              <w:left w:val="none" w:sz="0" w:space="0" w:color="000000"/>
-              <w:right w:val="none" w:sz="0" w:space="0" w:color="000000"/>
-            </w:tcBorders>
-            <w:shd w:val="clear" w:color="auto" w:fill="FFFFFF"/>
-            <w:tcMar>
-              <w:top w:w="0" w:type="dxa"/>
-              <w:bottom w:w="0" w:type="dxa"/>
-              <w:left w:w="0" w:type="dxa"/>
-              <w:right w:w="0" w:type="dxa"/>
-            </w:tcMar>
-            <w:vAlign w:val="top"/>
-          </w:tcPr>
-          <w:p>
-            <w:pPr>
-              <w:pStyle w:val="Normal"/>
-              <w:jc w:val="center"/>
-              <w:pBdr>
-                <w:bottom w:val="none" w:sz="0" w:space="0" w:color="000000"/>
-                <w:top w:val="none" w:sz="0" w:space="0" w:color="000000"/>
-                <w:left w:val="none" w:sz="0" w:space="0" w:color="000000"/>
-                <w:right w:val="none" w:sz="0" w:space="0" w:color="000000"/>
-              </w:pBdr>
-              <w:spacing w:after="100" w:before="100" w:line="240"/>
-              <w:ind w:left="100" w:right="100" w:firstLine="0" w:firstLineChars="0"/>
-              <w:rPr>
-                <w:rFonts w:ascii="Helvetica" w:hAnsi="Helvetica" w:eastAsia="Helvetica" w:cs="Helvetica"/>
-                <w:i w:val="false"/>
-                <w:b w:val="false"/>
-                <w:u w:val="none"/>
-                <w:sz w:val="22"/>
-                <w:szCs w:val="22"/>
-                <w:color w:val="000000"/>
-              </w:rPr>
-            </w:pPr>
-            <w:r>
-              <w:rPr>
-                <w:rFonts w:ascii="Helvetica" w:hAnsi="Helvetica" w:eastAsia="Helvetica" w:cs="Helvetica"/>
-                <w:i w:val="false"/>
-                <w:b w:val="false"/>
-                <w:u w:val="none"/>
-                <w:sz w:val="22"/>
-                <w:szCs w:val="22"/>
-                <w:color w:val="000000"/>
-              </w:rPr>
-              <w:t xml:space="preserve">0.830</w:t>
+              <w:t xml:space="preserve">0.47, 1.85</w:t>
+            </w:r>
+          </w:p>
+        </w:tc>
+        <w:tc>
+          <w:tcPr>
+            <w:tcBorders>
+              <w:bottom w:val="none" w:sz="0" w:space="0" w:color="000000"/>
+              <w:top w:val="none" w:sz="0" w:space="0" w:color="000000"/>
+              <w:left w:val="none" w:sz="0" w:space="0" w:color="000000"/>
+              <w:right w:val="none" w:sz="0" w:space="0" w:color="000000"/>
+            </w:tcBorders>
+            <w:shd w:val="clear" w:color="auto" w:fill="FFFFFF"/>
+            <w:tcMar>
+              <w:top w:w="0" w:type="dxa"/>
+              <w:bottom w:w="0" w:type="dxa"/>
+              <w:left w:w="0" w:type="dxa"/>
+              <w:right w:w="0" w:type="dxa"/>
+            </w:tcMar>
+            <w:vAlign w:val="top"/>
+          </w:tcPr>
+          <w:p>
+            <w:pPr>
+              <w:pStyle w:val="Normal"/>
+              <w:jc w:val="center"/>
+              <w:pBdr>
+                <w:bottom w:val="none" w:sz="0" w:space="0" w:color="000000"/>
+                <w:top w:val="none" w:sz="0" w:space="0" w:color="000000"/>
+                <w:left w:val="none" w:sz="0" w:space="0" w:color="000000"/>
+                <w:right w:val="none" w:sz="0" w:space="0" w:color="000000"/>
+              </w:pBdr>
+              <w:spacing w:after="100" w:before="100" w:line="240"/>
+              <w:ind w:left="100" w:right="100" w:firstLine="0" w:firstLineChars="0"/>
+              <w:rPr>
+                <w:rFonts w:ascii="Helvetica" w:hAnsi="Helvetica" w:eastAsia="Helvetica" w:cs="Helvetica"/>
+                <w:i w:val="false"/>
+                <w:b w:val="false"/>
+                <w:u w:val="none"/>
+                <w:sz w:val="22"/>
+                <w:szCs w:val="22"/>
+                <w:color w:val="000000"/>
+              </w:rPr>
+            </w:pPr>
+            <w:r>
+              <w:rPr>
+                <w:rFonts w:ascii="Helvetica" w:hAnsi="Helvetica" w:eastAsia="Helvetica" w:cs="Helvetica"/>
+                <w:i w:val="false"/>
+                <w:b w:val="false"/>
+                <w:u w:val="none"/>
+                <w:sz w:val="22"/>
+                <w:szCs w:val="22"/>
+                <w:color w:val="000000"/>
+              </w:rPr>
+              <w:t xml:space="preserve">0.840</w:t>
             </w:r>
           </w:p>
         </w:tc>
@@ -9367,60 +9367,60 @@
                 <w:szCs w:val="22"/>
                 <w:color w:val="000000"/>
               </w:rPr>
-              <w:t xml:space="preserve">0.27, 1.08</w:t>
-            </w:r>
-          </w:p>
-        </w:tc>
-        <w:tc>
-          <w:tcPr>
-            <w:tcBorders>
-              <w:bottom w:val="none" w:sz="0" w:space="0" w:color="000000"/>
-              <w:top w:val="none" w:sz="0" w:space="0" w:color="000000"/>
-              <w:left w:val="none" w:sz="0" w:space="0" w:color="000000"/>
-              <w:right w:val="none" w:sz="0" w:space="0" w:color="000000"/>
-            </w:tcBorders>
-            <w:shd w:val="clear" w:color="auto" w:fill="FFFFFF"/>
-            <w:tcMar>
-              <w:top w:w="0" w:type="dxa"/>
-              <w:bottom w:w="0" w:type="dxa"/>
-              <w:left w:w="0" w:type="dxa"/>
-              <w:right w:w="0" w:type="dxa"/>
-            </w:tcMar>
-            <w:vAlign w:val="top"/>
-          </w:tcPr>
-          <w:p>
-            <w:pPr>
-              <w:pStyle w:val="Normal"/>
-              <w:jc w:val="center"/>
-              <w:pBdr>
-                <w:bottom w:val="none" w:sz="0" w:space="0" w:color="000000"/>
-                <w:top w:val="none" w:sz="0" w:space="0" w:color="000000"/>
-                <w:left w:val="none" w:sz="0" w:space="0" w:color="000000"/>
-                <w:right w:val="none" w:sz="0" w:space="0" w:color="000000"/>
-              </w:pBdr>
-              <w:spacing w:after="100" w:before="100" w:line="240"/>
-              <w:ind w:left="100" w:right="100" w:firstLine="0" w:firstLineChars="0"/>
-              <w:rPr>
-                <w:rFonts w:ascii="Helvetica" w:hAnsi="Helvetica" w:eastAsia="Helvetica" w:cs="Helvetica"/>
-                <w:i w:val="false"/>
-                <w:b w:val="false"/>
-                <w:u w:val="none"/>
-                <w:sz w:val="22"/>
-                <w:szCs w:val="22"/>
-                <w:color w:val="000000"/>
-              </w:rPr>
-            </w:pPr>
-            <w:r>
-              <w:rPr>
-                <w:rFonts w:ascii="Helvetica" w:hAnsi="Helvetica" w:eastAsia="Helvetica" w:cs="Helvetica"/>
-                <w:i w:val="false"/>
-                <w:b w:val="false"/>
-                <w:u w:val="none"/>
-                <w:sz w:val="22"/>
-                <w:szCs w:val="22"/>
-                <w:color w:val="000000"/>
-              </w:rPr>
-              <w:t xml:space="preserve">0.083</w:t>
+              <w:t xml:space="preserve">0.27, 1.09</w:t>
+            </w:r>
+          </w:p>
+        </w:tc>
+        <w:tc>
+          <w:tcPr>
+            <w:tcBorders>
+              <w:bottom w:val="none" w:sz="0" w:space="0" w:color="000000"/>
+              <w:top w:val="none" w:sz="0" w:space="0" w:color="000000"/>
+              <w:left w:val="none" w:sz="0" w:space="0" w:color="000000"/>
+              <w:right w:val="none" w:sz="0" w:space="0" w:color="000000"/>
+            </w:tcBorders>
+            <w:shd w:val="clear" w:color="auto" w:fill="FFFFFF"/>
+            <w:tcMar>
+              <w:top w:w="0" w:type="dxa"/>
+              <w:bottom w:w="0" w:type="dxa"/>
+              <w:left w:w="0" w:type="dxa"/>
+              <w:right w:w="0" w:type="dxa"/>
+            </w:tcMar>
+            <w:vAlign w:val="top"/>
+          </w:tcPr>
+          <w:p>
+            <w:pPr>
+              <w:pStyle w:val="Normal"/>
+              <w:jc w:val="center"/>
+              <w:pBdr>
+                <w:bottom w:val="none" w:sz="0" w:space="0" w:color="000000"/>
+                <w:top w:val="none" w:sz="0" w:space="0" w:color="000000"/>
+                <w:left w:val="none" w:sz="0" w:space="0" w:color="000000"/>
+                <w:right w:val="none" w:sz="0" w:space="0" w:color="000000"/>
+              </w:pBdr>
+              <w:spacing w:after="100" w:before="100" w:line="240"/>
+              <w:ind w:left="100" w:right="100" w:firstLine="0" w:firstLineChars="0"/>
+              <w:rPr>
+                <w:rFonts w:ascii="Helvetica" w:hAnsi="Helvetica" w:eastAsia="Helvetica" w:cs="Helvetica"/>
+                <w:i w:val="false"/>
+                <w:b w:val="false"/>
+                <w:u w:val="none"/>
+                <w:sz w:val="22"/>
+                <w:szCs w:val="22"/>
+                <w:color w:val="000000"/>
+              </w:rPr>
+            </w:pPr>
+            <w:r>
+              <w:rPr>
+                <w:rFonts w:ascii="Helvetica" w:hAnsi="Helvetica" w:eastAsia="Helvetica" w:cs="Helvetica"/>
+                <w:i w:val="false"/>
+                <w:b w:val="false"/>
+                <w:u w:val="none"/>
+                <w:sz w:val="22"/>
+                <w:szCs w:val="22"/>
+                <w:color w:val="000000"/>
+              </w:rPr>
+              <w:t xml:space="preserve">0.085</w:t>
             </w:r>
           </w:p>
         </w:tc>
@@ -9797,113 +9797,113 @@
                 <w:szCs w:val="22"/>
                 <w:color w:val="000000"/>
               </w:rPr>
-              <w:t xml:space="preserve">0.63</w:t>
-            </w:r>
-          </w:p>
-        </w:tc>
-        <w:tc>
-          <w:tcPr>
-            <w:tcBorders>
-              <w:bottom w:val="none" w:sz="0" w:space="0" w:color="000000"/>
-              <w:top w:val="none" w:sz="0" w:space="0" w:color="000000"/>
-              <w:left w:val="none" w:sz="0" w:space="0" w:color="000000"/>
-              <w:right w:val="none" w:sz="0" w:space="0" w:color="000000"/>
-            </w:tcBorders>
-            <w:shd w:val="clear" w:color="auto" w:fill="FFFFFF"/>
-            <w:tcMar>
-              <w:top w:w="0" w:type="dxa"/>
-              <w:bottom w:w="0" w:type="dxa"/>
-              <w:left w:w="0" w:type="dxa"/>
-              <w:right w:w="0" w:type="dxa"/>
-            </w:tcMar>
-            <w:vAlign w:val="top"/>
-          </w:tcPr>
-          <w:p>
-            <w:pPr>
-              <w:pStyle w:val="Normal"/>
-              <w:jc w:val="center"/>
-              <w:pBdr>
-                <w:bottom w:val="none" w:sz="0" w:space="0" w:color="000000"/>
-                <w:top w:val="none" w:sz="0" w:space="0" w:color="000000"/>
-                <w:left w:val="none" w:sz="0" w:space="0" w:color="000000"/>
-                <w:right w:val="none" w:sz="0" w:space="0" w:color="000000"/>
-              </w:pBdr>
-              <w:spacing w:after="100" w:before="100" w:line="240"/>
-              <w:ind w:left="100" w:right="100" w:firstLine="0" w:firstLineChars="0"/>
-              <w:rPr>
-                <w:rFonts w:ascii="Helvetica" w:hAnsi="Helvetica" w:eastAsia="Helvetica" w:cs="Helvetica"/>
-                <w:i w:val="false"/>
-                <w:b w:val="false"/>
-                <w:u w:val="none"/>
-                <w:sz w:val="22"/>
-                <w:szCs w:val="22"/>
-                <w:color w:val="000000"/>
-              </w:rPr>
-            </w:pPr>
-            <w:r>
-              <w:rPr>
-                <w:rFonts w:ascii="Helvetica" w:hAnsi="Helvetica" w:eastAsia="Helvetica" w:cs="Helvetica"/>
-                <w:i w:val="false"/>
-                <w:b w:val="false"/>
-                <w:u w:val="none"/>
-                <w:sz w:val="22"/>
-                <w:szCs w:val="22"/>
-                <w:color w:val="000000"/>
-              </w:rPr>
-              <w:t xml:space="preserve">0.28, 1.40</w:t>
-            </w:r>
-          </w:p>
-        </w:tc>
-        <w:tc>
-          <w:tcPr>
-            <w:tcBorders>
-              <w:bottom w:val="none" w:sz="0" w:space="0" w:color="000000"/>
-              <w:top w:val="none" w:sz="0" w:space="0" w:color="000000"/>
-              <w:left w:val="none" w:sz="0" w:space="0" w:color="000000"/>
-              <w:right w:val="none" w:sz="0" w:space="0" w:color="000000"/>
-            </w:tcBorders>
-            <w:shd w:val="clear" w:color="auto" w:fill="FFFFFF"/>
-            <w:tcMar>
-              <w:top w:w="0" w:type="dxa"/>
-              <w:bottom w:w="0" w:type="dxa"/>
-              <w:left w:w="0" w:type="dxa"/>
-              <w:right w:w="0" w:type="dxa"/>
-            </w:tcMar>
-            <w:vAlign w:val="top"/>
-          </w:tcPr>
-          <w:p>
-            <w:pPr>
-              <w:pStyle w:val="Normal"/>
-              <w:jc w:val="center"/>
-              <w:pBdr>
-                <w:bottom w:val="none" w:sz="0" w:space="0" w:color="000000"/>
-                <w:top w:val="none" w:sz="0" w:space="0" w:color="000000"/>
-                <w:left w:val="none" w:sz="0" w:space="0" w:color="000000"/>
-                <w:right w:val="none" w:sz="0" w:space="0" w:color="000000"/>
-              </w:pBdr>
-              <w:spacing w:after="100" w:before="100" w:line="240"/>
-              <w:ind w:left="100" w:right="100" w:firstLine="0" w:firstLineChars="0"/>
-              <w:rPr>
-                <w:rFonts w:ascii="Helvetica" w:hAnsi="Helvetica" w:eastAsia="Helvetica" w:cs="Helvetica"/>
-                <w:i w:val="false"/>
-                <w:b w:val="false"/>
-                <w:u w:val="none"/>
-                <w:sz w:val="22"/>
-                <w:szCs w:val="22"/>
-                <w:color w:val="000000"/>
-              </w:rPr>
-            </w:pPr>
-            <w:r>
-              <w:rPr>
-                <w:rFonts w:ascii="Helvetica" w:hAnsi="Helvetica" w:eastAsia="Helvetica" w:cs="Helvetica"/>
-                <w:i w:val="false"/>
-                <w:b w:val="false"/>
-                <w:u w:val="none"/>
-                <w:sz w:val="22"/>
-                <w:szCs w:val="22"/>
-                <w:color w:val="000000"/>
-              </w:rPr>
-              <w:t xml:space="preserve">0.250</w:t>
+              <w:t xml:space="preserve">0.65</w:t>
+            </w:r>
+          </w:p>
+        </w:tc>
+        <w:tc>
+          <w:tcPr>
+            <w:tcBorders>
+              <w:bottom w:val="none" w:sz="0" w:space="0" w:color="000000"/>
+              <w:top w:val="none" w:sz="0" w:space="0" w:color="000000"/>
+              <w:left w:val="none" w:sz="0" w:space="0" w:color="000000"/>
+              <w:right w:val="none" w:sz="0" w:space="0" w:color="000000"/>
+            </w:tcBorders>
+            <w:shd w:val="clear" w:color="auto" w:fill="FFFFFF"/>
+            <w:tcMar>
+              <w:top w:w="0" w:type="dxa"/>
+              <w:bottom w:w="0" w:type="dxa"/>
+              <w:left w:w="0" w:type="dxa"/>
+              <w:right w:w="0" w:type="dxa"/>
+            </w:tcMar>
+            <w:vAlign w:val="top"/>
+          </w:tcPr>
+          <w:p>
+            <w:pPr>
+              <w:pStyle w:val="Normal"/>
+              <w:jc w:val="center"/>
+              <w:pBdr>
+                <w:bottom w:val="none" w:sz="0" w:space="0" w:color="000000"/>
+                <w:top w:val="none" w:sz="0" w:space="0" w:color="000000"/>
+                <w:left w:val="none" w:sz="0" w:space="0" w:color="000000"/>
+                <w:right w:val="none" w:sz="0" w:space="0" w:color="000000"/>
+              </w:pBdr>
+              <w:spacing w:after="100" w:before="100" w:line="240"/>
+              <w:ind w:left="100" w:right="100" w:firstLine="0" w:firstLineChars="0"/>
+              <w:rPr>
+                <w:rFonts w:ascii="Helvetica" w:hAnsi="Helvetica" w:eastAsia="Helvetica" w:cs="Helvetica"/>
+                <w:i w:val="false"/>
+                <w:b w:val="false"/>
+                <w:u w:val="none"/>
+                <w:sz w:val="22"/>
+                <w:szCs w:val="22"/>
+                <w:color w:val="000000"/>
+              </w:rPr>
+            </w:pPr>
+            <w:r>
+              <w:rPr>
+                <w:rFonts w:ascii="Helvetica" w:hAnsi="Helvetica" w:eastAsia="Helvetica" w:cs="Helvetica"/>
+                <w:i w:val="false"/>
+                <w:b w:val="false"/>
+                <w:u w:val="none"/>
+                <w:sz w:val="22"/>
+                <w:szCs w:val="22"/>
+                <w:color w:val="000000"/>
+              </w:rPr>
+              <w:t xml:space="preserve">0.29, 1.43</w:t>
+            </w:r>
+          </w:p>
+        </w:tc>
+        <w:tc>
+          <w:tcPr>
+            <w:tcBorders>
+              <w:bottom w:val="none" w:sz="0" w:space="0" w:color="000000"/>
+              <w:top w:val="none" w:sz="0" w:space="0" w:color="000000"/>
+              <w:left w:val="none" w:sz="0" w:space="0" w:color="000000"/>
+              <w:right w:val="none" w:sz="0" w:space="0" w:color="000000"/>
+            </w:tcBorders>
+            <w:shd w:val="clear" w:color="auto" w:fill="FFFFFF"/>
+            <w:tcMar>
+              <w:top w:w="0" w:type="dxa"/>
+              <w:bottom w:w="0" w:type="dxa"/>
+              <w:left w:w="0" w:type="dxa"/>
+              <w:right w:w="0" w:type="dxa"/>
+            </w:tcMar>
+            <w:vAlign w:val="top"/>
+          </w:tcPr>
+          <w:p>
+            <w:pPr>
+              <w:pStyle w:val="Normal"/>
+              <w:jc w:val="center"/>
+              <w:pBdr>
+                <w:bottom w:val="none" w:sz="0" w:space="0" w:color="000000"/>
+                <w:top w:val="none" w:sz="0" w:space="0" w:color="000000"/>
+                <w:left w:val="none" w:sz="0" w:space="0" w:color="000000"/>
+                <w:right w:val="none" w:sz="0" w:space="0" w:color="000000"/>
+              </w:pBdr>
+              <w:spacing w:after="100" w:before="100" w:line="240"/>
+              <w:ind w:left="100" w:right="100" w:firstLine="0" w:firstLineChars="0"/>
+              <w:rPr>
+                <w:rFonts w:ascii="Helvetica" w:hAnsi="Helvetica" w:eastAsia="Helvetica" w:cs="Helvetica"/>
+                <w:i w:val="false"/>
+                <w:b w:val="false"/>
+                <w:u w:val="none"/>
+                <w:sz w:val="22"/>
+                <w:szCs w:val="22"/>
+                <w:color w:val="000000"/>
+              </w:rPr>
+            </w:pPr>
+            <w:r>
+              <w:rPr>
+                <w:rFonts w:ascii="Helvetica" w:hAnsi="Helvetica" w:eastAsia="Helvetica" w:cs="Helvetica"/>
+                <w:i w:val="false"/>
+                <w:b w:val="false"/>
+                <w:u w:val="none"/>
+                <w:sz w:val="22"/>
+                <w:szCs w:val="22"/>
+                <w:color w:val="000000"/>
+              </w:rPr>
+              <w:t xml:space="preserve">0.280</w:t>
             </w:r>
           </w:p>
         </w:tc>
@@ -11299,7 +11299,7 @@
                 <w:szCs w:val="22"/>
                 <w:color w:val="000000"/>
               </w:rPr>
-              <w:t xml:space="preserve">0.91, 1.89</w:t>
+              <w:t xml:space="preserve">0.92, 1.90</w:t>
             </w:r>
           </w:p>
         </w:tc>
@@ -12748,60 +12748,60 @@
                 <w:szCs w:val="22"/>
                 <w:color w:val="000000"/>
               </w:rPr>
-              <w:t xml:space="preserve">0.96, 2.67</w:t>
-            </w:r>
-          </w:p>
-        </w:tc>
-        <w:tc>
-          <w:tcPr>
-            <w:tcBorders>
-              <w:bottom w:val="none" w:sz="0" w:space="0" w:color="000000"/>
-              <w:top w:val="none" w:sz="0" w:space="0" w:color="000000"/>
-              <w:left w:val="none" w:sz="0" w:space="0" w:color="000000"/>
-              <w:right w:val="none" w:sz="0" w:space="0" w:color="000000"/>
-            </w:tcBorders>
-            <w:shd w:val="clear" w:color="auto" w:fill="FFFFFF"/>
-            <w:tcMar>
-              <w:top w:w="0" w:type="dxa"/>
-              <w:bottom w:w="0" w:type="dxa"/>
-              <w:left w:w="0" w:type="dxa"/>
-              <w:right w:w="0" w:type="dxa"/>
-            </w:tcMar>
-            <w:vAlign w:val="top"/>
-          </w:tcPr>
-          <w:p>
-            <w:pPr>
-              <w:pStyle w:val="Normal"/>
-              <w:jc w:val="center"/>
-              <w:pBdr>
-                <w:bottom w:val="none" w:sz="0" w:space="0" w:color="000000"/>
-                <w:top w:val="none" w:sz="0" w:space="0" w:color="000000"/>
-                <w:left w:val="none" w:sz="0" w:space="0" w:color="000000"/>
-                <w:right w:val="none" w:sz="0" w:space="0" w:color="000000"/>
-              </w:pBdr>
-              <w:spacing w:after="100" w:before="100" w:line="240"/>
-              <w:ind w:left="100" w:right="100" w:firstLine="0" w:firstLineChars="0"/>
-              <w:rPr>
-                <w:rFonts w:ascii="Helvetica" w:hAnsi="Helvetica" w:eastAsia="Helvetica" w:cs="Helvetica"/>
-                <w:i w:val="false"/>
-                <w:b w:val="false"/>
-                <w:u w:val="none"/>
-                <w:sz w:val="22"/>
-                <w:szCs w:val="22"/>
-                <w:color w:val="000000"/>
-              </w:rPr>
-            </w:pPr>
-            <w:r>
-              <w:rPr>
-                <w:rFonts w:ascii="Helvetica" w:hAnsi="Helvetica" w:eastAsia="Helvetica" w:cs="Helvetica"/>
-                <w:i w:val="false"/>
-                <w:b w:val="false"/>
-                <w:u w:val="none"/>
-                <w:sz w:val="22"/>
-                <w:szCs w:val="22"/>
-                <w:color w:val="000000"/>
-              </w:rPr>
-              <w:t xml:space="preserve">0.074</w:t>
+              <w:t xml:space="preserve">0.96, 2.68</w:t>
+            </w:r>
+          </w:p>
+        </w:tc>
+        <w:tc>
+          <w:tcPr>
+            <w:tcBorders>
+              <w:bottom w:val="none" w:sz="0" w:space="0" w:color="000000"/>
+              <w:top w:val="none" w:sz="0" w:space="0" w:color="000000"/>
+              <w:left w:val="none" w:sz="0" w:space="0" w:color="000000"/>
+              <w:right w:val="none" w:sz="0" w:space="0" w:color="000000"/>
+            </w:tcBorders>
+            <w:shd w:val="clear" w:color="auto" w:fill="FFFFFF"/>
+            <w:tcMar>
+              <w:top w:w="0" w:type="dxa"/>
+              <w:bottom w:w="0" w:type="dxa"/>
+              <w:left w:w="0" w:type="dxa"/>
+              <w:right w:w="0" w:type="dxa"/>
+            </w:tcMar>
+            <w:vAlign w:val="top"/>
+          </w:tcPr>
+          <w:p>
+            <w:pPr>
+              <w:pStyle w:val="Normal"/>
+              <w:jc w:val="center"/>
+              <w:pBdr>
+                <w:bottom w:val="none" w:sz="0" w:space="0" w:color="000000"/>
+                <w:top w:val="none" w:sz="0" w:space="0" w:color="000000"/>
+                <w:left w:val="none" w:sz="0" w:space="0" w:color="000000"/>
+                <w:right w:val="none" w:sz="0" w:space="0" w:color="000000"/>
+              </w:pBdr>
+              <w:spacing w:after="100" w:before="100" w:line="240"/>
+              <w:ind w:left="100" w:right="100" w:firstLine="0" w:firstLineChars="0"/>
+              <w:rPr>
+                <w:rFonts w:ascii="Helvetica" w:hAnsi="Helvetica" w:eastAsia="Helvetica" w:cs="Helvetica"/>
+                <w:i w:val="false"/>
+                <w:b w:val="false"/>
+                <w:u w:val="none"/>
+                <w:sz w:val="22"/>
+                <w:szCs w:val="22"/>
+                <w:color w:val="000000"/>
+              </w:rPr>
+            </w:pPr>
+            <w:r>
+              <w:rPr>
+                <w:rFonts w:ascii="Helvetica" w:hAnsi="Helvetica" w:eastAsia="Helvetica" w:cs="Helvetica"/>
+                <w:i w:val="false"/>
+                <w:b w:val="false"/>
+                <w:u w:val="none"/>
+                <w:sz w:val="22"/>
+                <w:szCs w:val="22"/>
+                <w:color w:val="000000"/>
+              </w:rPr>
+              <w:t xml:space="preserve">0.071</w:t>
             </w:r>
           </w:p>
         </w:tc>
@@ -14197,7 +14197,7 @@
                 <w:szCs w:val="22"/>
                 <w:color w:val="000000"/>
               </w:rPr>
-              <w:t xml:space="preserve">0.62, 1.40</w:t>
+              <w:t xml:space="preserve">0.63, 1.40</w:t>
             </w:r>
           </w:p>
         </w:tc>
@@ -14627,113 +14627,113 @@
                 <w:szCs w:val="22"/>
                 <w:color w:val="000000"/>
               </w:rPr>
-              <w:t xml:space="preserve">1.27</w:t>
-            </w:r>
-          </w:p>
-        </w:tc>
-        <w:tc>
-          <w:tcPr>
-            <w:tcBorders>
-              <w:bottom w:val="none" w:sz="0" w:space="0" w:color="000000"/>
-              <w:top w:val="none" w:sz="0" w:space="0" w:color="000000"/>
-              <w:left w:val="none" w:sz="0" w:space="0" w:color="000000"/>
-              <w:right w:val="none" w:sz="0" w:space="0" w:color="000000"/>
-            </w:tcBorders>
-            <w:shd w:val="clear" w:color="auto" w:fill="FFFFFF"/>
-            <w:tcMar>
-              <w:top w:w="0" w:type="dxa"/>
-              <w:bottom w:w="0" w:type="dxa"/>
-              <w:left w:w="0" w:type="dxa"/>
-              <w:right w:w="0" w:type="dxa"/>
-            </w:tcMar>
-            <w:vAlign w:val="top"/>
-          </w:tcPr>
-          <w:p>
-            <w:pPr>
-              <w:pStyle w:val="Normal"/>
-              <w:jc w:val="center"/>
-              <w:pBdr>
-                <w:bottom w:val="none" w:sz="0" w:space="0" w:color="000000"/>
-                <w:top w:val="none" w:sz="0" w:space="0" w:color="000000"/>
-                <w:left w:val="none" w:sz="0" w:space="0" w:color="000000"/>
-                <w:right w:val="none" w:sz="0" w:space="0" w:color="000000"/>
-              </w:pBdr>
-              <w:spacing w:after="100" w:before="100" w:line="240"/>
-              <w:ind w:left="100" w:right="100" w:firstLine="0" w:firstLineChars="0"/>
-              <w:rPr>
-                <w:rFonts w:ascii="Helvetica" w:hAnsi="Helvetica" w:eastAsia="Helvetica" w:cs="Helvetica"/>
-                <w:i w:val="false"/>
-                <w:b w:val="false"/>
-                <w:u w:val="none"/>
-                <w:sz w:val="22"/>
-                <w:szCs w:val="22"/>
-                <w:color w:val="000000"/>
-              </w:rPr>
-            </w:pPr>
-            <w:r>
-              <w:rPr>
-                <w:rFonts w:ascii="Helvetica" w:hAnsi="Helvetica" w:eastAsia="Helvetica" w:cs="Helvetica"/>
-                <w:i w:val="false"/>
-                <w:b w:val="false"/>
-                <w:u w:val="none"/>
-                <w:sz w:val="22"/>
-                <w:szCs w:val="22"/>
-                <w:color w:val="000000"/>
-              </w:rPr>
-              <w:t xml:space="preserve">0.76, 2.10</w:t>
-            </w:r>
-          </w:p>
-        </w:tc>
-        <w:tc>
-          <w:tcPr>
-            <w:tcBorders>
-              <w:bottom w:val="none" w:sz="0" w:space="0" w:color="000000"/>
-              <w:top w:val="none" w:sz="0" w:space="0" w:color="000000"/>
-              <w:left w:val="none" w:sz="0" w:space="0" w:color="000000"/>
-              <w:right w:val="none" w:sz="0" w:space="0" w:color="000000"/>
-            </w:tcBorders>
-            <w:shd w:val="clear" w:color="auto" w:fill="FFFFFF"/>
-            <w:tcMar>
-              <w:top w:w="0" w:type="dxa"/>
-              <w:bottom w:w="0" w:type="dxa"/>
-              <w:left w:w="0" w:type="dxa"/>
-              <w:right w:w="0" w:type="dxa"/>
-            </w:tcMar>
-            <w:vAlign w:val="top"/>
-          </w:tcPr>
-          <w:p>
-            <w:pPr>
-              <w:pStyle w:val="Normal"/>
-              <w:jc w:val="center"/>
-              <w:pBdr>
-                <w:bottom w:val="none" w:sz="0" w:space="0" w:color="000000"/>
-                <w:top w:val="none" w:sz="0" w:space="0" w:color="000000"/>
-                <w:left w:val="none" w:sz="0" w:space="0" w:color="000000"/>
-                <w:right w:val="none" w:sz="0" w:space="0" w:color="000000"/>
-              </w:pBdr>
-              <w:spacing w:after="100" w:before="100" w:line="240"/>
-              <w:ind w:left="100" w:right="100" w:firstLine="0" w:firstLineChars="0"/>
-              <w:rPr>
-                <w:rFonts w:ascii="Helvetica" w:hAnsi="Helvetica" w:eastAsia="Helvetica" w:cs="Helvetica"/>
-                <w:i w:val="false"/>
-                <w:b w:val="false"/>
-                <w:u w:val="none"/>
-                <w:sz w:val="22"/>
-                <w:szCs w:val="22"/>
-                <w:color w:val="000000"/>
-              </w:rPr>
-            </w:pPr>
-            <w:r>
-              <w:rPr>
-                <w:rFonts w:ascii="Helvetica" w:hAnsi="Helvetica" w:eastAsia="Helvetica" w:cs="Helvetica"/>
-                <w:i w:val="false"/>
-                <w:b w:val="false"/>
-                <w:u w:val="none"/>
-                <w:sz w:val="22"/>
-                <w:szCs w:val="22"/>
-                <w:color w:val="000000"/>
-              </w:rPr>
-              <w:t xml:space="preserve">0.360</w:t>
+              <w:t xml:space="preserve">1.26</w:t>
+            </w:r>
+          </w:p>
+        </w:tc>
+        <w:tc>
+          <w:tcPr>
+            <w:tcBorders>
+              <w:bottom w:val="none" w:sz="0" w:space="0" w:color="000000"/>
+              <w:top w:val="none" w:sz="0" w:space="0" w:color="000000"/>
+              <w:left w:val="none" w:sz="0" w:space="0" w:color="000000"/>
+              <w:right w:val="none" w:sz="0" w:space="0" w:color="000000"/>
+            </w:tcBorders>
+            <w:shd w:val="clear" w:color="auto" w:fill="FFFFFF"/>
+            <w:tcMar>
+              <w:top w:w="0" w:type="dxa"/>
+              <w:bottom w:w="0" w:type="dxa"/>
+              <w:left w:w="0" w:type="dxa"/>
+              <w:right w:w="0" w:type="dxa"/>
+            </w:tcMar>
+            <w:vAlign w:val="top"/>
+          </w:tcPr>
+          <w:p>
+            <w:pPr>
+              <w:pStyle w:val="Normal"/>
+              <w:jc w:val="center"/>
+              <w:pBdr>
+                <w:bottom w:val="none" w:sz="0" w:space="0" w:color="000000"/>
+                <w:top w:val="none" w:sz="0" w:space="0" w:color="000000"/>
+                <w:left w:val="none" w:sz="0" w:space="0" w:color="000000"/>
+                <w:right w:val="none" w:sz="0" w:space="0" w:color="000000"/>
+              </w:pBdr>
+              <w:spacing w:after="100" w:before="100" w:line="240"/>
+              <w:ind w:left="100" w:right="100" w:firstLine="0" w:firstLineChars="0"/>
+              <w:rPr>
+                <w:rFonts w:ascii="Helvetica" w:hAnsi="Helvetica" w:eastAsia="Helvetica" w:cs="Helvetica"/>
+                <w:i w:val="false"/>
+                <w:b w:val="false"/>
+                <w:u w:val="none"/>
+                <w:sz w:val="22"/>
+                <w:szCs w:val="22"/>
+                <w:color w:val="000000"/>
+              </w:rPr>
+            </w:pPr>
+            <w:r>
+              <w:rPr>
+                <w:rFonts w:ascii="Helvetica" w:hAnsi="Helvetica" w:eastAsia="Helvetica" w:cs="Helvetica"/>
+                <w:i w:val="false"/>
+                <w:b w:val="false"/>
+                <w:u w:val="none"/>
+                <w:sz w:val="22"/>
+                <w:szCs w:val="22"/>
+                <w:color w:val="000000"/>
+              </w:rPr>
+              <w:t xml:space="preserve">0.76, 2.09</w:t>
+            </w:r>
+          </w:p>
+        </w:tc>
+        <w:tc>
+          <w:tcPr>
+            <w:tcBorders>
+              <w:bottom w:val="none" w:sz="0" w:space="0" w:color="000000"/>
+              <w:top w:val="none" w:sz="0" w:space="0" w:color="000000"/>
+              <w:left w:val="none" w:sz="0" w:space="0" w:color="000000"/>
+              <w:right w:val="none" w:sz="0" w:space="0" w:color="000000"/>
+            </w:tcBorders>
+            <w:shd w:val="clear" w:color="auto" w:fill="FFFFFF"/>
+            <w:tcMar>
+              <w:top w:w="0" w:type="dxa"/>
+              <w:bottom w:w="0" w:type="dxa"/>
+              <w:left w:w="0" w:type="dxa"/>
+              <w:right w:w="0" w:type="dxa"/>
+            </w:tcMar>
+            <w:vAlign w:val="top"/>
+          </w:tcPr>
+          <w:p>
+            <w:pPr>
+              <w:pStyle w:val="Normal"/>
+              <w:jc w:val="center"/>
+              <w:pBdr>
+                <w:bottom w:val="none" w:sz="0" w:space="0" w:color="000000"/>
+                <w:top w:val="none" w:sz="0" w:space="0" w:color="000000"/>
+                <w:left w:val="none" w:sz="0" w:space="0" w:color="000000"/>
+                <w:right w:val="none" w:sz="0" w:space="0" w:color="000000"/>
+              </w:pBdr>
+              <w:spacing w:after="100" w:before="100" w:line="240"/>
+              <w:ind w:left="100" w:right="100" w:firstLine="0" w:firstLineChars="0"/>
+              <w:rPr>
+                <w:rFonts w:ascii="Helvetica" w:hAnsi="Helvetica" w:eastAsia="Helvetica" w:cs="Helvetica"/>
+                <w:i w:val="false"/>
+                <w:b w:val="false"/>
+                <w:u w:val="none"/>
+                <w:sz w:val="22"/>
+                <w:szCs w:val="22"/>
+                <w:color w:val="000000"/>
+              </w:rPr>
+            </w:pPr>
+            <w:r>
+              <w:rPr>
+                <w:rFonts w:ascii="Helvetica" w:hAnsi="Helvetica" w:eastAsia="Helvetica" w:cs="Helvetica"/>
+                <w:i w:val="false"/>
+                <w:b w:val="false"/>
+                <w:u w:val="none"/>
+                <w:sz w:val="22"/>
+                <w:szCs w:val="22"/>
+                <w:color w:val="000000"/>
+              </w:rPr>
+              <w:t xml:space="preserve">0.370</w:t>
             </w:r>
           </w:p>
         </w:tc>
@@ -15163,60 +15163,60 @@
                 <w:szCs w:val="22"/>
                 <w:color w:val="000000"/>
               </w:rPr>
-              <w:t xml:space="preserve">0.35, 1.22</w:t>
-            </w:r>
-          </w:p>
-        </w:tc>
-        <w:tc>
-          <w:tcPr>
-            <w:tcBorders>
-              <w:bottom w:val="none" w:sz="0" w:space="0" w:color="000000"/>
-              <w:top w:val="none" w:sz="0" w:space="0" w:color="000000"/>
-              <w:left w:val="none" w:sz="0" w:space="0" w:color="000000"/>
-              <w:right w:val="none" w:sz="0" w:space="0" w:color="000000"/>
-            </w:tcBorders>
-            <w:shd w:val="clear" w:color="auto" w:fill="FFFFFF"/>
-            <w:tcMar>
-              <w:top w:w="0" w:type="dxa"/>
-              <w:bottom w:w="0" w:type="dxa"/>
-              <w:left w:w="0" w:type="dxa"/>
-              <w:right w:w="0" w:type="dxa"/>
-            </w:tcMar>
-            <w:vAlign w:val="top"/>
-          </w:tcPr>
-          <w:p>
-            <w:pPr>
-              <w:pStyle w:val="Normal"/>
-              <w:jc w:val="center"/>
-              <w:pBdr>
-                <w:bottom w:val="none" w:sz="0" w:space="0" w:color="000000"/>
-                <w:top w:val="none" w:sz="0" w:space="0" w:color="000000"/>
-                <w:left w:val="none" w:sz="0" w:space="0" w:color="000000"/>
-                <w:right w:val="none" w:sz="0" w:space="0" w:color="000000"/>
-              </w:pBdr>
-              <w:spacing w:after="100" w:before="100" w:line="240"/>
-              <w:ind w:left="100" w:right="100" w:firstLine="0" w:firstLineChars="0"/>
-              <w:rPr>
-                <w:rFonts w:ascii="Helvetica" w:hAnsi="Helvetica" w:eastAsia="Helvetica" w:cs="Helvetica"/>
-                <w:i w:val="false"/>
-                <w:b w:val="false"/>
-                <w:u w:val="none"/>
-                <w:sz w:val="22"/>
-                <w:szCs w:val="22"/>
-                <w:color w:val="000000"/>
-              </w:rPr>
-            </w:pPr>
-            <w:r>
-              <w:rPr>
-                <w:rFonts w:ascii="Helvetica" w:hAnsi="Helvetica" w:eastAsia="Helvetica" w:cs="Helvetica"/>
-                <w:i w:val="false"/>
-                <w:b w:val="false"/>
-                <w:u w:val="none"/>
-                <w:sz w:val="22"/>
-                <w:szCs w:val="22"/>
-                <w:color w:val="000000"/>
-              </w:rPr>
-              <w:t xml:space="preserve">0.180</w:t>
+              <w:t xml:space="preserve">0.34, 1.21</w:t>
+            </w:r>
+          </w:p>
+        </w:tc>
+        <w:tc>
+          <w:tcPr>
+            <w:tcBorders>
+              <w:bottom w:val="none" w:sz="0" w:space="0" w:color="000000"/>
+              <w:top w:val="none" w:sz="0" w:space="0" w:color="000000"/>
+              <w:left w:val="none" w:sz="0" w:space="0" w:color="000000"/>
+              <w:right w:val="none" w:sz="0" w:space="0" w:color="000000"/>
+            </w:tcBorders>
+            <w:shd w:val="clear" w:color="auto" w:fill="FFFFFF"/>
+            <w:tcMar>
+              <w:top w:w="0" w:type="dxa"/>
+              <w:bottom w:w="0" w:type="dxa"/>
+              <w:left w:w="0" w:type="dxa"/>
+              <w:right w:w="0" w:type="dxa"/>
+            </w:tcMar>
+            <w:vAlign w:val="top"/>
+          </w:tcPr>
+          <w:p>
+            <w:pPr>
+              <w:pStyle w:val="Normal"/>
+              <w:jc w:val="center"/>
+              <w:pBdr>
+                <w:bottom w:val="none" w:sz="0" w:space="0" w:color="000000"/>
+                <w:top w:val="none" w:sz="0" w:space="0" w:color="000000"/>
+                <w:left w:val="none" w:sz="0" w:space="0" w:color="000000"/>
+                <w:right w:val="none" w:sz="0" w:space="0" w:color="000000"/>
+              </w:pBdr>
+              <w:spacing w:after="100" w:before="100" w:line="240"/>
+              <w:ind w:left="100" w:right="100" w:firstLine="0" w:firstLineChars="0"/>
+              <w:rPr>
+                <w:rFonts w:ascii="Helvetica" w:hAnsi="Helvetica" w:eastAsia="Helvetica" w:cs="Helvetica"/>
+                <w:i w:val="false"/>
+                <w:b w:val="false"/>
+                <w:u w:val="none"/>
+                <w:sz w:val="22"/>
+                <w:szCs w:val="22"/>
+                <w:color w:val="000000"/>
+              </w:rPr>
+            </w:pPr>
+            <w:r>
+              <w:rPr>
+                <w:rFonts w:ascii="Helvetica" w:hAnsi="Helvetica" w:eastAsia="Helvetica" w:cs="Helvetica"/>
+                <w:i w:val="false"/>
+                <w:b w:val="false"/>
+                <w:u w:val="none"/>
+                <w:sz w:val="22"/>
+                <w:szCs w:val="22"/>
+                <w:color w:val="000000"/>
+              </w:rPr>
+              <w:t xml:space="preserve">0.170</w:t>
             </w:r>
           </w:p>
         </w:tc>
@@ -15593,113 +15593,113 @@
                 <w:szCs w:val="22"/>
                 <w:color w:val="000000"/>
               </w:rPr>
-              <w:t xml:space="preserve">1.20</w:t>
-            </w:r>
-          </w:p>
-        </w:tc>
-        <w:tc>
-          <w:tcPr>
-            <w:tcBorders>
-              <w:bottom w:val="none" w:sz="0" w:space="0" w:color="000000"/>
-              <w:top w:val="none" w:sz="0" w:space="0" w:color="000000"/>
-              <w:left w:val="none" w:sz="0" w:space="0" w:color="000000"/>
-              <w:right w:val="none" w:sz="0" w:space="0" w:color="000000"/>
-            </w:tcBorders>
-            <w:shd w:val="clear" w:color="auto" w:fill="FFFFFF"/>
-            <w:tcMar>
-              <w:top w:w="0" w:type="dxa"/>
-              <w:bottom w:w="0" w:type="dxa"/>
-              <w:left w:w="0" w:type="dxa"/>
-              <w:right w:w="0" w:type="dxa"/>
-            </w:tcMar>
-            <w:vAlign w:val="top"/>
-          </w:tcPr>
-          <w:p>
-            <w:pPr>
-              <w:pStyle w:val="Normal"/>
-              <w:jc w:val="center"/>
-              <w:pBdr>
-                <w:bottom w:val="none" w:sz="0" w:space="0" w:color="000000"/>
-                <w:top w:val="none" w:sz="0" w:space="0" w:color="000000"/>
-                <w:left w:val="none" w:sz="0" w:space="0" w:color="000000"/>
-                <w:right w:val="none" w:sz="0" w:space="0" w:color="000000"/>
-              </w:pBdr>
-              <w:spacing w:after="100" w:before="100" w:line="240"/>
-              <w:ind w:left="100" w:right="100" w:firstLine="0" w:firstLineChars="0"/>
-              <w:rPr>
-                <w:rFonts w:ascii="Helvetica" w:hAnsi="Helvetica" w:eastAsia="Helvetica" w:cs="Helvetica"/>
-                <w:i w:val="false"/>
-                <w:b w:val="false"/>
-                <w:u w:val="none"/>
-                <w:sz w:val="22"/>
-                <w:szCs w:val="22"/>
-                <w:color w:val="000000"/>
-              </w:rPr>
-            </w:pPr>
-            <w:r>
-              <w:rPr>
-                <w:rFonts w:ascii="Helvetica" w:hAnsi="Helvetica" w:eastAsia="Helvetica" w:cs="Helvetica"/>
-                <w:i w:val="false"/>
-                <w:b w:val="false"/>
-                <w:u w:val="none"/>
-                <w:sz w:val="22"/>
-                <w:szCs w:val="22"/>
-                <w:color w:val="000000"/>
-              </w:rPr>
-              <w:t xml:space="preserve">0.67, 2.15</w:t>
-            </w:r>
-          </w:p>
-        </w:tc>
-        <w:tc>
-          <w:tcPr>
-            <w:tcBorders>
-              <w:bottom w:val="none" w:sz="0" w:space="0" w:color="000000"/>
-              <w:top w:val="none" w:sz="0" w:space="0" w:color="000000"/>
-              <w:left w:val="none" w:sz="0" w:space="0" w:color="000000"/>
-              <w:right w:val="none" w:sz="0" w:space="0" w:color="000000"/>
-            </w:tcBorders>
-            <w:shd w:val="clear" w:color="auto" w:fill="FFFFFF"/>
-            <w:tcMar>
-              <w:top w:w="0" w:type="dxa"/>
-              <w:bottom w:w="0" w:type="dxa"/>
-              <w:left w:w="0" w:type="dxa"/>
-              <w:right w:w="0" w:type="dxa"/>
-            </w:tcMar>
-            <w:vAlign w:val="top"/>
-          </w:tcPr>
-          <w:p>
-            <w:pPr>
-              <w:pStyle w:val="Normal"/>
-              <w:jc w:val="center"/>
-              <w:pBdr>
-                <w:bottom w:val="none" w:sz="0" w:space="0" w:color="000000"/>
-                <w:top w:val="none" w:sz="0" w:space="0" w:color="000000"/>
-                <w:left w:val="none" w:sz="0" w:space="0" w:color="000000"/>
-                <w:right w:val="none" w:sz="0" w:space="0" w:color="000000"/>
-              </w:pBdr>
-              <w:spacing w:after="100" w:before="100" w:line="240"/>
-              <w:ind w:left="100" w:right="100" w:firstLine="0" w:firstLineChars="0"/>
-              <w:rPr>
-                <w:rFonts w:ascii="Helvetica" w:hAnsi="Helvetica" w:eastAsia="Helvetica" w:cs="Helvetica"/>
-                <w:i w:val="false"/>
-                <w:b w:val="false"/>
-                <w:u w:val="none"/>
-                <w:sz w:val="22"/>
-                <w:szCs w:val="22"/>
-                <w:color w:val="000000"/>
-              </w:rPr>
-            </w:pPr>
-            <w:r>
-              <w:rPr>
-                <w:rFonts w:ascii="Helvetica" w:hAnsi="Helvetica" w:eastAsia="Helvetica" w:cs="Helvetica"/>
-                <w:i w:val="false"/>
-                <w:b w:val="false"/>
-                <w:u w:val="none"/>
-                <w:sz w:val="22"/>
-                <w:szCs w:val="22"/>
-                <w:color w:val="000000"/>
-              </w:rPr>
-              <w:t xml:space="preserve">0.540</w:t>
+              <w:t xml:space="preserve">1.21</w:t>
+            </w:r>
+          </w:p>
+        </w:tc>
+        <w:tc>
+          <w:tcPr>
+            <w:tcBorders>
+              <w:bottom w:val="none" w:sz="0" w:space="0" w:color="000000"/>
+              <w:top w:val="none" w:sz="0" w:space="0" w:color="000000"/>
+              <w:left w:val="none" w:sz="0" w:space="0" w:color="000000"/>
+              <w:right w:val="none" w:sz="0" w:space="0" w:color="000000"/>
+            </w:tcBorders>
+            <w:shd w:val="clear" w:color="auto" w:fill="FFFFFF"/>
+            <w:tcMar>
+              <w:top w:w="0" w:type="dxa"/>
+              <w:bottom w:w="0" w:type="dxa"/>
+              <w:left w:w="0" w:type="dxa"/>
+              <w:right w:w="0" w:type="dxa"/>
+            </w:tcMar>
+            <w:vAlign w:val="top"/>
+          </w:tcPr>
+          <w:p>
+            <w:pPr>
+              <w:pStyle w:val="Normal"/>
+              <w:jc w:val="center"/>
+              <w:pBdr>
+                <w:bottom w:val="none" w:sz="0" w:space="0" w:color="000000"/>
+                <w:top w:val="none" w:sz="0" w:space="0" w:color="000000"/>
+                <w:left w:val="none" w:sz="0" w:space="0" w:color="000000"/>
+                <w:right w:val="none" w:sz="0" w:space="0" w:color="000000"/>
+              </w:pBdr>
+              <w:spacing w:after="100" w:before="100" w:line="240"/>
+              <w:ind w:left="100" w:right="100" w:firstLine="0" w:firstLineChars="0"/>
+              <w:rPr>
+                <w:rFonts w:ascii="Helvetica" w:hAnsi="Helvetica" w:eastAsia="Helvetica" w:cs="Helvetica"/>
+                <w:i w:val="false"/>
+                <w:b w:val="false"/>
+                <w:u w:val="none"/>
+                <w:sz w:val="22"/>
+                <w:szCs w:val="22"/>
+                <w:color w:val="000000"/>
+              </w:rPr>
+            </w:pPr>
+            <w:r>
+              <w:rPr>
+                <w:rFonts w:ascii="Helvetica" w:hAnsi="Helvetica" w:eastAsia="Helvetica" w:cs="Helvetica"/>
+                <w:i w:val="false"/>
+                <w:b w:val="false"/>
+                <w:u w:val="none"/>
+                <w:sz w:val="22"/>
+                <w:szCs w:val="22"/>
+                <w:color w:val="000000"/>
+              </w:rPr>
+              <w:t xml:space="preserve">0.68, 2.16</w:t>
+            </w:r>
+          </w:p>
+        </w:tc>
+        <w:tc>
+          <w:tcPr>
+            <w:tcBorders>
+              <w:bottom w:val="none" w:sz="0" w:space="0" w:color="000000"/>
+              <w:top w:val="none" w:sz="0" w:space="0" w:color="000000"/>
+              <w:left w:val="none" w:sz="0" w:space="0" w:color="000000"/>
+              <w:right w:val="none" w:sz="0" w:space="0" w:color="000000"/>
+            </w:tcBorders>
+            <w:shd w:val="clear" w:color="auto" w:fill="FFFFFF"/>
+            <w:tcMar>
+              <w:top w:w="0" w:type="dxa"/>
+              <w:bottom w:w="0" w:type="dxa"/>
+              <w:left w:w="0" w:type="dxa"/>
+              <w:right w:w="0" w:type="dxa"/>
+            </w:tcMar>
+            <w:vAlign w:val="top"/>
+          </w:tcPr>
+          <w:p>
+            <w:pPr>
+              <w:pStyle w:val="Normal"/>
+              <w:jc w:val="center"/>
+              <w:pBdr>
+                <w:bottom w:val="none" w:sz="0" w:space="0" w:color="000000"/>
+                <w:top w:val="none" w:sz="0" w:space="0" w:color="000000"/>
+                <w:left w:val="none" w:sz="0" w:space="0" w:color="000000"/>
+                <w:right w:val="none" w:sz="0" w:space="0" w:color="000000"/>
+              </w:pBdr>
+              <w:spacing w:after="100" w:before="100" w:line="240"/>
+              <w:ind w:left="100" w:right="100" w:firstLine="0" w:firstLineChars="0"/>
+              <w:rPr>
+                <w:rFonts w:ascii="Helvetica" w:hAnsi="Helvetica" w:eastAsia="Helvetica" w:cs="Helvetica"/>
+                <w:i w:val="false"/>
+                <w:b w:val="false"/>
+                <w:u w:val="none"/>
+                <w:sz w:val="22"/>
+                <w:szCs w:val="22"/>
+                <w:color w:val="000000"/>
+              </w:rPr>
+            </w:pPr>
+            <w:r>
+              <w:rPr>
+                <w:rFonts w:ascii="Helvetica" w:hAnsi="Helvetica" w:eastAsia="Helvetica" w:cs="Helvetica"/>
+                <w:i w:val="false"/>
+                <w:b w:val="false"/>
+                <w:u w:val="none"/>
+                <w:sz w:val="22"/>
+                <w:szCs w:val="22"/>
+                <w:color w:val="000000"/>
+              </w:rPr>
+              <w:t xml:space="preserve">0.510</w:t>
             </w:r>
           </w:p>
         </w:tc>
@@ -16129,60 +16129,60 @@
                 <w:szCs w:val="22"/>
                 <w:color w:val="000000"/>
               </w:rPr>
-              <w:t xml:space="preserve">0.66, 1.54</w:t>
-            </w:r>
-          </w:p>
-        </w:tc>
-        <w:tc>
-          <w:tcPr>
-            <w:tcBorders>
-              <w:bottom w:val="none" w:sz="0" w:space="0" w:color="000000"/>
-              <w:top w:val="none" w:sz="0" w:space="0" w:color="000000"/>
-              <w:left w:val="none" w:sz="0" w:space="0" w:color="000000"/>
-              <w:right w:val="none" w:sz="0" w:space="0" w:color="000000"/>
-            </w:tcBorders>
-            <w:shd w:val="clear" w:color="auto" w:fill="FFFFFF"/>
-            <w:tcMar>
-              <w:top w:w="0" w:type="dxa"/>
-              <w:bottom w:w="0" w:type="dxa"/>
-              <w:left w:w="0" w:type="dxa"/>
-              <w:right w:w="0" w:type="dxa"/>
-            </w:tcMar>
-            <w:vAlign w:val="top"/>
-          </w:tcPr>
-          <w:p>
-            <w:pPr>
-              <w:pStyle w:val="Normal"/>
-              <w:jc w:val="center"/>
-              <w:pBdr>
-                <w:bottom w:val="none" w:sz="0" w:space="0" w:color="000000"/>
-                <w:top w:val="none" w:sz="0" w:space="0" w:color="000000"/>
-                <w:left w:val="none" w:sz="0" w:space="0" w:color="000000"/>
-                <w:right w:val="none" w:sz="0" w:space="0" w:color="000000"/>
-              </w:pBdr>
-              <w:spacing w:after="100" w:before="100" w:line="240"/>
-              <w:ind w:left="100" w:right="100" w:firstLine="0" w:firstLineChars="0"/>
-              <w:rPr>
-                <w:rFonts w:ascii="Helvetica" w:hAnsi="Helvetica" w:eastAsia="Helvetica" w:cs="Helvetica"/>
-                <w:i w:val="false"/>
-                <w:b w:val="false"/>
-                <w:u w:val="none"/>
-                <w:sz w:val="22"/>
-                <w:szCs w:val="22"/>
-                <w:color w:val="000000"/>
-              </w:rPr>
-            </w:pPr>
-            <w:r>
-              <w:rPr>
-                <w:rFonts w:ascii="Helvetica" w:hAnsi="Helvetica" w:eastAsia="Helvetica" w:cs="Helvetica"/>
-                <w:i w:val="false"/>
-                <w:b w:val="false"/>
-                <w:u w:val="none"/>
-                <w:sz w:val="22"/>
-                <w:szCs w:val="22"/>
-                <w:color w:val="000000"/>
-              </w:rPr>
-              <w:t xml:space="preserve">0.960</w:t>
+              <w:t xml:space="preserve">0.67, 1.55</w:t>
+            </w:r>
+          </w:p>
+        </w:tc>
+        <w:tc>
+          <w:tcPr>
+            <w:tcBorders>
+              <w:bottom w:val="none" w:sz="0" w:space="0" w:color="000000"/>
+              <w:top w:val="none" w:sz="0" w:space="0" w:color="000000"/>
+              <w:left w:val="none" w:sz="0" w:space="0" w:color="000000"/>
+              <w:right w:val="none" w:sz="0" w:space="0" w:color="000000"/>
+            </w:tcBorders>
+            <w:shd w:val="clear" w:color="auto" w:fill="FFFFFF"/>
+            <w:tcMar>
+              <w:top w:w="0" w:type="dxa"/>
+              <w:bottom w:w="0" w:type="dxa"/>
+              <w:left w:w="0" w:type="dxa"/>
+              <w:right w:w="0" w:type="dxa"/>
+            </w:tcMar>
+            <w:vAlign w:val="top"/>
+          </w:tcPr>
+          <w:p>
+            <w:pPr>
+              <w:pStyle w:val="Normal"/>
+              <w:jc w:val="center"/>
+              <w:pBdr>
+                <w:bottom w:val="none" w:sz="0" w:space="0" w:color="000000"/>
+                <w:top w:val="none" w:sz="0" w:space="0" w:color="000000"/>
+                <w:left w:val="none" w:sz="0" w:space="0" w:color="000000"/>
+                <w:right w:val="none" w:sz="0" w:space="0" w:color="000000"/>
+              </w:pBdr>
+              <w:spacing w:after="100" w:before="100" w:line="240"/>
+              <w:ind w:left="100" w:right="100" w:firstLine="0" w:firstLineChars="0"/>
+              <w:rPr>
+                <w:rFonts w:ascii="Helvetica" w:hAnsi="Helvetica" w:eastAsia="Helvetica" w:cs="Helvetica"/>
+                <w:i w:val="false"/>
+                <w:b w:val="false"/>
+                <w:u w:val="none"/>
+                <w:sz w:val="22"/>
+                <w:szCs w:val="22"/>
+                <w:color w:val="000000"/>
+              </w:rPr>
+            </w:pPr>
+            <w:r>
+              <w:rPr>
+                <w:rFonts w:ascii="Helvetica" w:hAnsi="Helvetica" w:eastAsia="Helvetica" w:cs="Helvetica"/>
+                <w:i w:val="false"/>
+                <w:b w:val="false"/>
+                <w:u w:val="none"/>
+                <w:sz w:val="22"/>
+                <w:szCs w:val="22"/>
+                <w:color w:val="000000"/>
+              </w:rPr>
+              <w:t xml:space="preserve">0.950</w:t>
             </w:r>
           </w:p>
         </w:tc>
@@ -16665,7 +16665,7 @@
                 <w:szCs w:val="22"/>
                 <w:color w:val="000000"/>
               </w:rPr>
-              <w:t xml:space="preserve">0.190</w:t>
+              <w:t xml:space="preserve">0.200</w:t>
             </w:r>
           </w:p>
         </w:tc>
@@ -17148,490 +17148,7 @@
                 <w:szCs w:val="22"/>
                 <w:color w:val="000000"/>
               </w:rPr>
-              <w:t xml:space="preserve">0.380</w:t>
-            </w:r>
-          </w:p>
-        </w:tc>
-      </w:tr>
-      <w:tr>
-        <w:trPr>
-          <w:trHeight w:val="598" w:hRule="auto"/>
-        </w:trPr>
-        body35
-        <w:tc>
-          <w:tcPr>
-            <w:tcBorders>
-              <w:bottom w:val="none" w:sz="0" w:space="0" w:color="000000"/>
-              <w:top w:val="none" w:sz="0" w:space="0" w:color="000000"/>
-              <w:left w:val="none" w:sz="0" w:space="0" w:color="000000"/>
-              <w:right w:val="none" w:sz="0" w:space="0" w:color="000000"/>
-            </w:tcBorders>
-            <w:shd w:val="clear" w:color="auto" w:fill="FFFFFF"/>
-            <w:tcMar>
-              <w:top w:w="0" w:type="dxa"/>
-              <w:bottom w:w="0" w:type="dxa"/>
-              <w:left w:w="0" w:type="dxa"/>
-              <w:right w:w="0" w:type="dxa"/>
-            </w:tcMar>
-            <w:vAlign w:val="top"/>
-          </w:tcPr>
-          <w:p>
-            <w:pPr>
-              <w:pStyle w:val="Normal"/>
-              <w:jc w:val="left"/>
-              <w:pBdr>
-                <w:bottom w:val="none" w:sz="0" w:space="0" w:color="000000"/>
-                <w:top w:val="none" w:sz="0" w:space="0" w:color="000000"/>
-                <w:left w:val="none" w:sz="0" w:space="0" w:color="000000"/>
-                <w:right w:val="none" w:sz="0" w:space="0" w:color="000000"/>
-              </w:pBdr>
-              <w:spacing w:after="100" w:before="100" w:line="240"/>
-              <w:ind w:left="100" w:right="100" w:firstLine="0" w:firstLineChars="0"/>
-              <w:rPr>
-                <w:rFonts w:ascii="Helvetica" w:hAnsi="Helvetica" w:eastAsia="Helvetica" w:cs="Helvetica"/>
-                <w:i w:val="false"/>
-                <w:b w:val="false"/>
-                <w:u w:val="none"/>
-                <w:sz w:val="22"/>
-                <w:szCs w:val="22"/>
-                <w:color w:val="000000"/>
-              </w:rPr>
-            </w:pPr>
-            <w:r>
-              <w:rPr>
-                <w:rFonts w:ascii="Helvetica" w:hAnsi="Helvetica" w:eastAsia="Helvetica" w:cs="Helvetica"/>
-                <w:i w:val="false"/>
-                <w:b w:val="false"/>
-                <w:u w:val="none"/>
-                <w:sz w:val="22"/>
-                <w:szCs w:val="22"/>
-                <w:color w:val="000000"/>
-              </w:rPr>
-              <w:t xml:space="preserve">steroids</w:t>
-            </w:r>
-          </w:p>
-        </w:tc>
-        <w:tc>
-          <w:tcPr>
-            <w:tcBorders>
-              <w:bottom w:val="none" w:sz="0" w:space="0" w:color="000000"/>
-              <w:top w:val="none" w:sz="0" w:space="0" w:color="000000"/>
-              <w:left w:val="none" w:sz="0" w:space="0" w:color="000000"/>
-              <w:right w:val="none" w:sz="0" w:space="0" w:color="000000"/>
-            </w:tcBorders>
-            <w:shd w:val="clear" w:color="auto" w:fill="FFFFFF"/>
-            <w:tcMar>
-              <w:top w:w="0" w:type="dxa"/>
-              <w:bottom w:w="0" w:type="dxa"/>
-              <w:left w:w="0" w:type="dxa"/>
-              <w:right w:w="0" w:type="dxa"/>
-            </w:tcMar>
-            <w:vAlign w:val="top"/>
-          </w:tcPr>
-          <w:p>
-            <w:pPr>
-              <w:pStyle w:val="Normal"/>
-              <w:jc w:val="center"/>
-              <w:pBdr>
-                <w:bottom w:val="none" w:sz="0" w:space="0" w:color="000000"/>
-                <w:top w:val="none" w:sz="0" w:space="0" w:color="000000"/>
-                <w:left w:val="none" w:sz="0" w:space="0" w:color="000000"/>
-                <w:right w:val="none" w:sz="0" w:space="0" w:color="000000"/>
-              </w:pBdr>
-              <w:spacing w:after="100" w:before="100" w:line="240"/>
-              <w:ind w:left="100" w:right="100" w:firstLine="0" w:firstLineChars="0"/>
-              <w:rPr>
-                <w:rFonts w:ascii="Helvetica" w:hAnsi="Helvetica" w:eastAsia="Helvetica" w:cs="Helvetica"/>
-                <w:i w:val="false"/>
-                <w:b w:val="false"/>
-                <w:u w:val="none"/>
-                <w:sz w:val="22"/>
-                <w:szCs w:val="22"/>
-                <w:color w:val="000000"/>
-              </w:rPr>
-            </w:pPr>
-            <w:r>
-              <w:rPr>
-                <w:rFonts w:ascii="Helvetica" w:hAnsi="Helvetica" w:eastAsia="Helvetica" w:cs="Helvetica"/>
-                <w:i w:val="false"/>
-                <w:b w:val="false"/>
-                <w:u w:val="none"/>
-                <w:sz w:val="22"/>
-                <w:szCs w:val="22"/>
-                <w:color w:val="000000"/>
-              </w:rPr>
-              <w:t xml:space="preserve">943</w:t>
-            </w:r>
-          </w:p>
-        </w:tc>
-        <w:tc>
-          <w:tcPr>
-            <w:tcBorders>
-              <w:bottom w:val="none" w:sz="0" w:space="0" w:color="000000"/>
-              <w:top w:val="none" w:sz="0" w:space="0" w:color="000000"/>
-              <w:left w:val="none" w:sz="0" w:space="0" w:color="000000"/>
-              <w:right w:val="none" w:sz="0" w:space="0" w:color="000000"/>
-            </w:tcBorders>
-            <w:shd w:val="clear" w:color="auto" w:fill="FFFFFF"/>
-            <w:tcMar>
-              <w:top w:w="0" w:type="dxa"/>
-              <w:bottom w:w="0" w:type="dxa"/>
-              <w:left w:w="0" w:type="dxa"/>
-              <w:right w:w="0" w:type="dxa"/>
-            </w:tcMar>
-            <w:vAlign w:val="top"/>
-          </w:tcPr>
-          <w:p>
-            <w:pPr>
-              <w:pStyle w:val="Normal"/>
-              <w:jc w:val="center"/>
-              <w:pBdr>
-                <w:bottom w:val="none" w:sz="0" w:space="0" w:color="000000"/>
-                <w:top w:val="none" w:sz="0" w:space="0" w:color="000000"/>
-                <w:left w:val="none" w:sz="0" w:space="0" w:color="000000"/>
-                <w:right w:val="none" w:sz="0" w:space="0" w:color="000000"/>
-              </w:pBdr>
-              <w:spacing w:after="100" w:before="100" w:line="240"/>
-              <w:ind w:left="100" w:right="100" w:firstLine="0" w:firstLineChars="0"/>
-              <w:rPr>
-                <w:rFonts w:ascii="Helvetica" w:hAnsi="Helvetica" w:eastAsia="Helvetica" w:cs="Helvetica"/>
-                <w:i w:val="false"/>
-                <w:b w:val="false"/>
-                <w:u w:val="none"/>
-                <w:sz w:val="22"/>
-                <w:szCs w:val="22"/>
-                <w:color w:val="000000"/>
-              </w:rPr>
-            </w:pPr>
-            <w:r>
-              <w:rPr>
-                <w:rFonts w:ascii="Helvetica" w:hAnsi="Helvetica" w:eastAsia="Helvetica" w:cs="Helvetica"/>
-                <w:i w:val="false"/>
-                <w:b w:val="false"/>
-                <w:u w:val="none"/>
-                <w:sz w:val="22"/>
-                <w:szCs w:val="22"/>
-                <w:color w:val="000000"/>
-              </w:rPr>
-              <w:t xml:space="preserve">0.61</w:t>
-            </w:r>
-          </w:p>
-        </w:tc>
-        <w:tc>
-          <w:tcPr>
-            <w:tcBorders>
-              <w:bottom w:val="none" w:sz="0" w:space="0" w:color="000000"/>
-              <w:top w:val="none" w:sz="0" w:space="0" w:color="000000"/>
-              <w:left w:val="none" w:sz="0" w:space="0" w:color="000000"/>
-              <w:right w:val="none" w:sz="0" w:space="0" w:color="000000"/>
-            </w:tcBorders>
-            <w:shd w:val="clear" w:color="auto" w:fill="FFFFFF"/>
-            <w:tcMar>
-              <w:top w:w="0" w:type="dxa"/>
-              <w:bottom w:w="0" w:type="dxa"/>
-              <w:left w:w="0" w:type="dxa"/>
-              <w:right w:w="0" w:type="dxa"/>
-            </w:tcMar>
-            <w:vAlign w:val="top"/>
-          </w:tcPr>
-          <w:p>
-            <w:pPr>
-              <w:pStyle w:val="Normal"/>
-              <w:jc w:val="center"/>
-              <w:pBdr>
-                <w:bottom w:val="none" w:sz="0" w:space="0" w:color="000000"/>
-                <w:top w:val="none" w:sz="0" w:space="0" w:color="000000"/>
-                <w:left w:val="none" w:sz="0" w:space="0" w:color="000000"/>
-                <w:right w:val="none" w:sz="0" w:space="0" w:color="000000"/>
-              </w:pBdr>
-              <w:spacing w:after="100" w:before="100" w:line="240"/>
-              <w:ind w:left="100" w:right="100" w:firstLine="0" w:firstLineChars="0"/>
-              <w:rPr>
-                <w:rFonts w:ascii="Helvetica" w:hAnsi="Helvetica" w:eastAsia="Helvetica" w:cs="Helvetica"/>
-                <w:i w:val="false"/>
-                <w:b w:val="false"/>
-                <w:u w:val="none"/>
-                <w:sz w:val="22"/>
-                <w:szCs w:val="22"/>
-                <w:color w:val="000000"/>
-              </w:rPr>
-            </w:pPr>
-            <w:r>
-              <w:rPr>
-                <w:rFonts w:ascii="Helvetica" w:hAnsi="Helvetica" w:eastAsia="Helvetica" w:cs="Helvetica"/>
-                <w:i w:val="false"/>
-                <w:b w:val="false"/>
-                <w:u w:val="none"/>
-                <w:sz w:val="22"/>
-                <w:szCs w:val="22"/>
-                <w:color w:val="000000"/>
-              </w:rPr>
-              <w:t xml:space="preserve">0.33, 1.12</w:t>
-            </w:r>
-          </w:p>
-        </w:tc>
-        <w:tc>
-          <w:tcPr>
-            <w:tcBorders>
-              <w:bottom w:val="none" w:sz="0" w:space="0" w:color="000000"/>
-              <w:top w:val="none" w:sz="0" w:space="0" w:color="000000"/>
-              <w:left w:val="none" w:sz="0" w:space="0" w:color="000000"/>
-              <w:right w:val="none" w:sz="0" w:space="0" w:color="000000"/>
-            </w:tcBorders>
-            <w:shd w:val="clear" w:color="auto" w:fill="FFFFFF"/>
-            <w:tcMar>
-              <w:top w:w="0" w:type="dxa"/>
-              <w:bottom w:w="0" w:type="dxa"/>
-              <w:left w:w="0" w:type="dxa"/>
-              <w:right w:w="0" w:type="dxa"/>
-            </w:tcMar>
-            <w:vAlign w:val="top"/>
-          </w:tcPr>
-          <w:p>
-            <w:pPr>
-              <w:pStyle w:val="Normal"/>
-              <w:jc w:val="center"/>
-              <w:pBdr>
-                <w:bottom w:val="none" w:sz="0" w:space="0" w:color="000000"/>
-                <w:top w:val="none" w:sz="0" w:space="0" w:color="000000"/>
-                <w:left w:val="none" w:sz="0" w:space="0" w:color="000000"/>
-                <w:right w:val="none" w:sz="0" w:space="0" w:color="000000"/>
-              </w:pBdr>
-              <w:spacing w:after="100" w:before="100" w:line="240"/>
-              <w:ind w:left="100" w:right="100" w:firstLine="0" w:firstLineChars="0"/>
-              <w:rPr>
-                <w:rFonts w:ascii="Helvetica" w:hAnsi="Helvetica" w:eastAsia="Helvetica" w:cs="Helvetica"/>
-                <w:i w:val="false"/>
-                <w:b w:val="false"/>
-                <w:u w:val="none"/>
-                <w:sz w:val="22"/>
-                <w:szCs w:val="22"/>
-                <w:color w:val="000000"/>
-              </w:rPr>
-            </w:pPr>
-            <w:r>
-              <w:rPr>
-                <w:rFonts w:ascii="Helvetica" w:hAnsi="Helvetica" w:eastAsia="Helvetica" w:cs="Helvetica"/>
-                <w:i w:val="false"/>
-                <w:b w:val="false"/>
-                <w:u w:val="none"/>
-                <w:sz w:val="22"/>
-                <w:szCs w:val="22"/>
-                <w:color w:val="000000"/>
-              </w:rPr>
-              <w:t xml:space="preserve">0.110</w:t>
-            </w:r>
-          </w:p>
-        </w:tc>
-        <w:tc>
-          <w:tcPr>
-            <w:tcBorders>
-              <w:bottom w:val="none" w:sz="0" w:space="0" w:color="000000"/>
-              <w:top w:val="none" w:sz="0" w:space="0" w:color="000000"/>
-              <w:left w:val="none" w:sz="0" w:space="0" w:color="000000"/>
-              <w:right w:val="none" w:sz="0" w:space="0" w:color="000000"/>
-            </w:tcBorders>
-            <w:shd w:val="clear" w:color="auto" w:fill="FFFFFF"/>
-            <w:tcMar>
-              <w:top w:w="0" w:type="dxa"/>
-              <w:bottom w:w="0" w:type="dxa"/>
-              <w:left w:w="0" w:type="dxa"/>
-              <w:right w:w="0" w:type="dxa"/>
-            </w:tcMar>
-            <w:vAlign w:val="top"/>
-          </w:tcPr>
-          <w:p>
-            <w:pPr>
-              <w:pStyle w:val="Normal"/>
-              <w:jc w:val="center"/>
-              <w:pBdr>
-                <w:bottom w:val="none" w:sz="0" w:space="0" w:color="000000"/>
-                <w:top w:val="none" w:sz="0" w:space="0" w:color="000000"/>
-                <w:left w:val="none" w:sz="0" w:space="0" w:color="000000"/>
-                <w:right w:val="none" w:sz="0" w:space="0" w:color="000000"/>
-              </w:pBdr>
-              <w:spacing w:after="100" w:before="100" w:line="240"/>
-              <w:ind w:left="100" w:right="100" w:firstLine="0" w:firstLineChars="0"/>
-              <w:rPr>
-                <w:rFonts w:ascii="Helvetica" w:hAnsi="Helvetica" w:eastAsia="Helvetica" w:cs="Helvetica"/>
-                <w:i w:val="false"/>
-                <w:b w:val="false"/>
-                <w:u w:val="none"/>
-                <w:sz w:val="22"/>
-                <w:szCs w:val="22"/>
-                <w:color w:val="000000"/>
-              </w:rPr>
-            </w:pPr>
-            <w:r>
-              <w:rPr>
-                <w:rFonts w:ascii="Helvetica" w:hAnsi="Helvetica" w:eastAsia="Helvetica" w:cs="Helvetica"/>
-                <w:i w:val="false"/>
-                <w:b w:val="false"/>
-                <w:u w:val="none"/>
-                <w:sz w:val="22"/>
-                <w:szCs w:val="22"/>
-                <w:color w:val="000000"/>
-              </w:rPr>
-              <w:t xml:space="preserve">943</w:t>
-            </w:r>
-          </w:p>
-        </w:tc>
-        <w:tc>
-          <w:tcPr>
-            <w:tcBorders>
-              <w:bottom w:val="none" w:sz="0" w:space="0" w:color="000000"/>
-              <w:top w:val="none" w:sz="0" w:space="0" w:color="000000"/>
-              <w:left w:val="none" w:sz="0" w:space="0" w:color="000000"/>
-              <w:right w:val="none" w:sz="0" w:space="0" w:color="000000"/>
-            </w:tcBorders>
-            <w:shd w:val="clear" w:color="auto" w:fill="FFFFFF"/>
-            <w:tcMar>
-              <w:top w:w="0" w:type="dxa"/>
-              <w:bottom w:w="0" w:type="dxa"/>
-              <w:left w:w="0" w:type="dxa"/>
-              <w:right w:w="0" w:type="dxa"/>
-            </w:tcMar>
-            <w:vAlign w:val="top"/>
-          </w:tcPr>
-          <w:p>
-            <w:pPr>
-              <w:pStyle w:val="Normal"/>
-              <w:jc w:val="center"/>
-              <w:pBdr>
-                <w:bottom w:val="none" w:sz="0" w:space="0" w:color="000000"/>
-                <w:top w:val="none" w:sz="0" w:space="0" w:color="000000"/>
-                <w:left w:val="none" w:sz="0" w:space="0" w:color="000000"/>
-                <w:right w:val="none" w:sz="0" w:space="0" w:color="000000"/>
-              </w:pBdr>
-              <w:spacing w:after="100" w:before="100" w:line="240"/>
-              <w:ind w:left="100" w:right="100" w:firstLine="0" w:firstLineChars="0"/>
-              <w:rPr>
-                <w:rFonts w:ascii="Helvetica" w:hAnsi="Helvetica" w:eastAsia="Helvetica" w:cs="Helvetica"/>
-                <w:i w:val="false"/>
-                <w:b w:val="false"/>
-                <w:u w:val="none"/>
-                <w:sz w:val="22"/>
-                <w:szCs w:val="22"/>
-                <w:color w:val="000000"/>
-              </w:rPr>
-            </w:pPr>
-            <w:r>
-              <w:rPr>
-                <w:rFonts w:ascii="Helvetica" w:hAnsi="Helvetica" w:eastAsia="Helvetica" w:cs="Helvetica"/>
-                <w:i w:val="false"/>
-                <w:b w:val="false"/>
-                <w:u w:val="none"/>
-                <w:sz w:val="22"/>
-                <w:szCs w:val="22"/>
-                <w:color w:val="000000"/>
-              </w:rPr>
-              <w:t xml:space="preserve">0.80</w:t>
-            </w:r>
-          </w:p>
-        </w:tc>
-        <w:tc>
-          <w:tcPr>
-            <w:tcBorders>
-              <w:bottom w:val="none" w:sz="0" w:space="0" w:color="000000"/>
-              <w:top w:val="none" w:sz="0" w:space="0" w:color="000000"/>
-              <w:left w:val="none" w:sz="0" w:space="0" w:color="000000"/>
-              <w:right w:val="none" w:sz="0" w:space="0" w:color="000000"/>
-            </w:tcBorders>
-            <w:shd w:val="clear" w:color="auto" w:fill="FFFFFF"/>
-            <w:tcMar>
-              <w:top w:w="0" w:type="dxa"/>
-              <w:bottom w:w="0" w:type="dxa"/>
-              <w:left w:w="0" w:type="dxa"/>
-              <w:right w:w="0" w:type="dxa"/>
-            </w:tcMar>
-            <w:vAlign w:val="top"/>
-          </w:tcPr>
-          <w:p>
-            <w:pPr>
-              <w:pStyle w:val="Normal"/>
-              <w:jc w:val="center"/>
-              <w:pBdr>
-                <w:bottom w:val="none" w:sz="0" w:space="0" w:color="000000"/>
-                <w:top w:val="none" w:sz="0" w:space="0" w:color="000000"/>
-                <w:left w:val="none" w:sz="0" w:space="0" w:color="000000"/>
-                <w:right w:val="none" w:sz="0" w:space="0" w:color="000000"/>
-              </w:pBdr>
-              <w:spacing w:after="100" w:before="100" w:line="240"/>
-              <w:ind w:left="100" w:right="100" w:firstLine="0" w:firstLineChars="0"/>
-              <w:rPr>
-                <w:rFonts w:ascii="Helvetica" w:hAnsi="Helvetica" w:eastAsia="Helvetica" w:cs="Helvetica"/>
-                <w:i w:val="false"/>
-                <w:b w:val="false"/>
-                <w:u w:val="none"/>
-                <w:sz w:val="22"/>
-                <w:szCs w:val="22"/>
-                <w:color w:val="000000"/>
-              </w:rPr>
-            </w:pPr>
-            <w:r>
-              <w:rPr>
-                <w:rFonts w:ascii="Helvetica" w:hAnsi="Helvetica" w:eastAsia="Helvetica" w:cs="Helvetica"/>
-                <w:i w:val="false"/>
-                <w:b w:val="false"/>
-                <w:u w:val="none"/>
-                <w:sz w:val="22"/>
-                <w:szCs w:val="22"/>
-                <w:color w:val="000000"/>
-              </w:rPr>
-              <w:t xml:space="preserve">0.42, 1.51</w:t>
-            </w:r>
-          </w:p>
-        </w:tc>
-        <w:tc>
-          <w:tcPr>
-            <w:tcBorders>
-              <w:bottom w:val="none" w:sz="0" w:space="0" w:color="000000"/>
-              <w:top w:val="none" w:sz="0" w:space="0" w:color="000000"/>
-              <w:left w:val="none" w:sz="0" w:space="0" w:color="000000"/>
-              <w:right w:val="none" w:sz="0" w:space="0" w:color="000000"/>
-            </w:tcBorders>
-            <w:shd w:val="clear" w:color="auto" w:fill="FFFFFF"/>
-            <w:tcMar>
-              <w:top w:w="0" w:type="dxa"/>
-              <w:bottom w:w="0" w:type="dxa"/>
-              <w:left w:w="0" w:type="dxa"/>
-              <w:right w:w="0" w:type="dxa"/>
-            </w:tcMar>
-            <w:vAlign w:val="top"/>
-          </w:tcPr>
-          <w:p>
-            <w:pPr>
-              <w:pStyle w:val="Normal"/>
-              <w:jc w:val="center"/>
-              <w:pBdr>
-                <w:bottom w:val="none" w:sz="0" w:space="0" w:color="000000"/>
-                <w:top w:val="none" w:sz="0" w:space="0" w:color="000000"/>
-                <w:left w:val="none" w:sz="0" w:space="0" w:color="000000"/>
-                <w:right w:val="none" w:sz="0" w:space="0" w:color="000000"/>
-              </w:pBdr>
-              <w:spacing w:after="100" w:before="100" w:line="240"/>
-              <w:ind w:left="100" w:right="100" w:firstLine="0" w:firstLineChars="0"/>
-              <w:rPr>
-                <w:rFonts w:ascii="Helvetica" w:hAnsi="Helvetica" w:eastAsia="Helvetica" w:cs="Helvetica"/>
-                <w:i w:val="false"/>
-                <w:b w:val="false"/>
-                <w:u w:val="none"/>
-                <w:sz w:val="22"/>
-                <w:szCs w:val="22"/>
-                <w:color w:val="000000"/>
-              </w:rPr>
-            </w:pPr>
-            <w:r>
-              <w:rPr>
-                <w:rFonts w:ascii="Helvetica" w:hAnsi="Helvetica" w:eastAsia="Helvetica" w:cs="Helvetica"/>
-                <w:i w:val="false"/>
-                <w:b w:val="false"/>
-                <w:u w:val="none"/>
-                <w:sz w:val="22"/>
-                <w:szCs w:val="22"/>
-                <w:color w:val="000000"/>
-              </w:rPr>
-              <w:t xml:space="preserve">0.490</w:t>
+              <w:t xml:space="preserve">0.370</w:t>
             </w:r>
           </w:p>
         </w:tc>
@@ -17640,7 +17157,7 @@
         <w:trPr>
           <w:trHeight w:val="616" w:hRule="auto"/>
         </w:trPr>
-        body36
+        body35
         <w:tc>
           <w:tcPr>
             <w:tcBorders>
@@ -18114,7 +17631,7 @@
                 <w:szCs w:val="22"/>
                 <w:color w:val="000000"/>
               </w:rPr>
-              <w:t xml:space="preserve">0.570</w:t>
+              <w:t xml:space="preserve">0.580</w:t>
             </w:r>
           </w:p>
         </w:tc>
@@ -18123,7 +17640,7 @@
         <w:trPr>
           <w:trHeight w:val="619" w:hRule="auto"/>
         </w:trPr>
-        body37
+        body36
         <w:tc>
           <w:tcPr>
             <w:tcBorders>
@@ -18597,7 +18114,7 @@
                 <w:szCs w:val="22"/>
                 <w:color w:val="000000"/>
               </w:rPr>
-              <w:t xml:space="preserve">0.067</w:t>
+              <w:t xml:space="preserve">0.070</w:t>
             </w:r>
           </w:p>
         </w:tc>

--- a/docs/tables/entire/sec7_aki_c30.docx
+++ b/docs/tables/entire/sec7_aki_c30.docx
@@ -2069,113 +2069,113 @@
                 <w:szCs w:val="22"/>
                 <w:color w:val="000000"/>
               </w:rPr>
-              <w:t xml:space="preserve">1.58</w:t>
-            </w:r>
-          </w:p>
-        </w:tc>
-        <w:tc>
-          <w:tcPr>
-            <w:tcBorders>
-              <w:bottom w:val="none" w:sz="0" w:space="0" w:color="000000"/>
-              <w:top w:val="none" w:sz="0" w:space="0" w:color="000000"/>
-              <w:left w:val="none" w:sz="0" w:space="0" w:color="000000"/>
-              <w:right w:val="none" w:sz="0" w:space="0" w:color="000000"/>
-            </w:tcBorders>
-            <w:shd w:val="clear" w:color="auto" w:fill="FFFFFF"/>
-            <w:tcMar>
-              <w:top w:w="0" w:type="dxa"/>
-              <w:bottom w:w="0" w:type="dxa"/>
-              <w:left w:w="0" w:type="dxa"/>
-              <w:right w:w="0" w:type="dxa"/>
-            </w:tcMar>
-            <w:vAlign w:val="top"/>
-          </w:tcPr>
-          <w:p>
-            <w:pPr>
-              <w:pStyle w:val="Normal"/>
-              <w:jc w:val="center"/>
-              <w:pBdr>
-                <w:bottom w:val="none" w:sz="0" w:space="0" w:color="000000"/>
-                <w:top w:val="none" w:sz="0" w:space="0" w:color="000000"/>
-                <w:left w:val="none" w:sz="0" w:space="0" w:color="000000"/>
-                <w:right w:val="none" w:sz="0" w:space="0" w:color="000000"/>
-              </w:pBdr>
-              <w:spacing w:after="100" w:before="100" w:line="240"/>
-              <w:ind w:left="100" w:right="100" w:firstLine="0" w:firstLineChars="0"/>
-              <w:rPr>
-                <w:rFonts w:ascii="Helvetica" w:hAnsi="Helvetica" w:eastAsia="Helvetica" w:cs="Helvetica"/>
-                <w:i w:val="false"/>
-                <w:b w:val="false"/>
-                <w:u w:val="none"/>
-                <w:sz w:val="22"/>
-                <w:szCs w:val="22"/>
-                <w:color w:val="000000"/>
-              </w:rPr>
-            </w:pPr>
-            <w:r>
-              <w:rPr>
-                <w:rFonts w:ascii="Helvetica" w:hAnsi="Helvetica" w:eastAsia="Helvetica" w:cs="Helvetica"/>
-                <w:i w:val="false"/>
-                <w:b w:val="false"/>
-                <w:u w:val="none"/>
-                <w:sz w:val="22"/>
-                <w:szCs w:val="22"/>
-                <w:color w:val="000000"/>
-              </w:rPr>
-              <w:t xml:space="preserve">1.11, 2.24</w:t>
-            </w:r>
-          </w:p>
-        </w:tc>
-        <w:tc>
-          <w:tcPr>
-            <w:tcBorders>
-              <w:bottom w:val="none" w:sz="0" w:space="0" w:color="000000"/>
-              <w:top w:val="none" w:sz="0" w:space="0" w:color="000000"/>
-              <w:left w:val="none" w:sz="0" w:space="0" w:color="000000"/>
-              <w:right w:val="none" w:sz="0" w:space="0" w:color="000000"/>
-            </w:tcBorders>
-            <w:shd w:val="clear" w:color="auto" w:fill="FFFFFF"/>
-            <w:tcMar>
-              <w:top w:w="0" w:type="dxa"/>
-              <w:bottom w:w="0" w:type="dxa"/>
-              <w:left w:w="0" w:type="dxa"/>
-              <w:right w:w="0" w:type="dxa"/>
-            </w:tcMar>
-            <w:vAlign w:val="top"/>
-          </w:tcPr>
-          <w:p>
-            <w:pPr>
-              <w:pStyle w:val="Normal"/>
-              <w:jc w:val="center"/>
-              <w:pBdr>
-                <w:bottom w:val="none" w:sz="0" w:space="0" w:color="000000"/>
-                <w:top w:val="none" w:sz="0" w:space="0" w:color="000000"/>
-                <w:left w:val="none" w:sz="0" w:space="0" w:color="000000"/>
-                <w:right w:val="none" w:sz="0" w:space="0" w:color="000000"/>
-              </w:pBdr>
-              <w:spacing w:after="100" w:before="100" w:line="240"/>
-              <w:ind w:left="100" w:right="100" w:firstLine="0" w:firstLineChars="0"/>
-              <w:rPr>
-                <w:rFonts w:ascii="Helvetica" w:hAnsi="Helvetica" w:eastAsia="Helvetica" w:cs="Helvetica"/>
-                <w:i w:val="false"/>
-                <w:b w:val="false"/>
-                <w:u w:val="none"/>
-                <w:sz w:val="22"/>
-                <w:szCs w:val="22"/>
-                <w:color w:val="000000"/>
-              </w:rPr>
-            </w:pPr>
-            <w:r>
-              <w:rPr>
-                <w:rFonts w:ascii="Helvetica" w:hAnsi="Helvetica" w:eastAsia="Helvetica" w:cs="Helvetica"/>
-                <w:i w:val="false"/>
-                <w:b w:val="false"/>
-                <w:u w:val="none"/>
-                <w:sz w:val="22"/>
-                <w:szCs w:val="22"/>
-                <w:color w:val="000000"/>
-              </w:rPr>
-              <w:t xml:space="preserve">0.011</w:t>
+              <w:t xml:space="preserve">1.84</w:t>
+            </w:r>
+          </w:p>
+        </w:tc>
+        <w:tc>
+          <w:tcPr>
+            <w:tcBorders>
+              <w:bottom w:val="none" w:sz="0" w:space="0" w:color="000000"/>
+              <w:top w:val="none" w:sz="0" w:space="0" w:color="000000"/>
+              <w:left w:val="none" w:sz="0" w:space="0" w:color="000000"/>
+              <w:right w:val="none" w:sz="0" w:space="0" w:color="000000"/>
+            </w:tcBorders>
+            <w:shd w:val="clear" w:color="auto" w:fill="FFFFFF"/>
+            <w:tcMar>
+              <w:top w:w="0" w:type="dxa"/>
+              <w:bottom w:w="0" w:type="dxa"/>
+              <w:left w:w="0" w:type="dxa"/>
+              <w:right w:w="0" w:type="dxa"/>
+            </w:tcMar>
+            <w:vAlign w:val="top"/>
+          </w:tcPr>
+          <w:p>
+            <w:pPr>
+              <w:pStyle w:val="Normal"/>
+              <w:jc w:val="center"/>
+              <w:pBdr>
+                <w:bottom w:val="none" w:sz="0" w:space="0" w:color="000000"/>
+                <w:top w:val="none" w:sz="0" w:space="0" w:color="000000"/>
+                <w:left w:val="none" w:sz="0" w:space="0" w:color="000000"/>
+                <w:right w:val="none" w:sz="0" w:space="0" w:color="000000"/>
+              </w:pBdr>
+              <w:spacing w:after="100" w:before="100" w:line="240"/>
+              <w:ind w:left="100" w:right="100" w:firstLine="0" w:firstLineChars="0"/>
+              <w:rPr>
+                <w:rFonts w:ascii="Helvetica" w:hAnsi="Helvetica" w:eastAsia="Helvetica" w:cs="Helvetica"/>
+                <w:i w:val="false"/>
+                <w:b w:val="false"/>
+                <w:u w:val="none"/>
+                <w:sz w:val="22"/>
+                <w:szCs w:val="22"/>
+                <w:color w:val="000000"/>
+              </w:rPr>
+            </w:pPr>
+            <w:r>
+              <w:rPr>
+                <w:rFonts w:ascii="Helvetica" w:hAnsi="Helvetica" w:eastAsia="Helvetica" w:cs="Helvetica"/>
+                <w:i w:val="false"/>
+                <w:b w:val="false"/>
+                <w:u w:val="none"/>
+                <w:sz w:val="22"/>
+                <w:szCs w:val="22"/>
+                <w:color w:val="000000"/>
+              </w:rPr>
+              <w:t xml:space="preserve">1.33, 2.54</w:t>
+            </w:r>
+          </w:p>
+        </w:tc>
+        <w:tc>
+          <w:tcPr>
+            <w:tcBorders>
+              <w:bottom w:val="none" w:sz="0" w:space="0" w:color="000000"/>
+              <w:top w:val="none" w:sz="0" w:space="0" w:color="000000"/>
+              <w:left w:val="none" w:sz="0" w:space="0" w:color="000000"/>
+              <w:right w:val="none" w:sz="0" w:space="0" w:color="000000"/>
+            </w:tcBorders>
+            <w:shd w:val="clear" w:color="auto" w:fill="FFFFFF"/>
+            <w:tcMar>
+              <w:top w:w="0" w:type="dxa"/>
+              <w:bottom w:w="0" w:type="dxa"/>
+              <w:left w:w="0" w:type="dxa"/>
+              <w:right w:w="0" w:type="dxa"/>
+            </w:tcMar>
+            <w:vAlign w:val="top"/>
+          </w:tcPr>
+          <w:p>
+            <w:pPr>
+              <w:pStyle w:val="Normal"/>
+              <w:jc w:val="center"/>
+              <w:pBdr>
+                <w:bottom w:val="none" w:sz="0" w:space="0" w:color="000000"/>
+                <w:top w:val="none" w:sz="0" w:space="0" w:color="000000"/>
+                <w:left w:val="none" w:sz="0" w:space="0" w:color="000000"/>
+                <w:right w:val="none" w:sz="0" w:space="0" w:color="000000"/>
+              </w:pBdr>
+              <w:spacing w:after="100" w:before="100" w:line="240"/>
+              <w:ind w:left="100" w:right="100" w:firstLine="0" w:firstLineChars="0"/>
+              <w:rPr>
+                <w:rFonts w:ascii="Helvetica" w:hAnsi="Helvetica" w:eastAsia="Helvetica" w:cs="Helvetica"/>
+                <w:i w:val="false"/>
+                <w:b w:val="false"/>
+                <w:u w:val="none"/>
+                <w:sz w:val="22"/>
+                <w:szCs w:val="22"/>
+                <w:color w:val="000000"/>
+              </w:rPr>
+            </w:pPr>
+            <w:r>
+              <w:rPr>
+                <w:rFonts w:ascii="Helvetica" w:hAnsi="Helvetica" w:eastAsia="Helvetica" w:cs="Helvetica"/>
+                <w:i w:val="false"/>
+                <w:b w:val="false"/>
+                <w:u w:val="none"/>
+                <w:sz w:val="22"/>
+                <w:szCs w:val="22"/>
+                <w:color w:val="000000"/>
+              </w:rPr>
+              <w:t xml:space="preserve">&lt;0.001</w:t>
             </w:r>
           </w:p>
         </w:tc>
@@ -4001,60 +4001,60 @@
                 <w:szCs w:val="22"/>
                 <w:color w:val="000000"/>
               </w:rPr>
-              <w:t xml:space="preserve">1.79</w:t>
-            </w:r>
-          </w:p>
-        </w:tc>
-        <w:tc>
-          <w:tcPr>
-            <w:tcBorders>
-              <w:bottom w:val="none" w:sz="0" w:space="0" w:color="000000"/>
-              <w:top w:val="none" w:sz="0" w:space="0" w:color="000000"/>
-              <w:left w:val="none" w:sz="0" w:space="0" w:color="000000"/>
-              <w:right w:val="none" w:sz="0" w:space="0" w:color="000000"/>
-            </w:tcBorders>
-            <w:shd w:val="clear" w:color="auto" w:fill="FFFFFF"/>
-            <w:tcMar>
-              <w:top w:w="0" w:type="dxa"/>
-              <w:bottom w:w="0" w:type="dxa"/>
-              <w:left w:w="0" w:type="dxa"/>
-              <w:right w:w="0" w:type="dxa"/>
-            </w:tcMar>
-            <w:vAlign w:val="top"/>
-          </w:tcPr>
-          <w:p>
-            <w:pPr>
-              <w:pStyle w:val="Normal"/>
-              <w:jc w:val="center"/>
-              <w:pBdr>
-                <w:bottom w:val="none" w:sz="0" w:space="0" w:color="000000"/>
-                <w:top w:val="none" w:sz="0" w:space="0" w:color="000000"/>
-                <w:left w:val="none" w:sz="0" w:space="0" w:color="000000"/>
-                <w:right w:val="none" w:sz="0" w:space="0" w:color="000000"/>
-              </w:pBdr>
-              <w:spacing w:after="100" w:before="100" w:line="240"/>
-              <w:ind w:left="100" w:right="100" w:firstLine="0" w:firstLineChars="0"/>
-              <w:rPr>
-                <w:rFonts w:ascii="Helvetica" w:hAnsi="Helvetica" w:eastAsia="Helvetica" w:cs="Helvetica"/>
-                <w:i w:val="false"/>
-                <w:b w:val="false"/>
-                <w:u w:val="none"/>
-                <w:sz w:val="22"/>
-                <w:szCs w:val="22"/>
-                <w:color w:val="000000"/>
-              </w:rPr>
-            </w:pPr>
-            <w:r>
-              <w:rPr>
-                <w:rFonts w:ascii="Helvetica" w:hAnsi="Helvetica" w:eastAsia="Helvetica" w:cs="Helvetica"/>
-                <w:i w:val="false"/>
-                <w:b w:val="false"/>
-                <w:u w:val="none"/>
-                <w:sz w:val="22"/>
-                <w:szCs w:val="22"/>
-                <w:color w:val="000000"/>
-              </w:rPr>
-              <w:t xml:space="preserve">1.21, 2.63</w:t>
+              <w:t xml:space="preserve">1.80</w:t>
+            </w:r>
+          </w:p>
+        </w:tc>
+        <w:tc>
+          <w:tcPr>
+            <w:tcBorders>
+              <w:bottom w:val="none" w:sz="0" w:space="0" w:color="000000"/>
+              <w:top w:val="none" w:sz="0" w:space="0" w:color="000000"/>
+              <w:left w:val="none" w:sz="0" w:space="0" w:color="000000"/>
+              <w:right w:val="none" w:sz="0" w:space="0" w:color="000000"/>
+            </w:tcBorders>
+            <w:shd w:val="clear" w:color="auto" w:fill="FFFFFF"/>
+            <w:tcMar>
+              <w:top w:w="0" w:type="dxa"/>
+              <w:bottom w:w="0" w:type="dxa"/>
+              <w:left w:w="0" w:type="dxa"/>
+              <w:right w:w="0" w:type="dxa"/>
+            </w:tcMar>
+            <w:vAlign w:val="top"/>
+          </w:tcPr>
+          <w:p>
+            <w:pPr>
+              <w:pStyle w:val="Normal"/>
+              <w:jc w:val="center"/>
+              <w:pBdr>
+                <w:bottom w:val="none" w:sz="0" w:space="0" w:color="000000"/>
+                <w:top w:val="none" w:sz="0" w:space="0" w:color="000000"/>
+                <w:left w:val="none" w:sz="0" w:space="0" w:color="000000"/>
+                <w:right w:val="none" w:sz="0" w:space="0" w:color="000000"/>
+              </w:pBdr>
+              <w:spacing w:after="100" w:before="100" w:line="240"/>
+              <w:ind w:left="100" w:right="100" w:firstLine="0" w:firstLineChars="0"/>
+              <w:rPr>
+                <w:rFonts w:ascii="Helvetica" w:hAnsi="Helvetica" w:eastAsia="Helvetica" w:cs="Helvetica"/>
+                <w:i w:val="false"/>
+                <w:b w:val="false"/>
+                <w:u w:val="none"/>
+                <w:sz w:val="22"/>
+                <w:szCs w:val="22"/>
+                <w:color w:val="000000"/>
+              </w:rPr>
+            </w:pPr>
+            <w:r>
+              <w:rPr>
+                <w:rFonts w:ascii="Helvetica" w:hAnsi="Helvetica" w:eastAsia="Helvetica" w:cs="Helvetica"/>
+                <w:i w:val="false"/>
+                <w:b w:val="false"/>
+                <w:u w:val="none"/>
+                <w:sz w:val="22"/>
+                <w:szCs w:val="22"/>
+                <w:color w:val="000000"/>
+              </w:rPr>
+              <w:t xml:space="preserve">1.22, 2.66</w:t>
             </w:r>
           </w:p>
         </w:tc>
@@ -4590,7 +4590,7 @@
                 <w:szCs w:val="22"/>
                 <w:color w:val="000000"/>
               </w:rPr>
-              <w:t xml:space="preserve">0.340</w:t>
+              <w:t xml:space="preserve">0.330</w:t>
             </w:r>
           </w:p>
         </w:tc>
@@ -5933,113 +5933,113 @@
                 <w:szCs w:val="22"/>
                 <w:color w:val="000000"/>
               </w:rPr>
-              <w:t xml:space="preserve">1.15</w:t>
-            </w:r>
-          </w:p>
-        </w:tc>
-        <w:tc>
-          <w:tcPr>
-            <w:tcBorders>
-              <w:bottom w:val="none" w:sz="0" w:space="0" w:color="000000"/>
-              <w:top w:val="none" w:sz="0" w:space="0" w:color="000000"/>
-              <w:left w:val="none" w:sz="0" w:space="0" w:color="000000"/>
-              <w:right w:val="none" w:sz="0" w:space="0" w:color="000000"/>
-            </w:tcBorders>
-            <w:shd w:val="clear" w:color="auto" w:fill="FFFFFF"/>
-            <w:tcMar>
-              <w:top w:w="0" w:type="dxa"/>
-              <w:bottom w:w="0" w:type="dxa"/>
-              <w:left w:w="0" w:type="dxa"/>
-              <w:right w:w="0" w:type="dxa"/>
-            </w:tcMar>
-            <w:vAlign w:val="top"/>
-          </w:tcPr>
-          <w:p>
-            <w:pPr>
-              <w:pStyle w:val="Normal"/>
-              <w:jc w:val="center"/>
-              <w:pBdr>
-                <w:bottom w:val="none" w:sz="0" w:space="0" w:color="000000"/>
-                <w:top w:val="none" w:sz="0" w:space="0" w:color="000000"/>
-                <w:left w:val="none" w:sz="0" w:space="0" w:color="000000"/>
-                <w:right w:val="none" w:sz="0" w:space="0" w:color="000000"/>
-              </w:pBdr>
-              <w:spacing w:after="100" w:before="100" w:line="240"/>
-              <w:ind w:left="100" w:right="100" w:firstLine="0" w:firstLineChars="0"/>
-              <w:rPr>
-                <w:rFonts w:ascii="Helvetica" w:hAnsi="Helvetica" w:eastAsia="Helvetica" w:cs="Helvetica"/>
-                <w:i w:val="false"/>
-                <w:b w:val="false"/>
-                <w:u w:val="none"/>
-                <w:sz w:val="22"/>
-                <w:szCs w:val="22"/>
-                <w:color w:val="000000"/>
-              </w:rPr>
-            </w:pPr>
-            <w:r>
-              <w:rPr>
-                <w:rFonts w:ascii="Helvetica" w:hAnsi="Helvetica" w:eastAsia="Helvetica" w:cs="Helvetica"/>
-                <w:i w:val="false"/>
-                <w:b w:val="false"/>
-                <w:u w:val="none"/>
-                <w:sz w:val="22"/>
-                <w:szCs w:val="22"/>
-                <w:color w:val="000000"/>
-              </w:rPr>
-              <w:t xml:space="preserve">0.82, 1.63</w:t>
-            </w:r>
-          </w:p>
-        </w:tc>
-        <w:tc>
-          <w:tcPr>
-            <w:tcBorders>
-              <w:bottom w:val="none" w:sz="0" w:space="0" w:color="000000"/>
-              <w:top w:val="none" w:sz="0" w:space="0" w:color="000000"/>
-              <w:left w:val="none" w:sz="0" w:space="0" w:color="000000"/>
-              <w:right w:val="none" w:sz="0" w:space="0" w:color="000000"/>
-            </w:tcBorders>
-            <w:shd w:val="clear" w:color="auto" w:fill="FFFFFF"/>
-            <w:tcMar>
-              <w:top w:w="0" w:type="dxa"/>
-              <w:bottom w:w="0" w:type="dxa"/>
-              <w:left w:w="0" w:type="dxa"/>
-              <w:right w:w="0" w:type="dxa"/>
-            </w:tcMar>
-            <w:vAlign w:val="top"/>
-          </w:tcPr>
-          <w:p>
-            <w:pPr>
-              <w:pStyle w:val="Normal"/>
-              <w:jc w:val="center"/>
-              <w:pBdr>
-                <w:bottom w:val="none" w:sz="0" w:space="0" w:color="000000"/>
-                <w:top w:val="none" w:sz="0" w:space="0" w:color="000000"/>
-                <w:left w:val="none" w:sz="0" w:space="0" w:color="000000"/>
-                <w:right w:val="none" w:sz="0" w:space="0" w:color="000000"/>
-              </w:pBdr>
-              <w:spacing w:after="100" w:before="100" w:line="240"/>
-              <w:ind w:left="100" w:right="100" w:firstLine="0" w:firstLineChars="0"/>
-              <w:rPr>
-                <w:rFonts w:ascii="Helvetica" w:hAnsi="Helvetica" w:eastAsia="Helvetica" w:cs="Helvetica"/>
-                <w:i w:val="false"/>
-                <w:b w:val="false"/>
-                <w:u w:val="none"/>
-                <w:sz w:val="22"/>
-                <w:szCs w:val="22"/>
-                <w:color w:val="000000"/>
-              </w:rPr>
-            </w:pPr>
-            <w:r>
-              <w:rPr>
-                <w:rFonts w:ascii="Helvetica" w:hAnsi="Helvetica" w:eastAsia="Helvetica" w:cs="Helvetica"/>
-                <w:i w:val="false"/>
-                <w:b w:val="false"/>
-                <w:u w:val="none"/>
-                <w:sz w:val="22"/>
-                <w:szCs w:val="22"/>
-                <w:color w:val="000000"/>
-              </w:rPr>
-              <w:t xml:space="preserve">0.420</w:t>
+              <w:t xml:space="preserve">1.17</w:t>
+            </w:r>
+          </w:p>
+        </w:tc>
+        <w:tc>
+          <w:tcPr>
+            <w:tcBorders>
+              <w:bottom w:val="none" w:sz="0" w:space="0" w:color="000000"/>
+              <w:top w:val="none" w:sz="0" w:space="0" w:color="000000"/>
+              <w:left w:val="none" w:sz="0" w:space="0" w:color="000000"/>
+              <w:right w:val="none" w:sz="0" w:space="0" w:color="000000"/>
+            </w:tcBorders>
+            <w:shd w:val="clear" w:color="auto" w:fill="FFFFFF"/>
+            <w:tcMar>
+              <w:top w:w="0" w:type="dxa"/>
+              <w:bottom w:w="0" w:type="dxa"/>
+              <w:left w:w="0" w:type="dxa"/>
+              <w:right w:w="0" w:type="dxa"/>
+            </w:tcMar>
+            <w:vAlign w:val="top"/>
+          </w:tcPr>
+          <w:p>
+            <w:pPr>
+              <w:pStyle w:val="Normal"/>
+              <w:jc w:val="center"/>
+              <w:pBdr>
+                <w:bottom w:val="none" w:sz="0" w:space="0" w:color="000000"/>
+                <w:top w:val="none" w:sz="0" w:space="0" w:color="000000"/>
+                <w:left w:val="none" w:sz="0" w:space="0" w:color="000000"/>
+                <w:right w:val="none" w:sz="0" w:space="0" w:color="000000"/>
+              </w:pBdr>
+              <w:spacing w:after="100" w:before="100" w:line="240"/>
+              <w:ind w:left="100" w:right="100" w:firstLine="0" w:firstLineChars="0"/>
+              <w:rPr>
+                <w:rFonts w:ascii="Helvetica" w:hAnsi="Helvetica" w:eastAsia="Helvetica" w:cs="Helvetica"/>
+                <w:i w:val="false"/>
+                <w:b w:val="false"/>
+                <w:u w:val="none"/>
+                <w:sz w:val="22"/>
+                <w:szCs w:val="22"/>
+                <w:color w:val="000000"/>
+              </w:rPr>
+            </w:pPr>
+            <w:r>
+              <w:rPr>
+                <w:rFonts w:ascii="Helvetica" w:hAnsi="Helvetica" w:eastAsia="Helvetica" w:cs="Helvetica"/>
+                <w:i w:val="false"/>
+                <w:b w:val="false"/>
+                <w:u w:val="none"/>
+                <w:sz w:val="22"/>
+                <w:szCs w:val="22"/>
+                <w:color w:val="000000"/>
+              </w:rPr>
+              <w:t xml:space="preserve">0.83, 1.66</w:t>
+            </w:r>
+          </w:p>
+        </w:tc>
+        <w:tc>
+          <w:tcPr>
+            <w:tcBorders>
+              <w:bottom w:val="none" w:sz="0" w:space="0" w:color="000000"/>
+              <w:top w:val="none" w:sz="0" w:space="0" w:color="000000"/>
+              <w:left w:val="none" w:sz="0" w:space="0" w:color="000000"/>
+              <w:right w:val="none" w:sz="0" w:space="0" w:color="000000"/>
+            </w:tcBorders>
+            <w:shd w:val="clear" w:color="auto" w:fill="FFFFFF"/>
+            <w:tcMar>
+              <w:top w:w="0" w:type="dxa"/>
+              <w:bottom w:w="0" w:type="dxa"/>
+              <w:left w:w="0" w:type="dxa"/>
+              <w:right w:w="0" w:type="dxa"/>
+            </w:tcMar>
+            <w:vAlign w:val="top"/>
+          </w:tcPr>
+          <w:p>
+            <w:pPr>
+              <w:pStyle w:val="Normal"/>
+              <w:jc w:val="center"/>
+              <w:pBdr>
+                <w:bottom w:val="none" w:sz="0" w:space="0" w:color="000000"/>
+                <w:top w:val="none" w:sz="0" w:space="0" w:color="000000"/>
+                <w:left w:val="none" w:sz="0" w:space="0" w:color="000000"/>
+                <w:right w:val="none" w:sz="0" w:space="0" w:color="000000"/>
+              </w:pBdr>
+              <w:spacing w:after="100" w:before="100" w:line="240"/>
+              <w:ind w:left="100" w:right="100" w:firstLine="0" w:firstLineChars="0"/>
+              <w:rPr>
+                <w:rFonts w:ascii="Helvetica" w:hAnsi="Helvetica" w:eastAsia="Helvetica" w:cs="Helvetica"/>
+                <w:i w:val="false"/>
+                <w:b w:val="false"/>
+                <w:u w:val="none"/>
+                <w:sz w:val="22"/>
+                <w:szCs w:val="22"/>
+                <w:color w:val="000000"/>
+              </w:rPr>
+            </w:pPr>
+            <w:r>
+              <w:rPr>
+                <w:rFonts w:ascii="Helvetica" w:hAnsi="Helvetica" w:eastAsia="Helvetica" w:cs="Helvetica"/>
+                <w:i w:val="false"/>
+                <w:b w:val="false"/>
+                <w:u w:val="none"/>
+                <w:sz w:val="22"/>
+                <w:szCs w:val="22"/>
+                <w:color w:val="000000"/>
+              </w:rPr>
+              <w:t xml:space="preserve">0.370</w:t>
             </w:r>
           </w:p>
         </w:tc>
@@ -7435,7 +7435,7 @@
                 <w:szCs w:val="22"/>
                 <w:color w:val="000000"/>
               </w:rPr>
-              <w:t xml:space="preserve">0.44, 2.56</w:t>
+              <w:t xml:space="preserve">0.44, 2.55</w:t>
             </w:r>
           </w:p>
         </w:tc>
@@ -7865,113 +7865,113 @@
                 <w:szCs w:val="22"/>
                 <w:color w:val="000000"/>
               </w:rPr>
-              <w:t xml:space="preserve">0.98</w:t>
-            </w:r>
-          </w:p>
-        </w:tc>
-        <w:tc>
-          <w:tcPr>
-            <w:tcBorders>
-              <w:bottom w:val="none" w:sz="0" w:space="0" w:color="000000"/>
-              <w:top w:val="none" w:sz="0" w:space="0" w:color="000000"/>
-              <w:left w:val="none" w:sz="0" w:space="0" w:color="000000"/>
-              <w:right w:val="none" w:sz="0" w:space="0" w:color="000000"/>
-            </w:tcBorders>
-            <w:shd w:val="clear" w:color="auto" w:fill="FFFFFF"/>
-            <w:tcMar>
-              <w:top w:w="0" w:type="dxa"/>
-              <w:bottom w:w="0" w:type="dxa"/>
-              <w:left w:w="0" w:type="dxa"/>
-              <w:right w:w="0" w:type="dxa"/>
-            </w:tcMar>
-            <w:vAlign w:val="top"/>
-          </w:tcPr>
-          <w:p>
-            <w:pPr>
-              <w:pStyle w:val="Normal"/>
-              <w:jc w:val="center"/>
-              <w:pBdr>
-                <w:bottom w:val="none" w:sz="0" w:space="0" w:color="000000"/>
-                <w:top w:val="none" w:sz="0" w:space="0" w:color="000000"/>
-                <w:left w:val="none" w:sz="0" w:space="0" w:color="000000"/>
-                <w:right w:val="none" w:sz="0" w:space="0" w:color="000000"/>
-              </w:pBdr>
-              <w:spacing w:after="100" w:before="100" w:line="240"/>
-              <w:ind w:left="100" w:right="100" w:firstLine="0" w:firstLineChars="0"/>
-              <w:rPr>
-                <w:rFonts w:ascii="Helvetica" w:hAnsi="Helvetica" w:eastAsia="Helvetica" w:cs="Helvetica"/>
-                <w:i w:val="false"/>
-                <w:b w:val="false"/>
-                <w:u w:val="none"/>
-                <w:sz w:val="22"/>
-                <w:szCs w:val="22"/>
-                <w:color w:val="000000"/>
-              </w:rPr>
-            </w:pPr>
-            <w:r>
-              <w:rPr>
-                <w:rFonts w:ascii="Helvetica" w:hAnsi="Helvetica" w:eastAsia="Helvetica" w:cs="Helvetica"/>
-                <w:i w:val="false"/>
-                <w:b w:val="false"/>
-                <w:u w:val="none"/>
-                <w:sz w:val="22"/>
-                <w:szCs w:val="22"/>
-                <w:color w:val="000000"/>
-              </w:rPr>
-              <w:t xml:space="preserve">0.50, 1.90</w:t>
-            </w:r>
-          </w:p>
-        </w:tc>
-        <w:tc>
-          <w:tcPr>
-            <w:tcBorders>
-              <w:bottom w:val="none" w:sz="0" w:space="0" w:color="000000"/>
-              <w:top w:val="none" w:sz="0" w:space="0" w:color="000000"/>
-              <w:left w:val="none" w:sz="0" w:space="0" w:color="000000"/>
-              <w:right w:val="none" w:sz="0" w:space="0" w:color="000000"/>
-            </w:tcBorders>
-            <w:shd w:val="clear" w:color="auto" w:fill="FFFFFF"/>
-            <w:tcMar>
-              <w:top w:w="0" w:type="dxa"/>
-              <w:bottom w:w="0" w:type="dxa"/>
-              <w:left w:w="0" w:type="dxa"/>
-              <w:right w:w="0" w:type="dxa"/>
-            </w:tcMar>
-            <w:vAlign w:val="top"/>
-          </w:tcPr>
-          <w:p>
-            <w:pPr>
-              <w:pStyle w:val="Normal"/>
-              <w:jc w:val="center"/>
-              <w:pBdr>
-                <w:bottom w:val="none" w:sz="0" w:space="0" w:color="000000"/>
-                <w:top w:val="none" w:sz="0" w:space="0" w:color="000000"/>
-                <w:left w:val="none" w:sz="0" w:space="0" w:color="000000"/>
-                <w:right w:val="none" w:sz="0" w:space="0" w:color="000000"/>
-              </w:pBdr>
-              <w:spacing w:after="100" w:before="100" w:line="240"/>
-              <w:ind w:left="100" w:right="100" w:firstLine="0" w:firstLineChars="0"/>
-              <w:rPr>
-                <w:rFonts w:ascii="Helvetica" w:hAnsi="Helvetica" w:eastAsia="Helvetica" w:cs="Helvetica"/>
-                <w:i w:val="false"/>
-                <w:b w:val="false"/>
-                <w:u w:val="none"/>
-                <w:sz w:val="22"/>
-                <w:szCs w:val="22"/>
-                <w:color w:val="000000"/>
-              </w:rPr>
-            </w:pPr>
-            <w:r>
-              <w:rPr>
-                <w:rFonts w:ascii="Helvetica" w:hAnsi="Helvetica" w:eastAsia="Helvetica" w:cs="Helvetica"/>
-                <w:i w:val="false"/>
-                <w:b w:val="false"/>
-                <w:u w:val="none"/>
-                <w:sz w:val="22"/>
-                <w:szCs w:val="22"/>
-                <w:color w:val="000000"/>
-              </w:rPr>
-              <w:t xml:space="preserve">0.950</w:t>
+              <w:t xml:space="preserve">0.96</w:t>
+            </w:r>
+          </w:p>
+        </w:tc>
+        <w:tc>
+          <w:tcPr>
+            <w:tcBorders>
+              <w:bottom w:val="none" w:sz="0" w:space="0" w:color="000000"/>
+              <w:top w:val="none" w:sz="0" w:space="0" w:color="000000"/>
+              <w:left w:val="none" w:sz="0" w:space="0" w:color="000000"/>
+              <w:right w:val="none" w:sz="0" w:space="0" w:color="000000"/>
+            </w:tcBorders>
+            <w:shd w:val="clear" w:color="auto" w:fill="FFFFFF"/>
+            <w:tcMar>
+              <w:top w:w="0" w:type="dxa"/>
+              <w:bottom w:w="0" w:type="dxa"/>
+              <w:left w:w="0" w:type="dxa"/>
+              <w:right w:w="0" w:type="dxa"/>
+            </w:tcMar>
+            <w:vAlign w:val="top"/>
+          </w:tcPr>
+          <w:p>
+            <w:pPr>
+              <w:pStyle w:val="Normal"/>
+              <w:jc w:val="center"/>
+              <w:pBdr>
+                <w:bottom w:val="none" w:sz="0" w:space="0" w:color="000000"/>
+                <w:top w:val="none" w:sz="0" w:space="0" w:color="000000"/>
+                <w:left w:val="none" w:sz="0" w:space="0" w:color="000000"/>
+                <w:right w:val="none" w:sz="0" w:space="0" w:color="000000"/>
+              </w:pBdr>
+              <w:spacing w:after="100" w:before="100" w:line="240"/>
+              <w:ind w:left="100" w:right="100" w:firstLine="0" w:firstLineChars="0"/>
+              <w:rPr>
+                <w:rFonts w:ascii="Helvetica" w:hAnsi="Helvetica" w:eastAsia="Helvetica" w:cs="Helvetica"/>
+                <w:i w:val="false"/>
+                <w:b w:val="false"/>
+                <w:u w:val="none"/>
+                <w:sz w:val="22"/>
+                <w:szCs w:val="22"/>
+                <w:color w:val="000000"/>
+              </w:rPr>
+            </w:pPr>
+            <w:r>
+              <w:rPr>
+                <w:rFonts w:ascii="Helvetica" w:hAnsi="Helvetica" w:eastAsia="Helvetica" w:cs="Helvetica"/>
+                <w:i w:val="false"/>
+                <w:b w:val="false"/>
+                <w:u w:val="none"/>
+                <w:sz w:val="22"/>
+                <w:szCs w:val="22"/>
+                <w:color w:val="000000"/>
+              </w:rPr>
+              <w:t xml:space="preserve">0.49, 1.86</w:t>
+            </w:r>
+          </w:p>
+        </w:tc>
+        <w:tc>
+          <w:tcPr>
+            <w:tcBorders>
+              <w:bottom w:val="none" w:sz="0" w:space="0" w:color="000000"/>
+              <w:top w:val="none" w:sz="0" w:space="0" w:color="000000"/>
+              <w:left w:val="none" w:sz="0" w:space="0" w:color="000000"/>
+              <w:right w:val="none" w:sz="0" w:space="0" w:color="000000"/>
+            </w:tcBorders>
+            <w:shd w:val="clear" w:color="auto" w:fill="FFFFFF"/>
+            <w:tcMar>
+              <w:top w:w="0" w:type="dxa"/>
+              <w:bottom w:w="0" w:type="dxa"/>
+              <w:left w:w="0" w:type="dxa"/>
+              <w:right w:w="0" w:type="dxa"/>
+            </w:tcMar>
+            <w:vAlign w:val="top"/>
+          </w:tcPr>
+          <w:p>
+            <w:pPr>
+              <w:pStyle w:val="Normal"/>
+              <w:jc w:val="center"/>
+              <w:pBdr>
+                <w:bottom w:val="none" w:sz="0" w:space="0" w:color="000000"/>
+                <w:top w:val="none" w:sz="0" w:space="0" w:color="000000"/>
+                <w:left w:val="none" w:sz="0" w:space="0" w:color="000000"/>
+                <w:right w:val="none" w:sz="0" w:space="0" w:color="000000"/>
+              </w:pBdr>
+              <w:spacing w:after="100" w:before="100" w:line="240"/>
+              <w:ind w:left="100" w:right="100" w:firstLine="0" w:firstLineChars="0"/>
+              <w:rPr>
+                <w:rFonts w:ascii="Helvetica" w:hAnsi="Helvetica" w:eastAsia="Helvetica" w:cs="Helvetica"/>
+                <w:i w:val="false"/>
+                <w:b w:val="false"/>
+                <w:u w:val="none"/>
+                <w:sz w:val="22"/>
+                <w:szCs w:val="22"/>
+                <w:color w:val="000000"/>
+              </w:rPr>
+            </w:pPr>
+            <w:r>
+              <w:rPr>
+                <w:rFonts w:ascii="Helvetica" w:hAnsi="Helvetica" w:eastAsia="Helvetica" w:cs="Helvetica"/>
+                <w:i w:val="false"/>
+                <w:b w:val="false"/>
+                <w:u w:val="none"/>
+                <w:sz w:val="22"/>
+                <w:szCs w:val="22"/>
+                <w:color w:val="000000"/>
+              </w:rPr>
+              <w:t xml:space="preserve">0.900</w:t>
             </w:r>
           </w:p>
         </w:tc>
@@ -8348,113 +8348,113 @@
                 <w:szCs w:val="22"/>
                 <w:color w:val="000000"/>
               </w:rPr>
-              <w:t xml:space="preserve">0.81</w:t>
-            </w:r>
-          </w:p>
-        </w:tc>
-        <w:tc>
-          <w:tcPr>
-            <w:tcBorders>
-              <w:bottom w:val="none" w:sz="0" w:space="0" w:color="000000"/>
-              <w:top w:val="none" w:sz="0" w:space="0" w:color="000000"/>
-              <w:left w:val="none" w:sz="0" w:space="0" w:color="000000"/>
-              <w:right w:val="none" w:sz="0" w:space="0" w:color="000000"/>
-            </w:tcBorders>
-            <w:shd w:val="clear" w:color="auto" w:fill="FFFFFF"/>
-            <w:tcMar>
-              <w:top w:w="0" w:type="dxa"/>
-              <w:bottom w:w="0" w:type="dxa"/>
-              <w:left w:w="0" w:type="dxa"/>
-              <w:right w:w="0" w:type="dxa"/>
-            </w:tcMar>
-            <w:vAlign w:val="top"/>
-          </w:tcPr>
-          <w:p>
-            <w:pPr>
-              <w:pStyle w:val="Normal"/>
-              <w:jc w:val="center"/>
-              <w:pBdr>
-                <w:bottom w:val="none" w:sz="0" w:space="0" w:color="000000"/>
-                <w:top w:val="none" w:sz="0" w:space="0" w:color="000000"/>
-                <w:left w:val="none" w:sz="0" w:space="0" w:color="000000"/>
-                <w:right w:val="none" w:sz="0" w:space="0" w:color="000000"/>
-              </w:pBdr>
-              <w:spacing w:after="100" w:before="100" w:line="240"/>
-              <w:ind w:left="100" w:right="100" w:firstLine="0" w:firstLineChars="0"/>
-              <w:rPr>
-                <w:rFonts w:ascii="Helvetica" w:hAnsi="Helvetica" w:eastAsia="Helvetica" w:cs="Helvetica"/>
-                <w:i w:val="false"/>
-                <w:b w:val="false"/>
-                <w:u w:val="none"/>
-                <w:sz w:val="22"/>
-                <w:szCs w:val="22"/>
-                <w:color w:val="000000"/>
-              </w:rPr>
-            </w:pPr>
-            <w:r>
-              <w:rPr>
-                <w:rFonts w:ascii="Helvetica" w:hAnsi="Helvetica" w:eastAsia="Helvetica" w:cs="Helvetica"/>
-                <w:i w:val="false"/>
-                <w:b w:val="false"/>
-                <w:u w:val="none"/>
-                <w:sz w:val="22"/>
-                <w:szCs w:val="22"/>
-                <w:color w:val="000000"/>
-              </w:rPr>
-              <w:t xml:space="preserve">0.38, 1.75</w:t>
-            </w:r>
-          </w:p>
-        </w:tc>
-        <w:tc>
-          <w:tcPr>
-            <w:tcBorders>
-              <w:bottom w:val="none" w:sz="0" w:space="0" w:color="000000"/>
-              <w:top w:val="none" w:sz="0" w:space="0" w:color="000000"/>
-              <w:left w:val="none" w:sz="0" w:space="0" w:color="000000"/>
-              <w:right w:val="none" w:sz="0" w:space="0" w:color="000000"/>
-            </w:tcBorders>
-            <w:shd w:val="clear" w:color="auto" w:fill="FFFFFF"/>
-            <w:tcMar>
-              <w:top w:w="0" w:type="dxa"/>
-              <w:bottom w:w="0" w:type="dxa"/>
-              <w:left w:w="0" w:type="dxa"/>
-              <w:right w:w="0" w:type="dxa"/>
-            </w:tcMar>
-            <w:vAlign w:val="top"/>
-          </w:tcPr>
-          <w:p>
-            <w:pPr>
-              <w:pStyle w:val="Normal"/>
-              <w:jc w:val="center"/>
-              <w:pBdr>
-                <w:bottom w:val="none" w:sz="0" w:space="0" w:color="000000"/>
-                <w:top w:val="none" w:sz="0" w:space="0" w:color="000000"/>
-                <w:left w:val="none" w:sz="0" w:space="0" w:color="000000"/>
-                <w:right w:val="none" w:sz="0" w:space="0" w:color="000000"/>
-              </w:pBdr>
-              <w:spacing w:after="100" w:before="100" w:line="240"/>
-              <w:ind w:left="100" w:right="100" w:firstLine="0" w:firstLineChars="0"/>
-              <w:rPr>
-                <w:rFonts w:ascii="Helvetica" w:hAnsi="Helvetica" w:eastAsia="Helvetica" w:cs="Helvetica"/>
-                <w:i w:val="false"/>
-                <w:b w:val="false"/>
-                <w:u w:val="none"/>
-                <w:sz w:val="22"/>
-                <w:szCs w:val="22"/>
-                <w:color w:val="000000"/>
-              </w:rPr>
-            </w:pPr>
-            <w:r>
-              <w:rPr>
-                <w:rFonts w:ascii="Helvetica" w:hAnsi="Helvetica" w:eastAsia="Helvetica" w:cs="Helvetica"/>
-                <w:i w:val="false"/>
-                <w:b w:val="false"/>
-                <w:u w:val="none"/>
-                <w:sz w:val="22"/>
-                <w:szCs w:val="22"/>
-                <w:color w:val="000000"/>
-              </w:rPr>
-              <w:t xml:space="preserve">0.590</w:t>
+              <w:t xml:space="preserve">0.79</w:t>
+            </w:r>
+          </w:p>
+        </w:tc>
+        <w:tc>
+          <w:tcPr>
+            <w:tcBorders>
+              <w:bottom w:val="none" w:sz="0" w:space="0" w:color="000000"/>
+              <w:top w:val="none" w:sz="0" w:space="0" w:color="000000"/>
+              <w:left w:val="none" w:sz="0" w:space="0" w:color="000000"/>
+              <w:right w:val="none" w:sz="0" w:space="0" w:color="000000"/>
+            </w:tcBorders>
+            <w:shd w:val="clear" w:color="auto" w:fill="FFFFFF"/>
+            <w:tcMar>
+              <w:top w:w="0" w:type="dxa"/>
+              <w:bottom w:w="0" w:type="dxa"/>
+              <w:left w:w="0" w:type="dxa"/>
+              <w:right w:w="0" w:type="dxa"/>
+            </w:tcMar>
+            <w:vAlign w:val="top"/>
+          </w:tcPr>
+          <w:p>
+            <w:pPr>
+              <w:pStyle w:val="Normal"/>
+              <w:jc w:val="center"/>
+              <w:pBdr>
+                <w:bottom w:val="none" w:sz="0" w:space="0" w:color="000000"/>
+                <w:top w:val="none" w:sz="0" w:space="0" w:color="000000"/>
+                <w:left w:val="none" w:sz="0" w:space="0" w:color="000000"/>
+                <w:right w:val="none" w:sz="0" w:space="0" w:color="000000"/>
+              </w:pBdr>
+              <w:spacing w:after="100" w:before="100" w:line="240"/>
+              <w:ind w:left="100" w:right="100" w:firstLine="0" w:firstLineChars="0"/>
+              <w:rPr>
+                <w:rFonts w:ascii="Helvetica" w:hAnsi="Helvetica" w:eastAsia="Helvetica" w:cs="Helvetica"/>
+                <w:i w:val="false"/>
+                <w:b w:val="false"/>
+                <w:u w:val="none"/>
+                <w:sz w:val="22"/>
+                <w:szCs w:val="22"/>
+                <w:color w:val="000000"/>
+              </w:rPr>
+            </w:pPr>
+            <w:r>
+              <w:rPr>
+                <w:rFonts w:ascii="Helvetica" w:hAnsi="Helvetica" w:eastAsia="Helvetica" w:cs="Helvetica"/>
+                <w:i w:val="false"/>
+                <w:b w:val="false"/>
+                <w:u w:val="none"/>
+                <w:sz w:val="22"/>
+                <w:szCs w:val="22"/>
+                <w:color w:val="000000"/>
+              </w:rPr>
+              <w:t xml:space="preserve">0.37, 1.71</w:t>
+            </w:r>
+          </w:p>
+        </w:tc>
+        <w:tc>
+          <w:tcPr>
+            <w:tcBorders>
+              <w:bottom w:val="none" w:sz="0" w:space="0" w:color="000000"/>
+              <w:top w:val="none" w:sz="0" w:space="0" w:color="000000"/>
+              <w:left w:val="none" w:sz="0" w:space="0" w:color="000000"/>
+              <w:right w:val="none" w:sz="0" w:space="0" w:color="000000"/>
+            </w:tcBorders>
+            <w:shd w:val="clear" w:color="auto" w:fill="FFFFFF"/>
+            <w:tcMar>
+              <w:top w:w="0" w:type="dxa"/>
+              <w:bottom w:w="0" w:type="dxa"/>
+              <w:left w:w="0" w:type="dxa"/>
+              <w:right w:w="0" w:type="dxa"/>
+            </w:tcMar>
+            <w:vAlign w:val="top"/>
+          </w:tcPr>
+          <w:p>
+            <w:pPr>
+              <w:pStyle w:val="Normal"/>
+              <w:jc w:val="center"/>
+              <w:pBdr>
+                <w:bottom w:val="none" w:sz="0" w:space="0" w:color="000000"/>
+                <w:top w:val="none" w:sz="0" w:space="0" w:color="000000"/>
+                <w:left w:val="none" w:sz="0" w:space="0" w:color="000000"/>
+                <w:right w:val="none" w:sz="0" w:space="0" w:color="000000"/>
+              </w:pBdr>
+              <w:spacing w:after="100" w:before="100" w:line="240"/>
+              <w:ind w:left="100" w:right="100" w:firstLine="0" w:firstLineChars="0"/>
+              <w:rPr>
+                <w:rFonts w:ascii="Helvetica" w:hAnsi="Helvetica" w:eastAsia="Helvetica" w:cs="Helvetica"/>
+                <w:i w:val="false"/>
+                <w:b w:val="false"/>
+                <w:u w:val="none"/>
+                <w:sz w:val="22"/>
+                <w:szCs w:val="22"/>
+                <w:color w:val="000000"/>
+              </w:rPr>
+            </w:pPr>
+            <w:r>
+              <w:rPr>
+                <w:rFonts w:ascii="Helvetica" w:hAnsi="Helvetica" w:eastAsia="Helvetica" w:cs="Helvetica"/>
+                <w:i w:val="false"/>
+                <w:b w:val="false"/>
+                <w:u w:val="none"/>
+                <w:sz w:val="22"/>
+                <w:szCs w:val="22"/>
+                <w:color w:val="000000"/>
+              </w:rPr>
+              <w:t xml:space="preserve">0.550</w:t>
             </w:r>
           </w:p>
         </w:tc>
@@ -8831,113 +8831,113 @@
                 <w:szCs w:val="22"/>
                 <w:color w:val="000000"/>
               </w:rPr>
-              <w:t xml:space="preserve">0.93</w:t>
-            </w:r>
-          </w:p>
-        </w:tc>
-        <w:tc>
-          <w:tcPr>
-            <w:tcBorders>
-              <w:bottom w:val="none" w:sz="0" w:space="0" w:color="000000"/>
-              <w:top w:val="none" w:sz="0" w:space="0" w:color="000000"/>
-              <w:left w:val="none" w:sz="0" w:space="0" w:color="000000"/>
-              <w:right w:val="none" w:sz="0" w:space="0" w:color="000000"/>
-            </w:tcBorders>
-            <w:shd w:val="clear" w:color="auto" w:fill="FFFFFF"/>
-            <w:tcMar>
-              <w:top w:w="0" w:type="dxa"/>
-              <w:bottom w:w="0" w:type="dxa"/>
-              <w:left w:w="0" w:type="dxa"/>
-              <w:right w:w="0" w:type="dxa"/>
-            </w:tcMar>
-            <w:vAlign w:val="top"/>
-          </w:tcPr>
-          <w:p>
-            <w:pPr>
-              <w:pStyle w:val="Normal"/>
-              <w:jc w:val="center"/>
-              <w:pBdr>
-                <w:bottom w:val="none" w:sz="0" w:space="0" w:color="000000"/>
-                <w:top w:val="none" w:sz="0" w:space="0" w:color="000000"/>
-                <w:left w:val="none" w:sz="0" w:space="0" w:color="000000"/>
-                <w:right w:val="none" w:sz="0" w:space="0" w:color="000000"/>
-              </w:pBdr>
-              <w:spacing w:after="100" w:before="100" w:line="240"/>
-              <w:ind w:left="100" w:right="100" w:firstLine="0" w:firstLineChars="0"/>
-              <w:rPr>
-                <w:rFonts w:ascii="Helvetica" w:hAnsi="Helvetica" w:eastAsia="Helvetica" w:cs="Helvetica"/>
-                <w:i w:val="false"/>
-                <w:b w:val="false"/>
-                <w:u w:val="none"/>
-                <w:sz w:val="22"/>
-                <w:szCs w:val="22"/>
-                <w:color w:val="000000"/>
-              </w:rPr>
-            </w:pPr>
-            <w:r>
-              <w:rPr>
-                <w:rFonts w:ascii="Helvetica" w:hAnsi="Helvetica" w:eastAsia="Helvetica" w:cs="Helvetica"/>
-                <w:i w:val="false"/>
-                <w:b w:val="false"/>
-                <w:u w:val="none"/>
-                <w:sz w:val="22"/>
-                <w:szCs w:val="22"/>
-                <w:color w:val="000000"/>
-              </w:rPr>
-              <w:t xml:space="preserve">0.47, 1.85</w:t>
-            </w:r>
-          </w:p>
-        </w:tc>
-        <w:tc>
-          <w:tcPr>
-            <w:tcBorders>
-              <w:bottom w:val="none" w:sz="0" w:space="0" w:color="000000"/>
-              <w:top w:val="none" w:sz="0" w:space="0" w:color="000000"/>
-              <w:left w:val="none" w:sz="0" w:space="0" w:color="000000"/>
-              <w:right w:val="none" w:sz="0" w:space="0" w:color="000000"/>
-            </w:tcBorders>
-            <w:shd w:val="clear" w:color="auto" w:fill="FFFFFF"/>
-            <w:tcMar>
-              <w:top w:w="0" w:type="dxa"/>
-              <w:bottom w:w="0" w:type="dxa"/>
-              <w:left w:w="0" w:type="dxa"/>
-              <w:right w:w="0" w:type="dxa"/>
-            </w:tcMar>
-            <w:vAlign w:val="top"/>
-          </w:tcPr>
-          <w:p>
-            <w:pPr>
-              <w:pStyle w:val="Normal"/>
-              <w:jc w:val="center"/>
-              <w:pBdr>
-                <w:bottom w:val="none" w:sz="0" w:space="0" w:color="000000"/>
-                <w:top w:val="none" w:sz="0" w:space="0" w:color="000000"/>
-                <w:left w:val="none" w:sz="0" w:space="0" w:color="000000"/>
-                <w:right w:val="none" w:sz="0" w:space="0" w:color="000000"/>
-              </w:pBdr>
-              <w:spacing w:after="100" w:before="100" w:line="240"/>
-              <w:ind w:left="100" w:right="100" w:firstLine="0" w:firstLineChars="0"/>
-              <w:rPr>
-                <w:rFonts w:ascii="Helvetica" w:hAnsi="Helvetica" w:eastAsia="Helvetica" w:cs="Helvetica"/>
-                <w:i w:val="false"/>
-                <w:b w:val="false"/>
-                <w:u w:val="none"/>
-                <w:sz w:val="22"/>
-                <w:szCs w:val="22"/>
-                <w:color w:val="000000"/>
-              </w:rPr>
-            </w:pPr>
-            <w:r>
-              <w:rPr>
-                <w:rFonts w:ascii="Helvetica" w:hAnsi="Helvetica" w:eastAsia="Helvetica" w:cs="Helvetica"/>
-                <w:i w:val="false"/>
-                <w:b w:val="false"/>
-                <w:u w:val="none"/>
-                <w:sz w:val="22"/>
-                <w:szCs w:val="22"/>
-                <w:color w:val="000000"/>
-              </w:rPr>
-              <w:t xml:space="preserve">0.840</w:t>
+              <w:t xml:space="preserve">0.91</w:t>
+            </w:r>
+          </w:p>
+        </w:tc>
+        <w:tc>
+          <w:tcPr>
+            <w:tcBorders>
+              <w:bottom w:val="none" w:sz="0" w:space="0" w:color="000000"/>
+              <w:top w:val="none" w:sz="0" w:space="0" w:color="000000"/>
+              <w:left w:val="none" w:sz="0" w:space="0" w:color="000000"/>
+              <w:right w:val="none" w:sz="0" w:space="0" w:color="000000"/>
+            </w:tcBorders>
+            <w:shd w:val="clear" w:color="auto" w:fill="FFFFFF"/>
+            <w:tcMar>
+              <w:top w:w="0" w:type="dxa"/>
+              <w:bottom w:w="0" w:type="dxa"/>
+              <w:left w:w="0" w:type="dxa"/>
+              <w:right w:w="0" w:type="dxa"/>
+            </w:tcMar>
+            <w:vAlign w:val="top"/>
+          </w:tcPr>
+          <w:p>
+            <w:pPr>
+              <w:pStyle w:val="Normal"/>
+              <w:jc w:val="center"/>
+              <w:pBdr>
+                <w:bottom w:val="none" w:sz="0" w:space="0" w:color="000000"/>
+                <w:top w:val="none" w:sz="0" w:space="0" w:color="000000"/>
+                <w:left w:val="none" w:sz="0" w:space="0" w:color="000000"/>
+                <w:right w:val="none" w:sz="0" w:space="0" w:color="000000"/>
+              </w:pBdr>
+              <w:spacing w:after="100" w:before="100" w:line="240"/>
+              <w:ind w:left="100" w:right="100" w:firstLine="0" w:firstLineChars="0"/>
+              <w:rPr>
+                <w:rFonts w:ascii="Helvetica" w:hAnsi="Helvetica" w:eastAsia="Helvetica" w:cs="Helvetica"/>
+                <w:i w:val="false"/>
+                <w:b w:val="false"/>
+                <w:u w:val="none"/>
+                <w:sz w:val="22"/>
+                <w:szCs w:val="22"/>
+                <w:color w:val="000000"/>
+              </w:rPr>
+            </w:pPr>
+            <w:r>
+              <w:rPr>
+                <w:rFonts w:ascii="Helvetica" w:hAnsi="Helvetica" w:eastAsia="Helvetica" w:cs="Helvetica"/>
+                <w:i w:val="false"/>
+                <w:b w:val="false"/>
+                <w:u w:val="none"/>
+                <w:sz w:val="22"/>
+                <w:szCs w:val="22"/>
+                <w:color w:val="000000"/>
+              </w:rPr>
+              <w:t xml:space="preserve">0.46, 1.80</w:t>
+            </w:r>
+          </w:p>
+        </w:tc>
+        <w:tc>
+          <w:tcPr>
+            <w:tcBorders>
+              <w:bottom w:val="none" w:sz="0" w:space="0" w:color="000000"/>
+              <w:top w:val="none" w:sz="0" w:space="0" w:color="000000"/>
+              <w:left w:val="none" w:sz="0" w:space="0" w:color="000000"/>
+              <w:right w:val="none" w:sz="0" w:space="0" w:color="000000"/>
+            </w:tcBorders>
+            <w:shd w:val="clear" w:color="auto" w:fill="FFFFFF"/>
+            <w:tcMar>
+              <w:top w:w="0" w:type="dxa"/>
+              <w:bottom w:w="0" w:type="dxa"/>
+              <w:left w:w="0" w:type="dxa"/>
+              <w:right w:w="0" w:type="dxa"/>
+            </w:tcMar>
+            <w:vAlign w:val="top"/>
+          </w:tcPr>
+          <w:p>
+            <w:pPr>
+              <w:pStyle w:val="Normal"/>
+              <w:jc w:val="center"/>
+              <w:pBdr>
+                <w:bottom w:val="none" w:sz="0" w:space="0" w:color="000000"/>
+                <w:top w:val="none" w:sz="0" w:space="0" w:color="000000"/>
+                <w:left w:val="none" w:sz="0" w:space="0" w:color="000000"/>
+                <w:right w:val="none" w:sz="0" w:space="0" w:color="000000"/>
+              </w:pBdr>
+              <w:spacing w:after="100" w:before="100" w:line="240"/>
+              <w:ind w:left="100" w:right="100" w:firstLine="0" w:firstLineChars="0"/>
+              <w:rPr>
+                <w:rFonts w:ascii="Helvetica" w:hAnsi="Helvetica" w:eastAsia="Helvetica" w:cs="Helvetica"/>
+                <w:i w:val="false"/>
+                <w:b w:val="false"/>
+                <w:u w:val="none"/>
+                <w:sz w:val="22"/>
+                <w:szCs w:val="22"/>
+                <w:color w:val="000000"/>
+              </w:rPr>
+            </w:pPr>
+            <w:r>
+              <w:rPr>
+                <w:rFonts w:ascii="Helvetica" w:hAnsi="Helvetica" w:eastAsia="Helvetica" w:cs="Helvetica"/>
+                <w:i w:val="false"/>
+                <w:b w:val="false"/>
+                <w:u w:val="none"/>
+                <w:sz w:val="22"/>
+                <w:szCs w:val="22"/>
+                <w:color w:val="000000"/>
+              </w:rPr>
+              <w:t xml:space="preserve">0.790</w:t>
             </w:r>
           </w:p>
         </w:tc>
@@ -9314,113 +9314,113 @@
                 <w:szCs w:val="22"/>
                 <w:color w:val="000000"/>
               </w:rPr>
-              <w:t xml:space="preserve">0.55</w:t>
-            </w:r>
-          </w:p>
-        </w:tc>
-        <w:tc>
-          <w:tcPr>
-            <w:tcBorders>
-              <w:bottom w:val="none" w:sz="0" w:space="0" w:color="000000"/>
-              <w:top w:val="none" w:sz="0" w:space="0" w:color="000000"/>
-              <w:left w:val="none" w:sz="0" w:space="0" w:color="000000"/>
-              <w:right w:val="none" w:sz="0" w:space="0" w:color="000000"/>
-            </w:tcBorders>
-            <w:shd w:val="clear" w:color="auto" w:fill="FFFFFF"/>
-            <w:tcMar>
-              <w:top w:w="0" w:type="dxa"/>
-              <w:bottom w:w="0" w:type="dxa"/>
-              <w:left w:w="0" w:type="dxa"/>
-              <w:right w:w="0" w:type="dxa"/>
-            </w:tcMar>
-            <w:vAlign w:val="top"/>
-          </w:tcPr>
-          <w:p>
-            <w:pPr>
-              <w:pStyle w:val="Normal"/>
-              <w:jc w:val="center"/>
-              <w:pBdr>
-                <w:bottom w:val="none" w:sz="0" w:space="0" w:color="000000"/>
-                <w:top w:val="none" w:sz="0" w:space="0" w:color="000000"/>
-                <w:left w:val="none" w:sz="0" w:space="0" w:color="000000"/>
-                <w:right w:val="none" w:sz="0" w:space="0" w:color="000000"/>
-              </w:pBdr>
-              <w:spacing w:after="100" w:before="100" w:line="240"/>
-              <w:ind w:left="100" w:right="100" w:firstLine="0" w:firstLineChars="0"/>
-              <w:rPr>
-                <w:rFonts w:ascii="Helvetica" w:hAnsi="Helvetica" w:eastAsia="Helvetica" w:cs="Helvetica"/>
-                <w:i w:val="false"/>
-                <w:b w:val="false"/>
-                <w:u w:val="none"/>
-                <w:sz w:val="22"/>
-                <w:szCs w:val="22"/>
-                <w:color w:val="000000"/>
-              </w:rPr>
-            </w:pPr>
-            <w:r>
-              <w:rPr>
-                <w:rFonts w:ascii="Helvetica" w:hAnsi="Helvetica" w:eastAsia="Helvetica" w:cs="Helvetica"/>
-                <w:i w:val="false"/>
-                <w:b w:val="false"/>
-                <w:u w:val="none"/>
-                <w:sz w:val="22"/>
-                <w:szCs w:val="22"/>
-                <w:color w:val="000000"/>
-              </w:rPr>
-              <w:t xml:space="preserve">0.27, 1.09</w:t>
-            </w:r>
-          </w:p>
-        </w:tc>
-        <w:tc>
-          <w:tcPr>
-            <w:tcBorders>
-              <w:bottom w:val="none" w:sz="0" w:space="0" w:color="000000"/>
-              <w:top w:val="none" w:sz="0" w:space="0" w:color="000000"/>
-              <w:left w:val="none" w:sz="0" w:space="0" w:color="000000"/>
-              <w:right w:val="none" w:sz="0" w:space="0" w:color="000000"/>
-            </w:tcBorders>
-            <w:shd w:val="clear" w:color="auto" w:fill="FFFFFF"/>
-            <w:tcMar>
-              <w:top w:w="0" w:type="dxa"/>
-              <w:bottom w:w="0" w:type="dxa"/>
-              <w:left w:w="0" w:type="dxa"/>
-              <w:right w:w="0" w:type="dxa"/>
-            </w:tcMar>
-            <w:vAlign w:val="top"/>
-          </w:tcPr>
-          <w:p>
-            <w:pPr>
-              <w:pStyle w:val="Normal"/>
-              <w:jc w:val="center"/>
-              <w:pBdr>
-                <w:bottom w:val="none" w:sz="0" w:space="0" w:color="000000"/>
-                <w:top w:val="none" w:sz="0" w:space="0" w:color="000000"/>
-                <w:left w:val="none" w:sz="0" w:space="0" w:color="000000"/>
-                <w:right w:val="none" w:sz="0" w:space="0" w:color="000000"/>
-              </w:pBdr>
-              <w:spacing w:after="100" w:before="100" w:line="240"/>
-              <w:ind w:left="100" w:right="100" w:firstLine="0" w:firstLineChars="0"/>
-              <w:rPr>
-                <w:rFonts w:ascii="Helvetica" w:hAnsi="Helvetica" w:eastAsia="Helvetica" w:cs="Helvetica"/>
-                <w:i w:val="false"/>
-                <w:b w:val="false"/>
-                <w:u w:val="none"/>
-                <w:sz w:val="22"/>
-                <w:szCs w:val="22"/>
-                <w:color w:val="000000"/>
-              </w:rPr>
-            </w:pPr>
-            <w:r>
-              <w:rPr>
-                <w:rFonts w:ascii="Helvetica" w:hAnsi="Helvetica" w:eastAsia="Helvetica" w:cs="Helvetica"/>
-                <w:i w:val="false"/>
-                <w:b w:val="false"/>
-                <w:u w:val="none"/>
-                <w:sz w:val="22"/>
-                <w:szCs w:val="22"/>
-                <w:color w:val="000000"/>
-              </w:rPr>
-              <w:t xml:space="preserve">0.085</w:t>
+              <w:t xml:space="preserve">0.54</w:t>
+            </w:r>
+          </w:p>
+        </w:tc>
+        <w:tc>
+          <w:tcPr>
+            <w:tcBorders>
+              <w:bottom w:val="none" w:sz="0" w:space="0" w:color="000000"/>
+              <w:top w:val="none" w:sz="0" w:space="0" w:color="000000"/>
+              <w:left w:val="none" w:sz="0" w:space="0" w:color="000000"/>
+              <w:right w:val="none" w:sz="0" w:space="0" w:color="000000"/>
+            </w:tcBorders>
+            <w:shd w:val="clear" w:color="auto" w:fill="FFFFFF"/>
+            <w:tcMar>
+              <w:top w:w="0" w:type="dxa"/>
+              <w:bottom w:w="0" w:type="dxa"/>
+              <w:left w:w="0" w:type="dxa"/>
+              <w:right w:w="0" w:type="dxa"/>
+            </w:tcMar>
+            <w:vAlign w:val="top"/>
+          </w:tcPr>
+          <w:p>
+            <w:pPr>
+              <w:pStyle w:val="Normal"/>
+              <w:jc w:val="center"/>
+              <w:pBdr>
+                <w:bottom w:val="none" w:sz="0" w:space="0" w:color="000000"/>
+                <w:top w:val="none" w:sz="0" w:space="0" w:color="000000"/>
+                <w:left w:val="none" w:sz="0" w:space="0" w:color="000000"/>
+                <w:right w:val="none" w:sz="0" w:space="0" w:color="000000"/>
+              </w:pBdr>
+              <w:spacing w:after="100" w:before="100" w:line="240"/>
+              <w:ind w:left="100" w:right="100" w:firstLine="0" w:firstLineChars="0"/>
+              <w:rPr>
+                <w:rFonts w:ascii="Helvetica" w:hAnsi="Helvetica" w:eastAsia="Helvetica" w:cs="Helvetica"/>
+                <w:i w:val="false"/>
+                <w:b w:val="false"/>
+                <w:u w:val="none"/>
+                <w:sz w:val="22"/>
+                <w:szCs w:val="22"/>
+                <w:color w:val="000000"/>
+              </w:rPr>
+            </w:pPr>
+            <w:r>
+              <w:rPr>
+                <w:rFonts w:ascii="Helvetica" w:hAnsi="Helvetica" w:eastAsia="Helvetica" w:cs="Helvetica"/>
+                <w:i w:val="false"/>
+                <w:b w:val="false"/>
+                <w:u w:val="none"/>
+                <w:sz w:val="22"/>
+                <w:szCs w:val="22"/>
+                <w:color w:val="000000"/>
+              </w:rPr>
+              <w:t xml:space="preserve">0.27, 1.07</w:t>
+            </w:r>
+          </w:p>
+        </w:tc>
+        <w:tc>
+          <w:tcPr>
+            <w:tcBorders>
+              <w:bottom w:val="none" w:sz="0" w:space="0" w:color="000000"/>
+              <w:top w:val="none" w:sz="0" w:space="0" w:color="000000"/>
+              <w:left w:val="none" w:sz="0" w:space="0" w:color="000000"/>
+              <w:right w:val="none" w:sz="0" w:space="0" w:color="000000"/>
+            </w:tcBorders>
+            <w:shd w:val="clear" w:color="auto" w:fill="FFFFFF"/>
+            <w:tcMar>
+              <w:top w:w="0" w:type="dxa"/>
+              <w:bottom w:w="0" w:type="dxa"/>
+              <w:left w:w="0" w:type="dxa"/>
+              <w:right w:w="0" w:type="dxa"/>
+            </w:tcMar>
+            <w:vAlign w:val="top"/>
+          </w:tcPr>
+          <w:p>
+            <w:pPr>
+              <w:pStyle w:val="Normal"/>
+              <w:jc w:val="center"/>
+              <w:pBdr>
+                <w:bottom w:val="none" w:sz="0" w:space="0" w:color="000000"/>
+                <w:top w:val="none" w:sz="0" w:space="0" w:color="000000"/>
+                <w:left w:val="none" w:sz="0" w:space="0" w:color="000000"/>
+                <w:right w:val="none" w:sz="0" w:space="0" w:color="000000"/>
+              </w:pBdr>
+              <w:spacing w:after="100" w:before="100" w:line="240"/>
+              <w:ind w:left="100" w:right="100" w:firstLine="0" w:firstLineChars="0"/>
+              <w:rPr>
+                <w:rFonts w:ascii="Helvetica" w:hAnsi="Helvetica" w:eastAsia="Helvetica" w:cs="Helvetica"/>
+                <w:i w:val="false"/>
+                <w:b w:val="false"/>
+                <w:u w:val="none"/>
+                <w:sz w:val="22"/>
+                <w:szCs w:val="22"/>
+                <w:color w:val="000000"/>
+              </w:rPr>
+            </w:pPr>
+            <w:r>
+              <w:rPr>
+                <w:rFonts w:ascii="Helvetica" w:hAnsi="Helvetica" w:eastAsia="Helvetica" w:cs="Helvetica"/>
+                <w:i w:val="false"/>
+                <w:b w:val="false"/>
+                <w:u w:val="none"/>
+                <w:sz w:val="22"/>
+                <w:szCs w:val="22"/>
+                <w:color w:val="000000"/>
+              </w:rPr>
+              <w:t xml:space="preserve">0.075</w:t>
             </w:r>
           </w:p>
         </w:tc>
@@ -11246,113 +11246,113 @@
                 <w:szCs w:val="22"/>
                 <w:color w:val="000000"/>
               </w:rPr>
-              <w:t xml:space="preserve">1.32</w:t>
-            </w:r>
-          </w:p>
-        </w:tc>
-        <w:tc>
-          <w:tcPr>
-            <w:tcBorders>
-              <w:bottom w:val="none" w:sz="0" w:space="0" w:color="000000"/>
-              <w:top w:val="none" w:sz="0" w:space="0" w:color="000000"/>
-              <w:left w:val="none" w:sz="0" w:space="0" w:color="000000"/>
-              <w:right w:val="none" w:sz="0" w:space="0" w:color="000000"/>
-            </w:tcBorders>
-            <w:shd w:val="clear" w:color="auto" w:fill="FFFFFF"/>
-            <w:tcMar>
-              <w:top w:w="0" w:type="dxa"/>
-              <w:bottom w:w="0" w:type="dxa"/>
-              <w:left w:w="0" w:type="dxa"/>
-              <w:right w:w="0" w:type="dxa"/>
-            </w:tcMar>
-            <w:vAlign w:val="top"/>
-          </w:tcPr>
-          <w:p>
-            <w:pPr>
-              <w:pStyle w:val="Normal"/>
-              <w:jc w:val="center"/>
-              <w:pBdr>
-                <w:bottom w:val="none" w:sz="0" w:space="0" w:color="000000"/>
-                <w:top w:val="none" w:sz="0" w:space="0" w:color="000000"/>
-                <w:left w:val="none" w:sz="0" w:space="0" w:color="000000"/>
-                <w:right w:val="none" w:sz="0" w:space="0" w:color="000000"/>
-              </w:pBdr>
-              <w:spacing w:after="100" w:before="100" w:line="240"/>
-              <w:ind w:left="100" w:right="100" w:firstLine="0" w:firstLineChars="0"/>
-              <w:rPr>
-                <w:rFonts w:ascii="Helvetica" w:hAnsi="Helvetica" w:eastAsia="Helvetica" w:cs="Helvetica"/>
-                <w:i w:val="false"/>
-                <w:b w:val="false"/>
-                <w:u w:val="none"/>
-                <w:sz w:val="22"/>
-                <w:szCs w:val="22"/>
-                <w:color w:val="000000"/>
-              </w:rPr>
-            </w:pPr>
-            <w:r>
-              <w:rPr>
-                <w:rFonts w:ascii="Helvetica" w:hAnsi="Helvetica" w:eastAsia="Helvetica" w:cs="Helvetica"/>
-                <w:i w:val="false"/>
-                <w:b w:val="false"/>
-                <w:u w:val="none"/>
-                <w:sz w:val="22"/>
-                <w:szCs w:val="22"/>
-                <w:color w:val="000000"/>
-              </w:rPr>
-              <w:t xml:space="preserve">0.92, 1.90</w:t>
-            </w:r>
-          </w:p>
-        </w:tc>
-        <w:tc>
-          <w:tcPr>
-            <w:tcBorders>
-              <w:bottom w:val="none" w:sz="0" w:space="0" w:color="000000"/>
-              <w:top w:val="none" w:sz="0" w:space="0" w:color="000000"/>
-              <w:left w:val="none" w:sz="0" w:space="0" w:color="000000"/>
-              <w:right w:val="none" w:sz="0" w:space="0" w:color="000000"/>
-            </w:tcBorders>
-            <w:shd w:val="clear" w:color="auto" w:fill="FFFFFF"/>
-            <w:tcMar>
-              <w:top w:w="0" w:type="dxa"/>
-              <w:bottom w:w="0" w:type="dxa"/>
-              <w:left w:w="0" w:type="dxa"/>
-              <w:right w:w="0" w:type="dxa"/>
-            </w:tcMar>
-            <w:vAlign w:val="top"/>
-          </w:tcPr>
-          <w:p>
-            <w:pPr>
-              <w:pStyle w:val="Normal"/>
-              <w:jc w:val="center"/>
-              <w:pBdr>
-                <w:bottom w:val="none" w:sz="0" w:space="0" w:color="000000"/>
-                <w:top w:val="none" w:sz="0" w:space="0" w:color="000000"/>
-                <w:left w:val="none" w:sz="0" w:space="0" w:color="000000"/>
-                <w:right w:val="none" w:sz="0" w:space="0" w:color="000000"/>
-              </w:pBdr>
-              <w:spacing w:after="100" w:before="100" w:line="240"/>
-              <w:ind w:left="100" w:right="100" w:firstLine="0" w:firstLineChars="0"/>
-              <w:rPr>
-                <w:rFonts w:ascii="Helvetica" w:hAnsi="Helvetica" w:eastAsia="Helvetica" w:cs="Helvetica"/>
-                <w:i w:val="false"/>
-                <w:b w:val="false"/>
-                <w:u w:val="none"/>
-                <w:sz w:val="22"/>
-                <w:szCs w:val="22"/>
-                <w:color w:val="000000"/>
-              </w:rPr>
-            </w:pPr>
-            <w:r>
-              <w:rPr>
-                <w:rFonts w:ascii="Helvetica" w:hAnsi="Helvetica" w:eastAsia="Helvetica" w:cs="Helvetica"/>
-                <w:i w:val="false"/>
-                <w:b w:val="false"/>
-                <w:u w:val="none"/>
-                <w:sz w:val="22"/>
-                <w:szCs w:val="22"/>
-                <w:color w:val="000000"/>
-              </w:rPr>
-              <w:t xml:space="preserve">0.140</w:t>
+              <w:t xml:space="preserve">1.33</w:t>
+            </w:r>
+          </w:p>
+        </w:tc>
+        <w:tc>
+          <w:tcPr>
+            <w:tcBorders>
+              <w:bottom w:val="none" w:sz="0" w:space="0" w:color="000000"/>
+              <w:top w:val="none" w:sz="0" w:space="0" w:color="000000"/>
+              <w:left w:val="none" w:sz="0" w:space="0" w:color="000000"/>
+              <w:right w:val="none" w:sz="0" w:space="0" w:color="000000"/>
+            </w:tcBorders>
+            <w:shd w:val="clear" w:color="auto" w:fill="FFFFFF"/>
+            <w:tcMar>
+              <w:top w:w="0" w:type="dxa"/>
+              <w:bottom w:w="0" w:type="dxa"/>
+              <w:left w:w="0" w:type="dxa"/>
+              <w:right w:w="0" w:type="dxa"/>
+            </w:tcMar>
+            <w:vAlign w:val="top"/>
+          </w:tcPr>
+          <w:p>
+            <w:pPr>
+              <w:pStyle w:val="Normal"/>
+              <w:jc w:val="center"/>
+              <w:pBdr>
+                <w:bottom w:val="none" w:sz="0" w:space="0" w:color="000000"/>
+                <w:top w:val="none" w:sz="0" w:space="0" w:color="000000"/>
+                <w:left w:val="none" w:sz="0" w:space="0" w:color="000000"/>
+                <w:right w:val="none" w:sz="0" w:space="0" w:color="000000"/>
+              </w:pBdr>
+              <w:spacing w:after="100" w:before="100" w:line="240"/>
+              <w:ind w:left="100" w:right="100" w:firstLine="0" w:firstLineChars="0"/>
+              <w:rPr>
+                <w:rFonts w:ascii="Helvetica" w:hAnsi="Helvetica" w:eastAsia="Helvetica" w:cs="Helvetica"/>
+                <w:i w:val="false"/>
+                <w:b w:val="false"/>
+                <w:u w:val="none"/>
+                <w:sz w:val="22"/>
+                <w:szCs w:val="22"/>
+                <w:color w:val="000000"/>
+              </w:rPr>
+            </w:pPr>
+            <w:r>
+              <w:rPr>
+                <w:rFonts w:ascii="Helvetica" w:hAnsi="Helvetica" w:eastAsia="Helvetica" w:cs="Helvetica"/>
+                <w:i w:val="false"/>
+                <w:b w:val="false"/>
+                <w:u w:val="none"/>
+                <w:sz w:val="22"/>
+                <w:szCs w:val="22"/>
+                <w:color w:val="000000"/>
+              </w:rPr>
+              <w:t xml:space="preserve">0.92, 1.92</w:t>
+            </w:r>
+          </w:p>
+        </w:tc>
+        <w:tc>
+          <w:tcPr>
+            <w:tcBorders>
+              <w:bottom w:val="none" w:sz="0" w:space="0" w:color="000000"/>
+              <w:top w:val="none" w:sz="0" w:space="0" w:color="000000"/>
+              <w:left w:val="none" w:sz="0" w:space="0" w:color="000000"/>
+              <w:right w:val="none" w:sz="0" w:space="0" w:color="000000"/>
+            </w:tcBorders>
+            <w:shd w:val="clear" w:color="auto" w:fill="FFFFFF"/>
+            <w:tcMar>
+              <w:top w:w="0" w:type="dxa"/>
+              <w:bottom w:w="0" w:type="dxa"/>
+              <w:left w:w="0" w:type="dxa"/>
+              <w:right w:w="0" w:type="dxa"/>
+            </w:tcMar>
+            <w:vAlign w:val="top"/>
+          </w:tcPr>
+          <w:p>
+            <w:pPr>
+              <w:pStyle w:val="Normal"/>
+              <w:jc w:val="center"/>
+              <w:pBdr>
+                <w:bottom w:val="none" w:sz="0" w:space="0" w:color="000000"/>
+                <w:top w:val="none" w:sz="0" w:space="0" w:color="000000"/>
+                <w:left w:val="none" w:sz="0" w:space="0" w:color="000000"/>
+                <w:right w:val="none" w:sz="0" w:space="0" w:color="000000"/>
+              </w:pBdr>
+              <w:spacing w:after="100" w:before="100" w:line="240"/>
+              <w:ind w:left="100" w:right="100" w:firstLine="0" w:firstLineChars="0"/>
+              <w:rPr>
+                <w:rFonts w:ascii="Helvetica" w:hAnsi="Helvetica" w:eastAsia="Helvetica" w:cs="Helvetica"/>
+                <w:i w:val="false"/>
+                <w:b w:val="false"/>
+                <w:u w:val="none"/>
+                <w:sz w:val="22"/>
+                <w:szCs w:val="22"/>
+                <w:color w:val="000000"/>
+              </w:rPr>
+            </w:pPr>
+            <w:r>
+              <w:rPr>
+                <w:rFonts w:ascii="Helvetica" w:hAnsi="Helvetica" w:eastAsia="Helvetica" w:cs="Helvetica"/>
+                <w:i w:val="false"/>
+                <w:b w:val="false"/>
+                <w:u w:val="none"/>
+                <w:sz w:val="22"/>
+                <w:szCs w:val="22"/>
+                <w:color w:val="000000"/>
+              </w:rPr>
+              <w:t xml:space="preserve">0.130</w:t>
             </w:r>
           </w:p>
         </w:tc>
@@ -12695,113 +12695,113 @@
                 <w:szCs w:val="22"/>
                 <w:color w:val="000000"/>
               </w:rPr>
-              <w:t xml:space="preserve">1.60</w:t>
-            </w:r>
-          </w:p>
-        </w:tc>
-        <w:tc>
-          <w:tcPr>
-            <w:tcBorders>
-              <w:bottom w:val="none" w:sz="0" w:space="0" w:color="000000"/>
-              <w:top w:val="none" w:sz="0" w:space="0" w:color="000000"/>
-              <w:left w:val="none" w:sz="0" w:space="0" w:color="000000"/>
-              <w:right w:val="none" w:sz="0" w:space="0" w:color="000000"/>
-            </w:tcBorders>
-            <w:shd w:val="clear" w:color="auto" w:fill="FFFFFF"/>
-            <w:tcMar>
-              <w:top w:w="0" w:type="dxa"/>
-              <w:bottom w:w="0" w:type="dxa"/>
-              <w:left w:w="0" w:type="dxa"/>
-              <w:right w:w="0" w:type="dxa"/>
-            </w:tcMar>
-            <w:vAlign w:val="top"/>
-          </w:tcPr>
-          <w:p>
-            <w:pPr>
-              <w:pStyle w:val="Normal"/>
-              <w:jc w:val="center"/>
-              <w:pBdr>
-                <w:bottom w:val="none" w:sz="0" w:space="0" w:color="000000"/>
-                <w:top w:val="none" w:sz="0" w:space="0" w:color="000000"/>
-                <w:left w:val="none" w:sz="0" w:space="0" w:color="000000"/>
-                <w:right w:val="none" w:sz="0" w:space="0" w:color="000000"/>
-              </w:pBdr>
-              <w:spacing w:after="100" w:before="100" w:line="240"/>
-              <w:ind w:left="100" w:right="100" w:firstLine="0" w:firstLineChars="0"/>
-              <w:rPr>
-                <w:rFonts w:ascii="Helvetica" w:hAnsi="Helvetica" w:eastAsia="Helvetica" w:cs="Helvetica"/>
-                <w:i w:val="false"/>
-                <w:b w:val="false"/>
-                <w:u w:val="none"/>
-                <w:sz w:val="22"/>
-                <w:szCs w:val="22"/>
-                <w:color w:val="000000"/>
-              </w:rPr>
-            </w:pPr>
-            <w:r>
-              <w:rPr>
-                <w:rFonts w:ascii="Helvetica" w:hAnsi="Helvetica" w:eastAsia="Helvetica" w:cs="Helvetica"/>
-                <w:i w:val="false"/>
-                <w:b w:val="false"/>
-                <w:u w:val="none"/>
-                <w:sz w:val="22"/>
-                <w:szCs w:val="22"/>
-                <w:color w:val="000000"/>
-              </w:rPr>
-              <w:t xml:space="preserve">0.96, 2.68</w:t>
-            </w:r>
-          </w:p>
-        </w:tc>
-        <w:tc>
-          <w:tcPr>
-            <w:tcBorders>
-              <w:bottom w:val="none" w:sz="0" w:space="0" w:color="000000"/>
-              <w:top w:val="none" w:sz="0" w:space="0" w:color="000000"/>
-              <w:left w:val="none" w:sz="0" w:space="0" w:color="000000"/>
-              <w:right w:val="none" w:sz="0" w:space="0" w:color="000000"/>
-            </w:tcBorders>
-            <w:shd w:val="clear" w:color="auto" w:fill="FFFFFF"/>
-            <w:tcMar>
-              <w:top w:w="0" w:type="dxa"/>
-              <w:bottom w:w="0" w:type="dxa"/>
-              <w:left w:w="0" w:type="dxa"/>
-              <w:right w:w="0" w:type="dxa"/>
-            </w:tcMar>
-            <w:vAlign w:val="top"/>
-          </w:tcPr>
-          <w:p>
-            <w:pPr>
-              <w:pStyle w:val="Normal"/>
-              <w:jc w:val="center"/>
-              <w:pBdr>
-                <w:bottom w:val="none" w:sz="0" w:space="0" w:color="000000"/>
-                <w:top w:val="none" w:sz="0" w:space="0" w:color="000000"/>
-                <w:left w:val="none" w:sz="0" w:space="0" w:color="000000"/>
-                <w:right w:val="none" w:sz="0" w:space="0" w:color="000000"/>
-              </w:pBdr>
-              <w:spacing w:after="100" w:before="100" w:line="240"/>
-              <w:ind w:left="100" w:right="100" w:firstLine="0" w:firstLineChars="0"/>
-              <w:rPr>
-                <w:rFonts w:ascii="Helvetica" w:hAnsi="Helvetica" w:eastAsia="Helvetica" w:cs="Helvetica"/>
-                <w:i w:val="false"/>
-                <w:b w:val="false"/>
-                <w:u w:val="none"/>
-                <w:sz w:val="22"/>
-                <w:szCs w:val="22"/>
-                <w:color w:val="000000"/>
-              </w:rPr>
-            </w:pPr>
-            <w:r>
-              <w:rPr>
-                <w:rFonts w:ascii="Helvetica" w:hAnsi="Helvetica" w:eastAsia="Helvetica" w:cs="Helvetica"/>
-                <w:i w:val="false"/>
-                <w:b w:val="false"/>
-                <w:u w:val="none"/>
-                <w:sz w:val="22"/>
-                <w:szCs w:val="22"/>
-                <w:color w:val="000000"/>
-              </w:rPr>
-              <w:t xml:space="preserve">0.071</w:t>
+              <w:t xml:space="preserve">1.61</w:t>
+            </w:r>
+          </w:p>
+        </w:tc>
+        <w:tc>
+          <w:tcPr>
+            <w:tcBorders>
+              <w:bottom w:val="none" w:sz="0" w:space="0" w:color="000000"/>
+              <w:top w:val="none" w:sz="0" w:space="0" w:color="000000"/>
+              <w:left w:val="none" w:sz="0" w:space="0" w:color="000000"/>
+              <w:right w:val="none" w:sz="0" w:space="0" w:color="000000"/>
+            </w:tcBorders>
+            <w:shd w:val="clear" w:color="auto" w:fill="FFFFFF"/>
+            <w:tcMar>
+              <w:top w:w="0" w:type="dxa"/>
+              <w:bottom w:w="0" w:type="dxa"/>
+              <w:left w:w="0" w:type="dxa"/>
+              <w:right w:w="0" w:type="dxa"/>
+            </w:tcMar>
+            <w:vAlign w:val="top"/>
+          </w:tcPr>
+          <w:p>
+            <w:pPr>
+              <w:pStyle w:val="Normal"/>
+              <w:jc w:val="center"/>
+              <w:pBdr>
+                <w:bottom w:val="none" w:sz="0" w:space="0" w:color="000000"/>
+                <w:top w:val="none" w:sz="0" w:space="0" w:color="000000"/>
+                <w:left w:val="none" w:sz="0" w:space="0" w:color="000000"/>
+                <w:right w:val="none" w:sz="0" w:space="0" w:color="000000"/>
+              </w:pBdr>
+              <w:spacing w:after="100" w:before="100" w:line="240"/>
+              <w:ind w:left="100" w:right="100" w:firstLine="0" w:firstLineChars="0"/>
+              <w:rPr>
+                <w:rFonts w:ascii="Helvetica" w:hAnsi="Helvetica" w:eastAsia="Helvetica" w:cs="Helvetica"/>
+                <w:i w:val="false"/>
+                <w:b w:val="false"/>
+                <w:u w:val="none"/>
+                <w:sz w:val="22"/>
+                <w:szCs w:val="22"/>
+                <w:color w:val="000000"/>
+              </w:rPr>
+            </w:pPr>
+            <w:r>
+              <w:rPr>
+                <w:rFonts w:ascii="Helvetica" w:hAnsi="Helvetica" w:eastAsia="Helvetica" w:cs="Helvetica"/>
+                <w:i w:val="false"/>
+                <w:b w:val="false"/>
+                <w:u w:val="none"/>
+                <w:sz w:val="22"/>
+                <w:szCs w:val="22"/>
+                <w:color w:val="000000"/>
+              </w:rPr>
+              <w:t xml:space="preserve">0.96, 2.69</w:t>
+            </w:r>
+          </w:p>
+        </w:tc>
+        <w:tc>
+          <w:tcPr>
+            <w:tcBorders>
+              <w:bottom w:val="none" w:sz="0" w:space="0" w:color="000000"/>
+              <w:top w:val="none" w:sz="0" w:space="0" w:color="000000"/>
+              <w:left w:val="none" w:sz="0" w:space="0" w:color="000000"/>
+              <w:right w:val="none" w:sz="0" w:space="0" w:color="000000"/>
+            </w:tcBorders>
+            <w:shd w:val="clear" w:color="auto" w:fill="FFFFFF"/>
+            <w:tcMar>
+              <w:top w:w="0" w:type="dxa"/>
+              <w:bottom w:w="0" w:type="dxa"/>
+              <w:left w:w="0" w:type="dxa"/>
+              <w:right w:w="0" w:type="dxa"/>
+            </w:tcMar>
+            <w:vAlign w:val="top"/>
+          </w:tcPr>
+          <w:p>
+            <w:pPr>
+              <w:pStyle w:val="Normal"/>
+              <w:jc w:val="center"/>
+              <w:pBdr>
+                <w:bottom w:val="none" w:sz="0" w:space="0" w:color="000000"/>
+                <w:top w:val="none" w:sz="0" w:space="0" w:color="000000"/>
+                <w:left w:val="none" w:sz="0" w:space="0" w:color="000000"/>
+                <w:right w:val="none" w:sz="0" w:space="0" w:color="000000"/>
+              </w:pBdr>
+              <w:spacing w:after="100" w:before="100" w:line="240"/>
+              <w:ind w:left="100" w:right="100" w:firstLine="0" w:firstLineChars="0"/>
+              <w:rPr>
+                <w:rFonts w:ascii="Helvetica" w:hAnsi="Helvetica" w:eastAsia="Helvetica" w:cs="Helvetica"/>
+                <w:i w:val="false"/>
+                <w:b w:val="false"/>
+                <w:u w:val="none"/>
+                <w:sz w:val="22"/>
+                <w:szCs w:val="22"/>
+                <w:color w:val="000000"/>
+              </w:rPr>
+            </w:pPr>
+            <w:r>
+              <w:rPr>
+                <w:rFonts w:ascii="Helvetica" w:hAnsi="Helvetica" w:eastAsia="Helvetica" w:cs="Helvetica"/>
+                <w:i w:val="false"/>
+                <w:b w:val="false"/>
+                <w:u w:val="none"/>
+                <w:sz w:val="22"/>
+                <w:szCs w:val="22"/>
+                <w:color w:val="000000"/>
+              </w:rPr>
+              <w:t xml:space="preserve">0.069</w:t>
             </w:r>
           </w:p>
         </w:tc>
@@ -14627,7 +14627,7 @@
                 <w:szCs w:val="22"/>
                 <w:color w:val="000000"/>
               </w:rPr>
-              <w:t xml:space="preserve">1.26</w:t>
+              <w:t xml:space="preserve">1.27</w:t>
             </w:r>
           </w:p>
         </w:tc>
@@ -14733,7 +14733,7 @@
                 <w:szCs w:val="22"/>
                 <w:color w:val="000000"/>
               </w:rPr>
-              <w:t xml:space="preserve">0.370</w:t>
+              <w:t xml:space="preserve">0.360</w:t>
             </w:r>
           </w:p>
         </w:tc>
@@ -15163,60 +15163,60 @@
                 <w:szCs w:val="22"/>
                 <w:color w:val="000000"/>
               </w:rPr>
-              <w:t xml:space="preserve">0.34, 1.21</w:t>
-            </w:r>
-          </w:p>
-        </w:tc>
-        <w:tc>
-          <w:tcPr>
-            <w:tcBorders>
-              <w:bottom w:val="none" w:sz="0" w:space="0" w:color="000000"/>
-              <w:top w:val="none" w:sz="0" w:space="0" w:color="000000"/>
-              <w:left w:val="none" w:sz="0" w:space="0" w:color="000000"/>
-              <w:right w:val="none" w:sz="0" w:space="0" w:color="000000"/>
-            </w:tcBorders>
-            <w:shd w:val="clear" w:color="auto" w:fill="FFFFFF"/>
-            <w:tcMar>
-              <w:top w:w="0" w:type="dxa"/>
-              <w:bottom w:w="0" w:type="dxa"/>
-              <w:left w:w="0" w:type="dxa"/>
-              <w:right w:w="0" w:type="dxa"/>
-            </w:tcMar>
-            <w:vAlign w:val="top"/>
-          </w:tcPr>
-          <w:p>
-            <w:pPr>
-              <w:pStyle w:val="Normal"/>
-              <w:jc w:val="center"/>
-              <w:pBdr>
-                <w:bottom w:val="none" w:sz="0" w:space="0" w:color="000000"/>
-                <w:top w:val="none" w:sz="0" w:space="0" w:color="000000"/>
-                <w:left w:val="none" w:sz="0" w:space="0" w:color="000000"/>
-                <w:right w:val="none" w:sz="0" w:space="0" w:color="000000"/>
-              </w:pBdr>
-              <w:spacing w:after="100" w:before="100" w:line="240"/>
-              <w:ind w:left="100" w:right="100" w:firstLine="0" w:firstLineChars="0"/>
-              <w:rPr>
-                <w:rFonts w:ascii="Helvetica" w:hAnsi="Helvetica" w:eastAsia="Helvetica" w:cs="Helvetica"/>
-                <w:i w:val="false"/>
-                <w:b w:val="false"/>
-                <w:u w:val="none"/>
-                <w:sz w:val="22"/>
-                <w:szCs w:val="22"/>
-                <w:color w:val="000000"/>
-              </w:rPr>
-            </w:pPr>
-            <w:r>
-              <w:rPr>
-                <w:rFonts w:ascii="Helvetica" w:hAnsi="Helvetica" w:eastAsia="Helvetica" w:cs="Helvetica"/>
-                <w:i w:val="false"/>
-                <w:b w:val="false"/>
-                <w:u w:val="none"/>
-                <w:sz w:val="22"/>
-                <w:szCs w:val="22"/>
-                <w:color w:val="000000"/>
-              </w:rPr>
-              <w:t xml:space="preserve">0.170</w:t>
+              <w:t xml:space="preserve">0.35, 1.22</w:t>
+            </w:r>
+          </w:p>
+        </w:tc>
+        <w:tc>
+          <w:tcPr>
+            <w:tcBorders>
+              <w:bottom w:val="none" w:sz="0" w:space="0" w:color="000000"/>
+              <w:top w:val="none" w:sz="0" w:space="0" w:color="000000"/>
+              <w:left w:val="none" w:sz="0" w:space="0" w:color="000000"/>
+              <w:right w:val="none" w:sz="0" w:space="0" w:color="000000"/>
+            </w:tcBorders>
+            <w:shd w:val="clear" w:color="auto" w:fill="FFFFFF"/>
+            <w:tcMar>
+              <w:top w:w="0" w:type="dxa"/>
+              <w:bottom w:w="0" w:type="dxa"/>
+              <w:left w:w="0" w:type="dxa"/>
+              <w:right w:w="0" w:type="dxa"/>
+            </w:tcMar>
+            <w:vAlign w:val="top"/>
+          </w:tcPr>
+          <w:p>
+            <w:pPr>
+              <w:pStyle w:val="Normal"/>
+              <w:jc w:val="center"/>
+              <w:pBdr>
+                <w:bottom w:val="none" w:sz="0" w:space="0" w:color="000000"/>
+                <w:top w:val="none" w:sz="0" w:space="0" w:color="000000"/>
+                <w:left w:val="none" w:sz="0" w:space="0" w:color="000000"/>
+                <w:right w:val="none" w:sz="0" w:space="0" w:color="000000"/>
+              </w:pBdr>
+              <w:spacing w:after="100" w:before="100" w:line="240"/>
+              <w:ind w:left="100" w:right="100" w:firstLine="0" w:firstLineChars="0"/>
+              <w:rPr>
+                <w:rFonts w:ascii="Helvetica" w:hAnsi="Helvetica" w:eastAsia="Helvetica" w:cs="Helvetica"/>
+                <w:i w:val="false"/>
+                <w:b w:val="false"/>
+                <w:u w:val="none"/>
+                <w:sz w:val="22"/>
+                <w:szCs w:val="22"/>
+                <w:color w:val="000000"/>
+              </w:rPr>
+            </w:pPr>
+            <w:r>
+              <w:rPr>
+                <w:rFonts w:ascii="Helvetica" w:hAnsi="Helvetica" w:eastAsia="Helvetica" w:cs="Helvetica"/>
+                <w:i w:val="false"/>
+                <w:b w:val="false"/>
+                <w:u w:val="none"/>
+                <w:sz w:val="22"/>
+                <w:szCs w:val="22"/>
+                <w:color w:val="000000"/>
+              </w:rPr>
+              <w:t xml:space="preserve">0.180</w:t>
             </w:r>
           </w:p>
         </w:tc>
@@ -15593,113 +15593,113 @@
                 <w:szCs w:val="22"/>
                 <w:color w:val="000000"/>
               </w:rPr>
-              <w:t xml:space="preserve">1.21</w:t>
-            </w:r>
-          </w:p>
-        </w:tc>
-        <w:tc>
-          <w:tcPr>
-            <w:tcBorders>
-              <w:bottom w:val="none" w:sz="0" w:space="0" w:color="000000"/>
-              <w:top w:val="none" w:sz="0" w:space="0" w:color="000000"/>
-              <w:left w:val="none" w:sz="0" w:space="0" w:color="000000"/>
-              <w:right w:val="none" w:sz="0" w:space="0" w:color="000000"/>
-            </w:tcBorders>
-            <w:shd w:val="clear" w:color="auto" w:fill="FFFFFF"/>
-            <w:tcMar>
-              <w:top w:w="0" w:type="dxa"/>
-              <w:bottom w:w="0" w:type="dxa"/>
-              <w:left w:w="0" w:type="dxa"/>
-              <w:right w:w="0" w:type="dxa"/>
-            </w:tcMar>
-            <w:vAlign w:val="top"/>
-          </w:tcPr>
-          <w:p>
-            <w:pPr>
-              <w:pStyle w:val="Normal"/>
-              <w:jc w:val="center"/>
-              <w:pBdr>
-                <w:bottom w:val="none" w:sz="0" w:space="0" w:color="000000"/>
-                <w:top w:val="none" w:sz="0" w:space="0" w:color="000000"/>
-                <w:left w:val="none" w:sz="0" w:space="0" w:color="000000"/>
-                <w:right w:val="none" w:sz="0" w:space="0" w:color="000000"/>
-              </w:pBdr>
-              <w:spacing w:after="100" w:before="100" w:line="240"/>
-              <w:ind w:left="100" w:right="100" w:firstLine="0" w:firstLineChars="0"/>
-              <w:rPr>
-                <w:rFonts w:ascii="Helvetica" w:hAnsi="Helvetica" w:eastAsia="Helvetica" w:cs="Helvetica"/>
-                <w:i w:val="false"/>
-                <w:b w:val="false"/>
-                <w:u w:val="none"/>
-                <w:sz w:val="22"/>
-                <w:szCs w:val="22"/>
-                <w:color w:val="000000"/>
-              </w:rPr>
-            </w:pPr>
-            <w:r>
-              <w:rPr>
-                <w:rFonts w:ascii="Helvetica" w:hAnsi="Helvetica" w:eastAsia="Helvetica" w:cs="Helvetica"/>
-                <w:i w:val="false"/>
-                <w:b w:val="false"/>
-                <w:u w:val="none"/>
-                <w:sz w:val="22"/>
-                <w:szCs w:val="22"/>
-                <w:color w:val="000000"/>
-              </w:rPr>
-              <w:t xml:space="preserve">0.68, 2.16</w:t>
-            </w:r>
-          </w:p>
-        </w:tc>
-        <w:tc>
-          <w:tcPr>
-            <w:tcBorders>
-              <w:bottom w:val="none" w:sz="0" w:space="0" w:color="000000"/>
-              <w:top w:val="none" w:sz="0" w:space="0" w:color="000000"/>
-              <w:left w:val="none" w:sz="0" w:space="0" w:color="000000"/>
-              <w:right w:val="none" w:sz="0" w:space="0" w:color="000000"/>
-            </w:tcBorders>
-            <w:shd w:val="clear" w:color="auto" w:fill="FFFFFF"/>
-            <w:tcMar>
-              <w:top w:w="0" w:type="dxa"/>
-              <w:bottom w:w="0" w:type="dxa"/>
-              <w:left w:w="0" w:type="dxa"/>
-              <w:right w:w="0" w:type="dxa"/>
-            </w:tcMar>
-            <w:vAlign w:val="top"/>
-          </w:tcPr>
-          <w:p>
-            <w:pPr>
-              <w:pStyle w:val="Normal"/>
-              <w:jc w:val="center"/>
-              <w:pBdr>
-                <w:bottom w:val="none" w:sz="0" w:space="0" w:color="000000"/>
-                <w:top w:val="none" w:sz="0" w:space="0" w:color="000000"/>
-                <w:left w:val="none" w:sz="0" w:space="0" w:color="000000"/>
-                <w:right w:val="none" w:sz="0" w:space="0" w:color="000000"/>
-              </w:pBdr>
-              <w:spacing w:after="100" w:before="100" w:line="240"/>
-              <w:ind w:left="100" w:right="100" w:firstLine="0" w:firstLineChars="0"/>
-              <w:rPr>
-                <w:rFonts w:ascii="Helvetica" w:hAnsi="Helvetica" w:eastAsia="Helvetica" w:cs="Helvetica"/>
-                <w:i w:val="false"/>
-                <w:b w:val="false"/>
-                <w:u w:val="none"/>
-                <w:sz w:val="22"/>
-                <w:szCs w:val="22"/>
-                <w:color w:val="000000"/>
-              </w:rPr>
-            </w:pPr>
-            <w:r>
-              <w:rPr>
-                <w:rFonts w:ascii="Helvetica" w:hAnsi="Helvetica" w:eastAsia="Helvetica" w:cs="Helvetica"/>
-                <w:i w:val="false"/>
-                <w:b w:val="false"/>
-                <w:u w:val="none"/>
-                <w:sz w:val="22"/>
-                <w:szCs w:val="22"/>
-                <w:color w:val="000000"/>
-              </w:rPr>
-              <w:t xml:space="preserve">0.510</w:t>
+              <w:t xml:space="preserve">1.24</w:t>
+            </w:r>
+          </w:p>
+        </w:tc>
+        <w:tc>
+          <w:tcPr>
+            <w:tcBorders>
+              <w:bottom w:val="none" w:sz="0" w:space="0" w:color="000000"/>
+              <w:top w:val="none" w:sz="0" w:space="0" w:color="000000"/>
+              <w:left w:val="none" w:sz="0" w:space="0" w:color="000000"/>
+              <w:right w:val="none" w:sz="0" w:space="0" w:color="000000"/>
+            </w:tcBorders>
+            <w:shd w:val="clear" w:color="auto" w:fill="FFFFFF"/>
+            <w:tcMar>
+              <w:top w:w="0" w:type="dxa"/>
+              <w:bottom w:w="0" w:type="dxa"/>
+              <w:left w:w="0" w:type="dxa"/>
+              <w:right w:w="0" w:type="dxa"/>
+            </w:tcMar>
+            <w:vAlign w:val="top"/>
+          </w:tcPr>
+          <w:p>
+            <w:pPr>
+              <w:pStyle w:val="Normal"/>
+              <w:jc w:val="center"/>
+              <w:pBdr>
+                <w:bottom w:val="none" w:sz="0" w:space="0" w:color="000000"/>
+                <w:top w:val="none" w:sz="0" w:space="0" w:color="000000"/>
+                <w:left w:val="none" w:sz="0" w:space="0" w:color="000000"/>
+                <w:right w:val="none" w:sz="0" w:space="0" w:color="000000"/>
+              </w:pBdr>
+              <w:spacing w:after="100" w:before="100" w:line="240"/>
+              <w:ind w:left="100" w:right="100" w:firstLine="0" w:firstLineChars="0"/>
+              <w:rPr>
+                <w:rFonts w:ascii="Helvetica" w:hAnsi="Helvetica" w:eastAsia="Helvetica" w:cs="Helvetica"/>
+                <w:i w:val="false"/>
+                <w:b w:val="false"/>
+                <w:u w:val="none"/>
+                <w:sz w:val="22"/>
+                <w:szCs w:val="22"/>
+                <w:color w:val="000000"/>
+              </w:rPr>
+            </w:pPr>
+            <w:r>
+              <w:rPr>
+                <w:rFonts w:ascii="Helvetica" w:hAnsi="Helvetica" w:eastAsia="Helvetica" w:cs="Helvetica"/>
+                <w:i w:val="false"/>
+                <w:b w:val="false"/>
+                <w:u w:val="none"/>
+                <w:sz w:val="22"/>
+                <w:szCs w:val="22"/>
+                <w:color w:val="000000"/>
+              </w:rPr>
+              <w:t xml:space="preserve">0.69, 2.20</w:t>
+            </w:r>
+          </w:p>
+        </w:tc>
+        <w:tc>
+          <w:tcPr>
+            <w:tcBorders>
+              <w:bottom w:val="none" w:sz="0" w:space="0" w:color="000000"/>
+              <w:top w:val="none" w:sz="0" w:space="0" w:color="000000"/>
+              <w:left w:val="none" w:sz="0" w:space="0" w:color="000000"/>
+              <w:right w:val="none" w:sz="0" w:space="0" w:color="000000"/>
+            </w:tcBorders>
+            <w:shd w:val="clear" w:color="auto" w:fill="FFFFFF"/>
+            <w:tcMar>
+              <w:top w:w="0" w:type="dxa"/>
+              <w:bottom w:w="0" w:type="dxa"/>
+              <w:left w:w="0" w:type="dxa"/>
+              <w:right w:w="0" w:type="dxa"/>
+            </w:tcMar>
+            <w:vAlign w:val="top"/>
+          </w:tcPr>
+          <w:p>
+            <w:pPr>
+              <w:pStyle w:val="Normal"/>
+              <w:jc w:val="center"/>
+              <w:pBdr>
+                <w:bottom w:val="none" w:sz="0" w:space="0" w:color="000000"/>
+                <w:top w:val="none" w:sz="0" w:space="0" w:color="000000"/>
+                <w:left w:val="none" w:sz="0" w:space="0" w:color="000000"/>
+                <w:right w:val="none" w:sz="0" w:space="0" w:color="000000"/>
+              </w:pBdr>
+              <w:spacing w:after="100" w:before="100" w:line="240"/>
+              <w:ind w:left="100" w:right="100" w:firstLine="0" w:firstLineChars="0"/>
+              <w:rPr>
+                <w:rFonts w:ascii="Helvetica" w:hAnsi="Helvetica" w:eastAsia="Helvetica" w:cs="Helvetica"/>
+                <w:i w:val="false"/>
+                <w:b w:val="false"/>
+                <w:u w:val="none"/>
+                <w:sz w:val="22"/>
+                <w:szCs w:val="22"/>
+                <w:color w:val="000000"/>
+              </w:rPr>
+            </w:pPr>
+            <w:r>
+              <w:rPr>
+                <w:rFonts w:ascii="Helvetica" w:hAnsi="Helvetica" w:eastAsia="Helvetica" w:cs="Helvetica"/>
+                <w:i w:val="false"/>
+                <w:b w:val="false"/>
+                <w:u w:val="none"/>
+                <w:sz w:val="22"/>
+                <w:szCs w:val="22"/>
+                <w:color w:val="000000"/>
+              </w:rPr>
+              <w:t xml:space="preserve">0.470</w:t>
             </w:r>
           </w:p>
         </w:tc>
@@ -16129,60 +16129,60 @@
                 <w:szCs w:val="22"/>
                 <w:color w:val="000000"/>
               </w:rPr>
-              <w:t xml:space="preserve">0.67, 1.55</w:t>
-            </w:r>
-          </w:p>
-        </w:tc>
-        <w:tc>
-          <w:tcPr>
-            <w:tcBorders>
-              <w:bottom w:val="none" w:sz="0" w:space="0" w:color="000000"/>
-              <w:top w:val="none" w:sz="0" w:space="0" w:color="000000"/>
-              <w:left w:val="none" w:sz="0" w:space="0" w:color="000000"/>
-              <w:right w:val="none" w:sz="0" w:space="0" w:color="000000"/>
-            </w:tcBorders>
-            <w:shd w:val="clear" w:color="auto" w:fill="FFFFFF"/>
-            <w:tcMar>
-              <w:top w:w="0" w:type="dxa"/>
-              <w:bottom w:w="0" w:type="dxa"/>
-              <w:left w:w="0" w:type="dxa"/>
-              <w:right w:w="0" w:type="dxa"/>
-            </w:tcMar>
-            <w:vAlign w:val="top"/>
-          </w:tcPr>
-          <w:p>
-            <w:pPr>
-              <w:pStyle w:val="Normal"/>
-              <w:jc w:val="center"/>
-              <w:pBdr>
-                <w:bottom w:val="none" w:sz="0" w:space="0" w:color="000000"/>
-                <w:top w:val="none" w:sz="0" w:space="0" w:color="000000"/>
-                <w:left w:val="none" w:sz="0" w:space="0" w:color="000000"/>
-                <w:right w:val="none" w:sz="0" w:space="0" w:color="000000"/>
-              </w:pBdr>
-              <w:spacing w:after="100" w:before="100" w:line="240"/>
-              <w:ind w:left="100" w:right="100" w:firstLine="0" w:firstLineChars="0"/>
-              <w:rPr>
-                <w:rFonts w:ascii="Helvetica" w:hAnsi="Helvetica" w:eastAsia="Helvetica" w:cs="Helvetica"/>
-                <w:i w:val="false"/>
-                <w:b w:val="false"/>
-                <w:u w:val="none"/>
-                <w:sz w:val="22"/>
-                <w:szCs w:val="22"/>
-                <w:color w:val="000000"/>
-              </w:rPr>
-            </w:pPr>
-            <w:r>
-              <w:rPr>
-                <w:rFonts w:ascii="Helvetica" w:hAnsi="Helvetica" w:eastAsia="Helvetica" w:cs="Helvetica"/>
-                <w:i w:val="false"/>
-                <w:b w:val="false"/>
-                <w:u w:val="none"/>
-                <w:sz w:val="22"/>
-                <w:szCs w:val="22"/>
-                <w:color w:val="000000"/>
-              </w:rPr>
-              <w:t xml:space="preserve">0.950</w:t>
+              <w:t xml:space="preserve">0.66, 1.54</w:t>
+            </w:r>
+          </w:p>
+        </w:tc>
+        <w:tc>
+          <w:tcPr>
+            <w:tcBorders>
+              <w:bottom w:val="none" w:sz="0" w:space="0" w:color="000000"/>
+              <w:top w:val="none" w:sz="0" w:space="0" w:color="000000"/>
+              <w:left w:val="none" w:sz="0" w:space="0" w:color="000000"/>
+              <w:right w:val="none" w:sz="0" w:space="0" w:color="000000"/>
+            </w:tcBorders>
+            <w:shd w:val="clear" w:color="auto" w:fill="FFFFFF"/>
+            <w:tcMar>
+              <w:top w:w="0" w:type="dxa"/>
+              <w:bottom w:w="0" w:type="dxa"/>
+              <w:left w:w="0" w:type="dxa"/>
+              <w:right w:w="0" w:type="dxa"/>
+            </w:tcMar>
+            <w:vAlign w:val="top"/>
+          </w:tcPr>
+          <w:p>
+            <w:pPr>
+              <w:pStyle w:val="Normal"/>
+              <w:jc w:val="center"/>
+              <w:pBdr>
+                <w:bottom w:val="none" w:sz="0" w:space="0" w:color="000000"/>
+                <w:top w:val="none" w:sz="0" w:space="0" w:color="000000"/>
+                <w:left w:val="none" w:sz="0" w:space="0" w:color="000000"/>
+                <w:right w:val="none" w:sz="0" w:space="0" w:color="000000"/>
+              </w:pBdr>
+              <w:spacing w:after="100" w:before="100" w:line="240"/>
+              <w:ind w:left="100" w:right="100" w:firstLine="0" w:firstLineChars="0"/>
+              <w:rPr>
+                <w:rFonts w:ascii="Helvetica" w:hAnsi="Helvetica" w:eastAsia="Helvetica" w:cs="Helvetica"/>
+                <w:i w:val="false"/>
+                <w:b w:val="false"/>
+                <w:u w:val="none"/>
+                <w:sz w:val="22"/>
+                <w:szCs w:val="22"/>
+                <w:color w:val="000000"/>
+              </w:rPr>
+            </w:pPr>
+            <w:r>
+              <w:rPr>
+                <w:rFonts w:ascii="Helvetica" w:hAnsi="Helvetica" w:eastAsia="Helvetica" w:cs="Helvetica"/>
+                <w:i w:val="false"/>
+                <w:b w:val="false"/>
+                <w:u w:val="none"/>
+                <w:sz w:val="22"/>
+                <w:szCs w:val="22"/>
+                <w:color w:val="000000"/>
+              </w:rPr>
+              <w:t xml:space="preserve">0.970</w:t>
             </w:r>
           </w:p>
         </w:tc>
@@ -16665,7 +16665,7 @@
                 <w:szCs w:val="22"/>
                 <w:color w:val="000000"/>
               </w:rPr>
-              <w:t xml:space="preserve">0.200</w:t>
+              <w:t xml:space="preserve">0.170</w:t>
             </w:r>
           </w:p>
         </w:tc>
@@ -17042,113 +17042,113 @@
                 <w:szCs w:val="22"/>
                 <w:color w:val="000000"/>
               </w:rPr>
-              <w:t xml:space="preserve">1.15</w:t>
-            </w:r>
-          </w:p>
-        </w:tc>
-        <w:tc>
-          <w:tcPr>
-            <w:tcBorders>
-              <w:bottom w:val="none" w:sz="0" w:space="0" w:color="000000"/>
-              <w:top w:val="none" w:sz="0" w:space="0" w:color="000000"/>
-              <w:left w:val="none" w:sz="0" w:space="0" w:color="000000"/>
-              <w:right w:val="none" w:sz="0" w:space="0" w:color="000000"/>
-            </w:tcBorders>
-            <w:shd w:val="clear" w:color="auto" w:fill="FFFFFF"/>
-            <w:tcMar>
-              <w:top w:w="0" w:type="dxa"/>
-              <w:bottom w:w="0" w:type="dxa"/>
-              <w:left w:w="0" w:type="dxa"/>
-              <w:right w:w="0" w:type="dxa"/>
-            </w:tcMar>
-            <w:vAlign w:val="top"/>
-          </w:tcPr>
-          <w:p>
-            <w:pPr>
-              <w:pStyle w:val="Normal"/>
-              <w:jc w:val="center"/>
-              <w:pBdr>
-                <w:bottom w:val="none" w:sz="0" w:space="0" w:color="000000"/>
-                <w:top w:val="none" w:sz="0" w:space="0" w:color="000000"/>
-                <w:left w:val="none" w:sz="0" w:space="0" w:color="000000"/>
-                <w:right w:val="none" w:sz="0" w:space="0" w:color="000000"/>
-              </w:pBdr>
-              <w:spacing w:after="100" w:before="100" w:line="240"/>
-              <w:ind w:left="100" w:right="100" w:firstLine="0" w:firstLineChars="0"/>
-              <w:rPr>
-                <w:rFonts w:ascii="Helvetica" w:hAnsi="Helvetica" w:eastAsia="Helvetica" w:cs="Helvetica"/>
-                <w:i w:val="false"/>
-                <w:b w:val="false"/>
-                <w:u w:val="none"/>
-                <w:sz w:val="22"/>
-                <w:szCs w:val="22"/>
-                <w:color w:val="000000"/>
-              </w:rPr>
-            </w:pPr>
-            <w:r>
-              <w:rPr>
-                <w:rFonts w:ascii="Helvetica" w:hAnsi="Helvetica" w:eastAsia="Helvetica" w:cs="Helvetica"/>
-                <w:i w:val="false"/>
-                <w:b w:val="false"/>
-                <w:u w:val="none"/>
-                <w:sz w:val="22"/>
-                <w:szCs w:val="22"/>
-                <w:color w:val="000000"/>
-              </w:rPr>
-              <w:t xml:space="preserve">0.84, 1.58</w:t>
-            </w:r>
-          </w:p>
-        </w:tc>
-        <w:tc>
-          <w:tcPr>
-            <w:tcBorders>
-              <w:bottom w:val="none" w:sz="0" w:space="0" w:color="000000"/>
-              <w:top w:val="none" w:sz="0" w:space="0" w:color="000000"/>
-              <w:left w:val="none" w:sz="0" w:space="0" w:color="000000"/>
-              <w:right w:val="none" w:sz="0" w:space="0" w:color="000000"/>
-            </w:tcBorders>
-            <w:shd w:val="clear" w:color="auto" w:fill="FFFFFF"/>
-            <w:tcMar>
-              <w:top w:w="0" w:type="dxa"/>
-              <w:bottom w:w="0" w:type="dxa"/>
-              <w:left w:w="0" w:type="dxa"/>
-              <w:right w:w="0" w:type="dxa"/>
-            </w:tcMar>
-            <w:vAlign w:val="top"/>
-          </w:tcPr>
-          <w:p>
-            <w:pPr>
-              <w:pStyle w:val="Normal"/>
-              <w:jc w:val="center"/>
-              <w:pBdr>
-                <w:bottom w:val="none" w:sz="0" w:space="0" w:color="000000"/>
-                <w:top w:val="none" w:sz="0" w:space="0" w:color="000000"/>
-                <w:left w:val="none" w:sz="0" w:space="0" w:color="000000"/>
-                <w:right w:val="none" w:sz="0" w:space="0" w:color="000000"/>
-              </w:pBdr>
-              <w:spacing w:after="100" w:before="100" w:line="240"/>
-              <w:ind w:left="100" w:right="100" w:firstLine="0" w:firstLineChars="0"/>
-              <w:rPr>
-                <w:rFonts w:ascii="Helvetica" w:hAnsi="Helvetica" w:eastAsia="Helvetica" w:cs="Helvetica"/>
-                <w:i w:val="false"/>
-                <w:b w:val="false"/>
-                <w:u w:val="none"/>
-                <w:sz w:val="22"/>
-                <w:szCs w:val="22"/>
-                <w:color w:val="000000"/>
-              </w:rPr>
-            </w:pPr>
-            <w:r>
-              <w:rPr>
-                <w:rFonts w:ascii="Helvetica" w:hAnsi="Helvetica" w:eastAsia="Helvetica" w:cs="Helvetica"/>
-                <w:i w:val="false"/>
-                <w:b w:val="false"/>
-                <w:u w:val="none"/>
-                <w:sz w:val="22"/>
-                <w:szCs w:val="22"/>
-                <w:color w:val="000000"/>
-              </w:rPr>
-              <w:t xml:space="preserve">0.370</w:t>
+              <w:t xml:space="preserve">1.16</w:t>
+            </w:r>
+          </w:p>
+        </w:tc>
+        <w:tc>
+          <w:tcPr>
+            <w:tcBorders>
+              <w:bottom w:val="none" w:sz="0" w:space="0" w:color="000000"/>
+              <w:top w:val="none" w:sz="0" w:space="0" w:color="000000"/>
+              <w:left w:val="none" w:sz="0" w:space="0" w:color="000000"/>
+              <w:right w:val="none" w:sz="0" w:space="0" w:color="000000"/>
+            </w:tcBorders>
+            <w:shd w:val="clear" w:color="auto" w:fill="FFFFFF"/>
+            <w:tcMar>
+              <w:top w:w="0" w:type="dxa"/>
+              <w:bottom w:w="0" w:type="dxa"/>
+              <w:left w:w="0" w:type="dxa"/>
+              <w:right w:w="0" w:type="dxa"/>
+            </w:tcMar>
+            <w:vAlign w:val="top"/>
+          </w:tcPr>
+          <w:p>
+            <w:pPr>
+              <w:pStyle w:val="Normal"/>
+              <w:jc w:val="center"/>
+              <w:pBdr>
+                <w:bottom w:val="none" w:sz="0" w:space="0" w:color="000000"/>
+                <w:top w:val="none" w:sz="0" w:space="0" w:color="000000"/>
+                <w:left w:val="none" w:sz="0" w:space="0" w:color="000000"/>
+                <w:right w:val="none" w:sz="0" w:space="0" w:color="000000"/>
+              </w:pBdr>
+              <w:spacing w:after="100" w:before="100" w:line="240"/>
+              <w:ind w:left="100" w:right="100" w:firstLine="0" w:firstLineChars="0"/>
+              <w:rPr>
+                <w:rFonts w:ascii="Helvetica" w:hAnsi="Helvetica" w:eastAsia="Helvetica" w:cs="Helvetica"/>
+                <w:i w:val="false"/>
+                <w:b w:val="false"/>
+                <w:u w:val="none"/>
+                <w:sz w:val="22"/>
+                <w:szCs w:val="22"/>
+                <w:color w:val="000000"/>
+              </w:rPr>
+            </w:pPr>
+            <w:r>
+              <w:rPr>
+                <w:rFonts w:ascii="Helvetica" w:hAnsi="Helvetica" w:eastAsia="Helvetica" w:cs="Helvetica"/>
+                <w:i w:val="false"/>
+                <w:b w:val="false"/>
+                <w:u w:val="none"/>
+                <w:sz w:val="22"/>
+                <w:szCs w:val="22"/>
+                <w:color w:val="000000"/>
+              </w:rPr>
+              <w:t xml:space="preserve">0.85, 1.59</w:t>
+            </w:r>
+          </w:p>
+        </w:tc>
+        <w:tc>
+          <w:tcPr>
+            <w:tcBorders>
+              <w:bottom w:val="none" w:sz="0" w:space="0" w:color="000000"/>
+              <w:top w:val="none" w:sz="0" w:space="0" w:color="000000"/>
+              <w:left w:val="none" w:sz="0" w:space="0" w:color="000000"/>
+              <w:right w:val="none" w:sz="0" w:space="0" w:color="000000"/>
+            </w:tcBorders>
+            <w:shd w:val="clear" w:color="auto" w:fill="FFFFFF"/>
+            <w:tcMar>
+              <w:top w:w="0" w:type="dxa"/>
+              <w:bottom w:w="0" w:type="dxa"/>
+              <w:left w:w="0" w:type="dxa"/>
+              <w:right w:w="0" w:type="dxa"/>
+            </w:tcMar>
+            <w:vAlign w:val="top"/>
+          </w:tcPr>
+          <w:p>
+            <w:pPr>
+              <w:pStyle w:val="Normal"/>
+              <w:jc w:val="center"/>
+              <w:pBdr>
+                <w:bottom w:val="none" w:sz="0" w:space="0" w:color="000000"/>
+                <w:top w:val="none" w:sz="0" w:space="0" w:color="000000"/>
+                <w:left w:val="none" w:sz="0" w:space="0" w:color="000000"/>
+                <w:right w:val="none" w:sz="0" w:space="0" w:color="000000"/>
+              </w:pBdr>
+              <w:spacing w:after="100" w:before="100" w:line="240"/>
+              <w:ind w:left="100" w:right="100" w:firstLine="0" w:firstLineChars="0"/>
+              <w:rPr>
+                <w:rFonts w:ascii="Helvetica" w:hAnsi="Helvetica" w:eastAsia="Helvetica" w:cs="Helvetica"/>
+                <w:i w:val="false"/>
+                <w:b w:val="false"/>
+                <w:u w:val="none"/>
+                <w:sz w:val="22"/>
+                <w:szCs w:val="22"/>
+                <w:color w:val="000000"/>
+              </w:rPr>
+            </w:pPr>
+            <w:r>
+              <w:rPr>
+                <w:rFonts w:ascii="Helvetica" w:hAnsi="Helvetica" w:eastAsia="Helvetica" w:cs="Helvetica"/>
+                <w:i w:val="false"/>
+                <w:b w:val="false"/>
+                <w:u w:val="none"/>
+                <w:sz w:val="22"/>
+                <w:szCs w:val="22"/>
+                <w:color w:val="000000"/>
+              </w:rPr>
+              <w:t xml:space="preserve">0.350</w:t>
             </w:r>
           </w:p>
         </w:tc>
@@ -17631,7 +17631,7 @@
                 <w:szCs w:val="22"/>
                 <w:color w:val="000000"/>
               </w:rPr>
-              <w:t xml:space="preserve">0.580</w:t>
+              <w:t xml:space="preserve">0.570</w:t>
             </w:r>
           </w:p>
         </w:tc>
@@ -17690,7 +17690,7 @@
                 <w:szCs w:val="22"/>
                 <w:color w:val="000000"/>
               </w:rPr>
-              <w:t xml:space="preserve">ckd_epi_gfr_cre_cys</w:t>
+              <w:t xml:space="preserve">baseline_cre_egfr</w:t>
             </w:r>
           </w:p>
         </w:tc>
@@ -17849,7 +17849,7 @@
                 <w:szCs w:val="22"/>
                 <w:color w:val="000000"/>
               </w:rPr>
-              <w:t xml:space="preserve">0.98, 0.99</w:t>
+              <w:t xml:space="preserve">0.98, 1.00</w:t>
             </w:r>
           </w:p>
         </w:tc>
@@ -17902,7 +17902,7 @@
                 <w:szCs w:val="22"/>
                 <w:color w:val="000000"/>
               </w:rPr>
-              <w:t xml:space="preserve">&lt;0.001</w:t>
+              <w:t xml:space="preserve">0.042</w:t>
             </w:r>
           </w:p>
         </w:tc>
@@ -18114,7 +18114,7 @@
                 <w:szCs w:val="22"/>
                 <w:color w:val="000000"/>
               </w:rPr>
-              <w:t xml:space="preserve">0.070</w:t>
+              <w:t xml:space="preserve">0.098</w:t>
             </w:r>
           </w:p>
         </w:tc>
